--- a/docs/Relatorio_Executivo_Fase1_Olist_FINAL.docx
+++ b/docs/Relatorio_Executivo_Fase1_Olist_FINAL.docx
@@ -29,104 +29,261 @@
     <w:p>
       <w:pPr>
         <w:jc w:val="center"/>
+        <w:rPr>
+          <w:lang w:val="pt-BR"/>
+        </w:rPr>
       </w:pPr>
       <w:r>
         <w:rPr>
           <w:sz w:val="34"/>
-        </w:rPr>
-        <w:t>Relatório Executivo e Visão Estratégica de IA Agêntica</w:t>
-      </w:r>
+          <w:lang w:val="pt-BR"/>
+        </w:rPr>
+        <w:t xml:space="preserve">Relatório Executivo e Visão Estratégica de IA </w:t>
+      </w:r>
+      <w:proofErr w:type="spellStart"/>
+      <w:r>
+        <w:rPr>
+          <w:sz w:val="34"/>
+          <w:lang w:val="pt-BR"/>
+        </w:rPr>
+        <w:t>Agêntica</w:t>
+      </w:r>
+      <w:proofErr w:type="spellEnd"/>
     </w:p>
     <w:p>
-      <w:r>
+      <w:pPr>
+        <w:rPr>
+          <w:lang w:val="pt-BR"/>
+        </w:rPr>
+      </w:pPr>
+      <w:r>
+        <w:rPr>
+          <w:lang w:val="pt-BR"/>
+        </w:rPr>
         <w:br/>
       </w:r>
     </w:p>
     <w:p>
       <w:pPr>
         <w:jc w:val="center"/>
-      </w:pPr>
-      <w:r>
-        <w:t>Pós-graduação em IA Agêntica · FIAP</w:t>
+        <w:rPr>
+          <w:lang w:val="pt-BR"/>
+        </w:rPr>
+      </w:pPr>
+      <w:r>
+        <w:rPr>
+          <w:lang w:val="pt-BR"/>
+        </w:rPr>
+        <w:t xml:space="preserve">Pós-graduação em IA </w:t>
+      </w:r>
+      <w:proofErr w:type="spellStart"/>
+      <w:r>
+        <w:rPr>
+          <w:lang w:val="pt-BR"/>
+        </w:rPr>
+        <w:t>Agêntica</w:t>
+      </w:r>
+      <w:proofErr w:type="spellEnd"/>
+      <w:r>
+        <w:rPr>
+          <w:lang w:val="pt-BR"/>
+        </w:rPr>
+        <w:t xml:space="preserve"> · FIAP</w:t>
       </w:r>
     </w:p>
     <w:p>
       <w:pPr>
         <w:jc w:val="center"/>
-      </w:pPr>
-      <w:r>
-        <w:t>Base analisada: Brazilian E-Commerce Public Dataset by Olist (2016–2018)</w:t>
+        <w:rPr>
+          <w:lang w:val="pt-BR"/>
+        </w:rPr>
+      </w:pPr>
+      <w:r>
+        <w:rPr>
+          <w:lang w:val="pt-BR"/>
+        </w:rPr>
+        <w:t xml:space="preserve">Base analisada: </w:t>
+      </w:r>
+      <w:proofErr w:type="spellStart"/>
+      <w:r>
+        <w:rPr>
+          <w:lang w:val="pt-BR"/>
+        </w:rPr>
+        <w:t>Brazilian</w:t>
+      </w:r>
+      <w:proofErr w:type="spellEnd"/>
+      <w:r>
+        <w:rPr>
+          <w:lang w:val="pt-BR"/>
+        </w:rPr>
+        <w:t xml:space="preserve"> E-Commerce </w:t>
+      </w:r>
+      <w:proofErr w:type="spellStart"/>
+      <w:r>
+        <w:rPr>
+          <w:lang w:val="pt-BR"/>
+        </w:rPr>
+        <w:t>Public</w:t>
+      </w:r>
+      <w:proofErr w:type="spellEnd"/>
+      <w:r>
+        <w:rPr>
+          <w:lang w:val="pt-BR"/>
+        </w:rPr>
+        <w:t xml:space="preserve"> </w:t>
+      </w:r>
+      <w:proofErr w:type="spellStart"/>
+      <w:r>
+        <w:rPr>
+          <w:lang w:val="pt-BR"/>
+        </w:rPr>
+        <w:t>Dataset</w:t>
+      </w:r>
+      <w:proofErr w:type="spellEnd"/>
+      <w:r>
+        <w:rPr>
+          <w:lang w:val="pt-BR"/>
+        </w:rPr>
+        <w:t xml:space="preserve"> </w:t>
+      </w:r>
+      <w:proofErr w:type="spellStart"/>
+      <w:r>
+        <w:rPr>
+          <w:lang w:val="pt-BR"/>
+        </w:rPr>
+        <w:t>by</w:t>
+      </w:r>
+      <w:proofErr w:type="spellEnd"/>
+      <w:r>
+        <w:rPr>
+          <w:lang w:val="pt-BR"/>
+        </w:rPr>
+        <w:t xml:space="preserve"> Olist (2016–2018)</w:t>
       </w:r>
     </w:p>
     <w:p>
       <w:pPr>
         <w:jc w:val="center"/>
-      </w:pPr>
-      <w:r>
+        <w:rPr>
+          <w:lang w:val="pt-BR"/>
+        </w:rPr>
+      </w:pPr>
+      <w:r>
+        <w:rPr>
+          <w:lang w:val="pt-BR"/>
+        </w:rPr>
         <w:t>99.441 pedidos · mais de R$ 16 milhões em receita transacionada</w:t>
       </w:r>
     </w:p>
     <w:p>
       <w:pPr>
         <w:jc w:val="center"/>
-      </w:pPr>
-      <w:r>
+        <w:rPr>
+          <w:lang w:val="pt-BR"/>
+        </w:rPr>
+      </w:pPr>
+      <w:r>
+        <w:rPr>
+          <w:lang w:val="pt-BR"/>
+        </w:rPr>
         <w:t>Versão final · 26 de agosto de 2026</w:t>
       </w:r>
     </w:p>
     <w:p>
+      <w:pPr>
+        <w:rPr>
+          <w:lang w:val="pt-BR"/>
+        </w:rPr>
+      </w:pPr>
       <w:r>
         <w:rPr>
           <w:b/>
           <w:sz w:val="20"/>
+          <w:lang w:val="pt-BR"/>
         </w:rPr>
         <w:t>Equipe</w:t>
       </w:r>
     </w:p>
     <w:p>
+      <w:pPr>
+        <w:rPr>
+          <w:lang w:val="pt-BR"/>
+        </w:rPr>
+      </w:pPr>
       <w:r>
         <w:rPr>
           <w:sz w:val="18"/>
+          <w:lang w:val="pt-BR"/>
         </w:rPr>
         <w:t>Leonardo Granjeiro · lgranjeiro@bol.com.br</w:t>
       </w:r>
     </w:p>
     <w:p>
+      <w:pPr>
+        <w:rPr>
+          <w:lang w:val="pt-BR"/>
+        </w:rPr>
+      </w:pPr>
       <w:r>
         <w:rPr>
           <w:sz w:val="18"/>
+          <w:lang w:val="pt-BR"/>
         </w:rPr>
         <w:t>Jorge Leandro Piva · jorgelpiva@gmail.com</w:t>
       </w:r>
     </w:p>
     <w:p>
+      <w:pPr>
+        <w:rPr>
+          <w:lang w:val="pt-BR"/>
+        </w:rPr>
+      </w:pPr>
       <w:r>
         <w:rPr>
           <w:sz w:val="18"/>
+          <w:lang w:val="pt-BR"/>
         </w:rPr>
         <w:t>Caio Sousa · caio.rios.sousa@gmail.com</w:t>
       </w:r>
     </w:p>
     <w:p>
+      <w:pPr>
+        <w:rPr>
+          <w:lang w:val="pt-BR"/>
+        </w:rPr>
+      </w:pPr>
       <w:r>
         <w:rPr>
           <w:sz w:val="18"/>
+          <w:lang w:val="pt-BR"/>
         </w:rPr>
         <w:t>Lucas Vinicius Oliveira Mendes · lucasviniciusom@gmail.com</w:t>
       </w:r>
     </w:p>
     <w:p>
-      <w:r>
+      <w:pPr>
+        <w:rPr>
+          <w:lang w:val="pt-BR"/>
+        </w:rPr>
+      </w:pPr>
+      <w:r>
+        <w:rPr>
+          <w:lang w:val="pt-BR"/>
+        </w:rPr>
         <w:br/>
       </w:r>
     </w:p>
     <w:p>
       <w:pPr>
         <w:jc w:val="center"/>
+        <w:rPr>
+          <w:lang w:val="pt-BR"/>
+        </w:rPr>
       </w:pPr>
       <w:r>
         <w:rPr>
           <w:b/>
+          <w:lang w:val="pt-BR"/>
         </w:rPr>
         <w:t>Pergunta central</w:t>
       </w:r>
@@ -134,25 +291,43 @@
     <w:p>
       <w:pPr>
         <w:jc w:val="center"/>
+        <w:rPr>
+          <w:lang w:val="pt-BR"/>
+        </w:rPr>
       </w:pPr>
       <w:r>
         <w:rPr>
           <w:i/>
           <w:sz w:val="24"/>
+          <w:lang w:val="pt-BR"/>
         </w:rPr>
         <w:t>“Como a Olist poderia utilizar IA Generativa e Agentes de IA para melhorar sua operação e seus indicadores de negócio?”</w:t>
       </w:r>
     </w:p>
     <w:p>
-      <w:r>
+      <w:pPr>
+        <w:rPr>
+          <w:lang w:val="pt-BR"/>
+        </w:rPr>
+      </w:pPr>
+      <w:r>
+        <w:rPr>
+          <w:lang w:val="pt-BR"/>
+        </w:rPr>
         <w:br w:type="page"/>
       </w:r>
     </w:p>
     <w:p>
       <w:pPr>
         <w:pStyle w:val="Heading1"/>
-      </w:pPr>
-      <w:r>
+        <w:rPr>
+          <w:lang w:val="pt-BR"/>
+        </w:rPr>
+      </w:pPr>
+      <w:r>
+        <w:rPr>
+          <w:lang w:val="pt-BR"/>
+        </w:rPr>
         <w:lastRenderedPageBreak/>
         <w:t>1. Sumário Executivo</w:t>
       </w:r>
@@ -160,25 +335,85 @@
     <w:p>
       <w:pPr>
         <w:spacing w:after="100" w:line="252" w:lineRule="auto"/>
-      </w:pPr>
-      <w:r>
-        <w:t>A análise do dataset público da Olist revela um marketplace com forte capacidade de aquisição, mas com fricções relevantes em retenção, logística, experiência do cliente e gestão da base de vendedores. O principal sinal é a taxa de recompra de apenas 3,00%: a operação analisada é predominantemente transacional, com pouca recorrência. Ao mesmo tempo, 8,11% dos pedidos chegam após o prazo estimado, o frete representa 21,34% do valor do pedido e 14,7% das avaliações são notas 1 ou 2.</w:t>
+        <w:rPr>
+          <w:lang w:val="pt-BR"/>
+        </w:rPr>
+      </w:pPr>
+      <w:r>
+        <w:rPr>
+          <w:lang w:val="pt-BR"/>
+        </w:rPr>
+        <w:t xml:space="preserve">A análise do </w:t>
+      </w:r>
+      <w:proofErr w:type="spellStart"/>
+      <w:r>
+        <w:rPr>
+          <w:lang w:val="pt-BR"/>
+        </w:rPr>
+        <w:t>dataset</w:t>
+      </w:r>
+      <w:proofErr w:type="spellEnd"/>
+      <w:r>
+        <w:rPr>
+          <w:lang w:val="pt-BR"/>
+        </w:rPr>
+        <w:t xml:space="preserve"> público da Olist revela um marketplace com forte capacidade de aquisição, mas com fricções relevantes em retenção, logística, experiência do cliente e gestão da base de vendedores. O principal sinal é a taxa de recompra de apenas 3,00%: a operação analisada é predominantemente transacional, com pouca recorrência. Ao mesmo tempo, 8,11% dos pedidos chegam após o prazo estimado, o frete representa 21,34% do valor do pedido e 14,7% das avaliações são notas 1 ou 2.</w:t>
       </w:r>
     </w:p>
     <w:p>
       <w:pPr>
         <w:spacing w:after="100" w:line="252" w:lineRule="auto"/>
-      </w:pPr>
-      <w:r>
-        <w:t>Os dados também mostram concentração do ecossistema: 17,6% dos vendedores respondem por 80% da receita, enquanto 527 sellers foram agrupados em um cluster de performance problemática, com nota média de 2,22 e entrega média de 14,4 dias. Entre clientes, a segmentação RFM indica uma base expressiva em risco e uma pequena parcela de alto valor que merece tratamento diferenciado.</w:t>
+        <w:rPr>
+          <w:lang w:val="pt-BR"/>
+        </w:rPr>
+      </w:pPr>
+      <w:r>
+        <w:rPr>
+          <w:lang w:val="pt-BR"/>
+        </w:rPr>
+        <w:t xml:space="preserve">Os dados também mostram concentração do ecossistema: 17,6% dos vendedores respondem por 80% da receita, enquanto 527 </w:t>
+      </w:r>
+      <w:proofErr w:type="spellStart"/>
+      <w:r>
+        <w:rPr>
+          <w:lang w:val="pt-BR"/>
+        </w:rPr>
+        <w:t>sellers</w:t>
+      </w:r>
+      <w:proofErr w:type="spellEnd"/>
+      <w:r>
+        <w:rPr>
+          <w:lang w:val="pt-BR"/>
+        </w:rPr>
+        <w:t xml:space="preserve"> foram agrupados em um cluster de performance problemática, com nota média de 2,22 e entrega média de 14,4 dias. Entre clientes, a segmentação RFM indica uma base expressiva em risco e uma pequena parcela de alto valor que merece tratamento diferenciado.</w:t>
       </w:r>
     </w:p>
     <w:p>
       <w:pPr>
         <w:spacing w:after="100" w:line="252" w:lineRule="auto"/>
-      </w:pPr>
-      <w:r>
-        <w:t>A recomendação é iniciar uma jornada progressiva de IA Agêntica com cinco agentes especialistas e um orquestrador executivo. Cada agente nasce de um problema mensurável e atua com níveis de autonomia compatíveis com o risco da decisão. A proposta transforma uma operação reativa em uma operação mais preditiva e proativa, preservando validação humana em ações de alto impacto.</w:t>
+        <w:rPr>
+          <w:lang w:val="pt-BR"/>
+        </w:rPr>
+      </w:pPr>
+      <w:r>
+        <w:rPr>
+          <w:lang w:val="pt-BR"/>
+        </w:rPr>
+        <w:t xml:space="preserve">A recomendação é iniciar uma jornada progressiva de IA </w:t>
+      </w:r>
+      <w:proofErr w:type="spellStart"/>
+      <w:r>
+        <w:rPr>
+          <w:lang w:val="pt-BR"/>
+        </w:rPr>
+        <w:t>Agêntica</w:t>
+      </w:r>
+      <w:proofErr w:type="spellEnd"/>
+      <w:r>
+        <w:rPr>
+          <w:lang w:val="pt-BR"/>
+        </w:rPr>
+        <w:t xml:space="preserve"> com cinco agentes especialistas e um orquestrador executivo. Cada agente nasce de um problema mensurável e atua com níveis de autonomia compatíveis com o risco da decisão. A proposta transforma uma operação reativa em uma operação mais preditiva e proativa, preservando validação humana em ações de alto impacto.</w:t>
       </w:r>
     </w:p>
     <w:tbl>
@@ -208,6 +443,7 @@
             <w:pPr>
               <w:spacing w:after="0" w:line="240" w:lineRule="auto"/>
             </w:pPr>
+            <w:proofErr w:type="spellStart"/>
             <w:r>
               <w:rPr>
                 <w:b/>
@@ -215,6 +451,7 @@
               </w:rPr>
               <w:t>Desafio</w:t>
             </w:r>
+            <w:proofErr w:type="spellEnd"/>
           </w:p>
         </w:tc>
         <w:tc>
@@ -717,25 +954,129 @@
     <w:p>
       <w:pPr>
         <w:spacing w:before="80"/>
-      </w:pPr>
-      <w:r>
         <w:rPr>
           <w:i/>
           <w:sz w:val="17"/>
-        </w:rPr>
-        <w:t>As metas futuras apresentadas neste relatório são hipóteses de impacto para validação em piloto; não são resultados comprovados pelo dataset histórico.</w:t>
+          <w:lang w:val="pt-BR"/>
+        </w:rPr>
+      </w:pPr>
+      <w:r>
+        <w:rPr>
+          <w:i/>
+          <w:sz w:val="17"/>
+          <w:lang w:val="pt-BR"/>
+        </w:rPr>
+        <w:t xml:space="preserve">As metas futuras apresentadas neste relatório são hipóteses de impacto para validação em piloto; não são resultados comprovados pelo </w:t>
+      </w:r>
+      <w:proofErr w:type="spellStart"/>
+      <w:r>
+        <w:rPr>
+          <w:i/>
+          <w:sz w:val="17"/>
+          <w:lang w:val="pt-BR"/>
+        </w:rPr>
+        <w:t>dataset</w:t>
+      </w:r>
+      <w:proofErr w:type="spellEnd"/>
+      <w:r>
+        <w:rPr>
+          <w:i/>
+          <w:sz w:val="17"/>
+          <w:lang w:val="pt-BR"/>
+        </w:rPr>
+        <w:t xml:space="preserve"> histórico.</w:t>
       </w:r>
     </w:p>
     <w:p>
-      <w:r>
-        <w:br w:type="page"/>
-      </w:r>
+      <w:pPr>
+        <w:spacing w:before="80"/>
+        <w:rPr>
+          <w:i/>
+          <w:sz w:val="17"/>
+          <w:lang w:val="pt-BR"/>
+        </w:rPr>
+      </w:pPr>
+      <w:r>
+        <w:rPr>
+          <w:i/>
+          <w:sz w:val="17"/>
+          <w:lang w:val="pt-BR"/>
+        </w:rPr>
+        <w:t xml:space="preserve">Link para o vídeo da apresentação da Fase1: </w:t>
+      </w:r>
+      <w:hyperlink r:id="rId8" w:history="1">
+        <w:r>
+          <w:rPr>
+            <w:rStyle w:val="Hyperlink"/>
+            <w:i/>
+            <w:sz w:val="17"/>
+            <w:lang w:val="pt-BR"/>
+          </w:rPr>
+          <w:t>https://drive.google.com/file/d/1t1Yk40IJMqkFO4Q3YDFspaHaz7X0K7UJ/view?usp=sharing</w:t>
+        </w:r>
+      </w:hyperlink>
     </w:p>
     <w:p>
       <w:pPr>
+        <w:spacing w:before="80"/>
+        <w:rPr>
+          <w:i/>
+          <w:sz w:val="17"/>
+          <w:lang w:val="pt-BR"/>
+        </w:rPr>
+      </w:pPr>
+      <w:r>
+        <w:rPr>
+          <w:i/>
+          <w:sz w:val="17"/>
+          <w:lang w:val="pt-BR"/>
+        </w:rPr>
+        <w:t xml:space="preserve">Link para o github do projeto: </w:t>
+      </w:r>
+      <w:hyperlink r:id="rId9" w:history="1">
+        <w:r>
+          <w:rPr>
+            <w:rStyle w:val="Hyperlink"/>
+            <w:i/>
+            <w:sz w:val="17"/>
+            <w:lang w:val="pt-BR"/>
+          </w:rPr>
+          <w:t>https://github.com/jorgelpiva/tech-challenge-fiap-agentes-ia</w:t>
+        </w:r>
+      </w:hyperlink>
+    </w:p>
+    <w:p>
+      <w:pPr>
+        <w:spacing w:before="80"/>
+        <w:rPr>
+          <w:lang w:val="pt-BR"/>
+        </w:rPr>
+      </w:pPr>
+    </w:p>
+    <w:p>
+      <w:pPr>
+        <w:rPr>
+          <w:lang w:val="pt-BR"/>
+        </w:rPr>
+      </w:pPr>
+      <w:r>
+        <w:rPr>
+          <w:lang w:val="pt-BR"/>
+        </w:rPr>
+        <w:br w:type="page"/>
+      </w:r>
+    </w:p>
+    <w:p>
+      <w:pPr>
         <w:pStyle w:val="Heading1"/>
-      </w:pPr>
-      <w:r>
+        <w:rPr>
+          <w:lang w:val="pt-BR"/>
+        </w:rPr>
+      </w:pPr>
+      <w:r>
+        <w:rPr>
+          <w:lang w:val="pt-BR"/>
+        </w:rPr>
         <w:lastRenderedPageBreak/>
         <w:t>2. Contexto e Problema de Negócio</w:t>
       </w:r>
@@ -743,101 +1084,189 @@
     <w:p>
       <w:pPr>
         <w:spacing w:after="100" w:line="252" w:lineRule="auto"/>
-      </w:pPr>
-      <w:r>
+        <w:rPr>
+          <w:lang w:val="pt-BR"/>
+        </w:rPr>
+      </w:pPr>
+      <w:r>
+        <w:rPr>
+          <w:lang w:val="pt-BR"/>
+        </w:rPr>
         <w:t>O case propõe que a Olist inicie sua jornada de transformação com IA Generativa e Agentes de IA, buscando melhorar experiência do cliente, eficiência logística, retenção, análise de reviews, eficiência operacional, automação e apoio à decisão. A Fase 1 exige visão estratégica, identificação de oportunidades e raciocínio executivo, sem necessidade de desenvolvimento técnico avançado.</w:t>
       </w:r>
     </w:p>
     <w:p>
       <w:pPr>
         <w:pStyle w:val="Heading2"/>
-      </w:pPr>
-      <w:r>
+        <w:rPr>
+          <w:lang w:val="pt-BR"/>
+        </w:rPr>
+      </w:pPr>
+      <w:r>
+        <w:rPr>
+          <w:lang w:val="pt-BR"/>
+        </w:rPr>
         <w:t>2.1 Diagnóstico em quatro fricções prioritárias</w:t>
       </w:r>
     </w:p>
     <w:p>
       <w:pPr>
         <w:pStyle w:val="Heading2"/>
-      </w:pPr>
-      <w:r>
+        <w:rPr>
+          <w:lang w:val="pt-BR"/>
+        </w:rPr>
+      </w:pPr>
+      <w:r>
+        <w:rPr>
+          <w:lang w:val="pt-BR"/>
+        </w:rPr>
         <w:t>Retenção e fidelização</w:t>
       </w:r>
     </w:p>
     <w:p>
       <w:pPr>
         <w:spacing w:after="100" w:line="252" w:lineRule="auto"/>
-      </w:pPr>
-      <w:r>
+        <w:rPr>
+          <w:lang w:val="pt-BR"/>
+        </w:rPr>
+      </w:pPr>
+      <w:r>
+        <w:rPr>
+          <w:lang w:val="pt-BR"/>
+        </w:rPr>
         <w:t>93.358 clientes únicos e apenas 3,00% de recompra; LTV estimado de R$ 165,20, próximo ao ticket médio de R$ 161,00.</w:t>
       </w:r>
     </w:p>
     <w:p>
       <w:pPr>
         <w:pStyle w:val="Heading2"/>
-      </w:pPr>
-      <w:r>
+        <w:rPr>
+          <w:lang w:val="pt-BR"/>
+        </w:rPr>
+      </w:pPr>
+      <w:r>
+        <w:rPr>
+          <w:lang w:val="pt-BR"/>
+        </w:rPr>
         <w:t>Logística e custo de servir</w:t>
       </w:r>
     </w:p>
     <w:p>
       <w:pPr>
         <w:spacing w:after="100" w:line="252" w:lineRule="auto"/>
-      </w:pPr>
-      <w:r>
+        <w:rPr>
+          <w:lang w:val="pt-BR"/>
+        </w:rPr>
+      </w:pPr>
+      <w:r>
+        <w:rPr>
+          <w:lang w:val="pt-BR"/>
+        </w:rPr>
         <w:t>Tempo médio de entrega próximo de 12,5 dias; 8,11% de atrasos; 63,8% das vendas interestaduais; frete equivalente a 21,34% do pedido.</w:t>
       </w:r>
     </w:p>
     <w:p>
       <w:pPr>
         <w:pStyle w:val="Heading2"/>
-      </w:pPr>
-      <w:r>
+        <w:rPr>
+          <w:lang w:val="pt-BR"/>
+        </w:rPr>
+      </w:pPr>
+      <w:r>
+        <w:rPr>
+          <w:lang w:val="pt-BR"/>
+        </w:rPr>
         <w:t>Experiência e reviews</w:t>
       </w:r>
     </w:p>
     <w:p>
       <w:pPr>
         <w:spacing w:after="100" w:line="252" w:lineRule="auto"/>
-      </w:pPr>
-      <w:r>
+        <w:rPr>
+          <w:lang w:val="pt-BR"/>
+        </w:rPr>
+      </w:pPr>
+      <w:r>
+        <w:rPr>
+          <w:lang w:val="pt-BR"/>
+        </w:rPr>
         <w:t>57,8% das avaliações são nota 5, porém 11,5% são nota 1 e 3,2% nota 2. Comentários negativos destacam termos ligados a prazo e entrega.</w:t>
       </w:r>
     </w:p>
     <w:p>
       <w:pPr>
         <w:pStyle w:val="Heading2"/>
-      </w:pPr>
-      <w:r>
-        <w:t>Qualidade e concentração de sellers</w:t>
-      </w:r>
+        <w:rPr>
+          <w:lang w:val="pt-BR"/>
+        </w:rPr>
+      </w:pPr>
+      <w:r>
+        <w:rPr>
+          <w:lang w:val="pt-BR"/>
+        </w:rPr>
+        <w:t xml:space="preserve">Qualidade e concentração de </w:t>
+      </w:r>
+      <w:proofErr w:type="spellStart"/>
+      <w:r>
+        <w:rPr>
+          <w:lang w:val="pt-BR"/>
+        </w:rPr>
+        <w:t>sellers</w:t>
+      </w:r>
+      <w:proofErr w:type="spellEnd"/>
     </w:p>
     <w:p>
       <w:pPr>
         <w:spacing w:after="100" w:line="252" w:lineRule="auto"/>
-      </w:pPr>
-      <w:r>
+        <w:rPr>
+          <w:lang w:val="pt-BR"/>
+        </w:rPr>
+      </w:pPr>
+      <w:r>
+        <w:rPr>
+          <w:lang w:val="pt-BR"/>
+        </w:rPr>
         <w:t>3.095 vendedores; Gini 0,792; 17,6% geram 80% da receita; 342 têm nota média abaixo de 3,0 e 527 integram o cluster problemático.</w:t>
       </w:r>
     </w:p>
     <w:p>
       <w:pPr>
         <w:spacing w:after="100" w:line="252" w:lineRule="auto"/>
-      </w:pPr>
-      <w:r>
+        <w:rPr>
+          <w:lang w:val="pt-BR"/>
+        </w:rPr>
+      </w:pPr>
+      <w:r>
+        <w:rPr>
+          <w:lang w:val="pt-BR"/>
+        </w:rPr>
         <w:t>Esses quatro eixos foram usados como âncoras para priorizar os casos de uso de IA. A lógica adotada é simples: o agente só é proposto quando existe um problema de negócio claro, um conjunto de dados que o contextualiza, usuários definidos e um indicador capaz de medir o resultado.</w:t>
       </w:r>
     </w:p>
     <w:p>
-      <w:r>
+      <w:pPr>
+        <w:rPr>
+          <w:lang w:val="pt-BR"/>
+        </w:rPr>
+      </w:pPr>
+      <w:r>
+        <w:rPr>
+          <w:lang w:val="pt-BR"/>
+        </w:rPr>
         <w:br w:type="page"/>
       </w:r>
     </w:p>
     <w:p>
       <w:pPr>
         <w:pStyle w:val="Heading1"/>
-      </w:pPr>
-      <w:r>
+        <w:rPr>
+          <w:lang w:val="pt-BR"/>
+        </w:rPr>
+      </w:pPr>
+      <w:r>
+        <w:rPr>
+          <w:lang w:val="pt-BR"/>
+        </w:rPr>
         <w:lastRenderedPageBreak/>
         <w:t>3. Abordagem Analítica</w:t>
       </w:r>
@@ -845,9 +1274,29 @@
     <w:p>
       <w:pPr>
         <w:spacing w:after="100" w:line="252" w:lineRule="auto"/>
-      </w:pPr>
-      <w:r>
-        <w:t>Foram analisadas sete dimensões complementares do dataset. Para manter o relatório executivo, os métodos são apresentados de forma resumida; o detalhamento permanece nos notebooks do projeto.</w:t>
+        <w:rPr>
+          <w:lang w:val="pt-BR"/>
+        </w:rPr>
+      </w:pPr>
+      <w:r>
+        <w:rPr>
+          <w:lang w:val="pt-BR"/>
+        </w:rPr>
+        <w:t xml:space="preserve">Foram analisadas sete dimensões complementares do </w:t>
+      </w:r>
+      <w:proofErr w:type="spellStart"/>
+      <w:r>
+        <w:rPr>
+          <w:lang w:val="pt-BR"/>
+        </w:rPr>
+        <w:t>dataset</w:t>
+      </w:r>
+      <w:proofErr w:type="spellEnd"/>
+      <w:r>
+        <w:rPr>
+          <w:lang w:val="pt-BR"/>
+        </w:rPr>
+        <w:t>. Para manter o relatório executivo, os métodos são apresentados de forma resumida; o detalhamento permanece nos notebooks do projeto.</w:t>
       </w:r>
     </w:p>
     <w:tbl>
@@ -875,6 +1324,7 @@
             <w:pPr>
               <w:spacing w:after="0" w:line="240" w:lineRule="auto"/>
             </w:pPr>
+            <w:proofErr w:type="spellStart"/>
             <w:r>
               <w:rPr>
                 <w:b/>
@@ -882,6 +1332,7 @@
               </w:rPr>
               <w:t>Frente</w:t>
             </w:r>
+            <w:proofErr w:type="spellEnd"/>
           </w:p>
         </w:tc>
         <w:tc>
@@ -916,10 +1367,14 @@
           <w:p>
             <w:pPr>
               <w:spacing w:after="0" w:line="240" w:lineRule="auto"/>
+              <w:rPr>
+                <w:lang w:val="pt-BR"/>
+              </w:rPr>
             </w:pPr>
             <w:r>
               <w:rPr>
                 <w:sz w:val="16"/>
+                <w:lang w:val="pt-BR"/>
               </w:rPr>
               <w:t>EDA e qualidade de dados</w:t>
             </w:r>
@@ -933,10 +1388,14 @@
           <w:p>
             <w:pPr>
               <w:spacing w:after="0" w:line="240" w:lineRule="auto"/>
+              <w:rPr>
+                <w:lang w:val="pt-BR"/>
+              </w:rPr>
             </w:pPr>
             <w:r>
               <w:rPr>
                 <w:sz w:val="16"/>
+                <w:lang w:val="pt-BR"/>
               </w:rPr>
               <w:t>Compreender pedidos, receita, preço, frete, prazos e dados ausentes.</w:t>
             </w:r>
@@ -955,12 +1414,32 @@
           <w:p>
             <w:pPr>
               <w:spacing w:after="0" w:line="240" w:lineRule="auto"/>
+              <w:rPr>
+                <w:lang w:val="pt-BR"/>
+              </w:rPr>
             </w:pPr>
             <w:r>
               <w:rPr>
                 <w:sz w:val="16"/>
-              </w:rPr>
-              <w:t>RFM + K-Means de clientes</w:t>
+                <w:lang w:val="pt-BR"/>
+              </w:rPr>
+              <w:t>RFM + K-</w:t>
+            </w:r>
+            <w:proofErr w:type="spellStart"/>
+            <w:r>
+              <w:rPr>
+                <w:sz w:val="16"/>
+                <w:lang w:val="pt-BR"/>
+              </w:rPr>
+              <w:t>Means</w:t>
+            </w:r>
+            <w:proofErr w:type="spellEnd"/>
+            <w:r>
+              <w:rPr>
+                <w:sz w:val="16"/>
+                <w:lang w:val="pt-BR"/>
+              </w:rPr>
+              <w:t xml:space="preserve"> de clientes</w:t>
             </w:r>
           </w:p>
         </w:tc>
@@ -972,10 +1451,14 @@
           <w:p>
             <w:pPr>
               <w:spacing w:after="0" w:line="240" w:lineRule="auto"/>
+              <w:rPr>
+                <w:lang w:val="pt-BR"/>
+              </w:rPr>
             </w:pPr>
             <w:r>
               <w:rPr>
                 <w:sz w:val="16"/>
+                <w:lang w:val="pt-BR"/>
               </w:rPr>
               <w:t>Identificar grupos de comportamento e oportunidades de retenção.</w:t>
             </w:r>
@@ -999,8 +1482,16 @@
               <w:rPr>
                 <w:sz w:val="16"/>
               </w:rPr>
-              <w:t>K-Means de vendedores</w:t>
-            </w:r>
+              <w:t xml:space="preserve">K-Means de </w:t>
+            </w:r>
+            <w:proofErr w:type="spellStart"/>
+            <w:r>
+              <w:rPr>
+                <w:sz w:val="16"/>
+              </w:rPr>
+              <w:t>vendedores</w:t>
+            </w:r>
+            <w:proofErr w:type="spellEnd"/>
           </w:p>
         </w:tc>
         <w:tc>
@@ -1011,12 +1502,48 @@
           <w:p>
             <w:pPr>
               <w:spacing w:after="0" w:line="240" w:lineRule="auto"/>
+              <w:rPr>
+                <w:lang w:val="pt-BR"/>
+              </w:rPr>
             </w:pPr>
             <w:r>
               <w:rPr>
                 <w:sz w:val="16"/>
-              </w:rPr>
-              <w:t>Separar perfis de performance e apoiar ações de seller success.</w:t>
+                <w:lang w:val="pt-BR"/>
+              </w:rPr>
+              <w:t xml:space="preserve">Separar perfis de performance e apoiar ações de </w:t>
+            </w:r>
+            <w:proofErr w:type="spellStart"/>
+            <w:r>
+              <w:rPr>
+                <w:sz w:val="16"/>
+                <w:lang w:val="pt-BR"/>
+              </w:rPr>
+              <w:t>seller</w:t>
+            </w:r>
+            <w:proofErr w:type="spellEnd"/>
+            <w:r>
+              <w:rPr>
+                <w:sz w:val="16"/>
+                <w:lang w:val="pt-BR"/>
+              </w:rPr>
+              <w:t xml:space="preserve"> </w:t>
+            </w:r>
+            <w:proofErr w:type="spellStart"/>
+            <w:r>
+              <w:rPr>
+                <w:sz w:val="16"/>
+                <w:lang w:val="pt-BR"/>
+              </w:rPr>
+              <w:t>success</w:t>
+            </w:r>
+            <w:proofErr w:type="spellEnd"/>
+            <w:r>
+              <w:rPr>
+                <w:sz w:val="16"/>
+                <w:lang w:val="pt-BR"/>
+              </w:rPr>
+              <w:t>.</w:t>
             </w:r>
           </w:p>
         </w:tc>
@@ -1034,12 +1561,14 @@
             <w:pPr>
               <w:spacing w:after="0" w:line="240" w:lineRule="auto"/>
             </w:pPr>
+            <w:proofErr w:type="spellStart"/>
             <w:r>
               <w:rPr>
                 <w:sz w:val="16"/>
               </w:rPr>
               <w:t>Correlações</w:t>
             </w:r>
+            <w:proofErr w:type="spellEnd"/>
           </w:p>
         </w:tc>
         <w:tc>
@@ -1050,10 +1579,14 @@
           <w:p>
             <w:pPr>
               <w:spacing w:after="0" w:line="240" w:lineRule="auto"/>
+              <w:rPr>
+                <w:lang w:val="pt-BR"/>
+              </w:rPr>
             </w:pPr>
             <w:r>
               <w:rPr>
                 <w:sz w:val="16"/>
+                <w:lang w:val="pt-BR"/>
               </w:rPr>
               <w:t>Explorar relações entre variáveis contínuas, como distância, frete e prazo.</w:t>
             </w:r>
@@ -1077,8 +1610,16 @@
               <w:rPr>
                 <w:sz w:val="16"/>
               </w:rPr>
-              <w:t>Testes de hipótese</w:t>
-            </w:r>
+              <w:t xml:space="preserve">Testes de </w:t>
+            </w:r>
+            <w:proofErr w:type="spellStart"/>
+            <w:r>
+              <w:rPr>
+                <w:sz w:val="16"/>
+              </w:rPr>
+              <w:t>hipótese</w:t>
+            </w:r>
+            <w:proofErr w:type="spellEnd"/>
           </w:p>
         </w:tc>
         <w:tc>
@@ -1089,10 +1630,14 @@
           <w:p>
             <w:pPr>
               <w:spacing w:after="0" w:line="240" w:lineRule="auto"/>
+              <w:rPr>
+                <w:lang w:val="pt-BR"/>
+              </w:rPr>
             </w:pPr>
             <w:r>
               <w:rPr>
                 <w:sz w:val="16"/>
+                <w:lang w:val="pt-BR"/>
               </w:rPr>
               <w:t>Avaliar associação estatística entre atraso e avaliação do cliente.</w:t>
             </w:r>
@@ -1112,12 +1657,28 @@
             <w:pPr>
               <w:spacing w:after="0" w:line="240" w:lineRule="auto"/>
             </w:pPr>
+            <w:proofErr w:type="spellStart"/>
             <w:r>
               <w:rPr>
                 <w:sz w:val="16"/>
               </w:rPr>
-              <w:t>Análise geoespacial</w:t>
-            </w:r>
+              <w:t>Análise</w:t>
+            </w:r>
+            <w:proofErr w:type="spellEnd"/>
+            <w:r>
+              <w:rPr>
+                <w:sz w:val="16"/>
+              </w:rPr>
+              <w:t xml:space="preserve"> </w:t>
+            </w:r>
+            <w:proofErr w:type="spellStart"/>
+            <w:r>
+              <w:rPr>
+                <w:sz w:val="16"/>
+              </w:rPr>
+              <w:t>geoespacial</w:t>
+            </w:r>
+            <w:proofErr w:type="spellEnd"/>
           </w:p>
         </w:tc>
         <w:tc>
@@ -1128,10 +1689,14 @@
           <w:p>
             <w:pPr>
               <w:spacing w:after="0" w:line="240" w:lineRule="auto"/>
+              <w:rPr>
+                <w:lang w:val="pt-BR"/>
+              </w:rPr>
             </w:pPr>
             <w:r>
               <w:rPr>
                 <w:sz w:val="16"/>
+                <w:lang w:val="pt-BR"/>
               </w:rPr>
               <w:t>Estimar distâncias origem-destino e identificar rotas críticas.</w:t>
             </w:r>
@@ -1155,7 +1720,35 @@
               <w:rPr>
                 <w:sz w:val="16"/>
               </w:rPr>
-              <w:t>NLP básico em reviews</w:t>
+              <w:t xml:space="preserve">NLP </w:t>
+            </w:r>
+            <w:proofErr w:type="spellStart"/>
+            <w:r>
+              <w:rPr>
+                <w:sz w:val="16"/>
+              </w:rPr>
+              <w:t>básico</w:t>
+            </w:r>
+            <w:proofErr w:type="spellEnd"/>
+            <w:r>
+              <w:rPr>
+                <w:sz w:val="16"/>
+              </w:rPr>
+              <w:t xml:space="preserve"> </w:t>
+            </w:r>
+            <w:proofErr w:type="spellStart"/>
+            <w:r>
+              <w:rPr>
+                <w:sz w:val="16"/>
+              </w:rPr>
+              <w:t>em</w:t>
+            </w:r>
+            <w:proofErr w:type="spellEnd"/>
+            <w:r>
+              <w:rPr>
+                <w:sz w:val="16"/>
+              </w:rPr>
+              <w:t xml:space="preserve"> reviews</w:t>
             </w:r>
           </w:p>
         </w:tc>
@@ -1167,10 +1760,14 @@
           <w:p>
             <w:pPr>
               <w:spacing w:after="0" w:line="240" w:lineRule="auto"/>
+              <w:rPr>
+                <w:lang w:val="pt-BR"/>
+              </w:rPr>
             </w:pPr>
             <w:r>
               <w:rPr>
                 <w:sz w:val="16"/>
+                <w:lang w:val="pt-BR"/>
               </w:rPr>
               <w:t>Extrair termos e temas recorrentes de avaliações negativas.</w:t>
             </w:r>
@@ -1181,16 +1778,28 @@
     <w:p>
       <w:pPr>
         <w:pStyle w:val="Heading2"/>
-      </w:pPr>
-      <w:r>
+        <w:rPr>
+          <w:lang w:val="pt-BR"/>
+        </w:rPr>
+      </w:pPr>
+      <w:r>
+        <w:rPr>
+          <w:lang w:val="pt-BR"/>
+        </w:rPr>
         <w:t>3.1 Nota de interpretação estatística</w:t>
       </w:r>
     </w:p>
     <w:p>
       <w:pPr>
         <w:spacing w:after="100" w:line="252" w:lineRule="auto"/>
-      </w:pPr>
-      <w:r>
+        <w:rPr>
+          <w:lang w:val="pt-BR"/>
+        </w:rPr>
+      </w:pPr>
+      <w:r>
+        <w:rPr>
+          <w:lang w:val="pt-BR"/>
+        </w:rPr>
         <w:t>Os testes Mann-Whitney U, Chi-Quadrado e as correlações observadas sustentam associação estatística entre variáveis, mas não demonstram causalidade isoladamente. Por isso, o relatório utiliza “associação” e “relação” em vez de atribuir causalidade direta aos resultados observacionais.</w:t>
       </w:r>
     </w:p>
@@ -1199,43 +1808,116 @@
         <w:pStyle w:val="Heading2"/>
       </w:pPr>
       <w:r>
-        <w:t>3.2 Limitações do diagnóstico</w:t>
-      </w:r>
+        <w:t xml:space="preserve">3.2 </w:t>
+      </w:r>
+      <w:proofErr w:type="spellStart"/>
+      <w:r>
+        <w:t>Limitações</w:t>
+      </w:r>
+      <w:proofErr w:type="spellEnd"/>
+      <w:r>
+        <w:t xml:space="preserve"> do </w:t>
+      </w:r>
+      <w:proofErr w:type="spellStart"/>
+      <w:r>
+        <w:t>diagnóstico</w:t>
+      </w:r>
+      <w:proofErr w:type="spellEnd"/>
     </w:p>
     <w:p>
       <w:pPr>
         <w:pStyle w:val="ListBullet"/>
-      </w:pPr>
-      <w:r>
-        <w:t>O dataset é histórico, referente a 2016–2018, e não representa necessariamente a operação atual da Olist.</w:t>
+        <w:rPr>
+          <w:lang w:val="pt-BR"/>
+        </w:rPr>
+      </w:pPr>
+      <w:r>
+        <w:rPr>
+          <w:lang w:val="pt-BR"/>
+        </w:rPr>
+        <w:t xml:space="preserve">O </w:t>
+      </w:r>
+      <w:proofErr w:type="spellStart"/>
+      <w:r>
+        <w:rPr>
+          <w:lang w:val="pt-BR"/>
+        </w:rPr>
+        <w:t>dataset</w:t>
+      </w:r>
+      <w:proofErr w:type="spellEnd"/>
+      <w:r>
+        <w:rPr>
+          <w:lang w:val="pt-BR"/>
+        </w:rPr>
+        <w:t xml:space="preserve"> é histórico, referente a 2016–2018, e não representa necessariamente a operação atual da Olist.</w:t>
       </w:r>
     </w:p>
     <w:p>
       <w:pPr>
         <w:pStyle w:val="ListBullet"/>
-      </w:pPr>
-      <w:r>
-        <w:t>Alguns indicadores, como churn e LTV, dependem das definições adotadas no projeto e devem ser interpretados no contexto da janela disponível.</w:t>
+        <w:rPr>
+          <w:lang w:val="pt-BR"/>
+        </w:rPr>
+      </w:pPr>
+      <w:r>
+        <w:rPr>
+          <w:lang w:val="pt-BR"/>
+        </w:rPr>
+        <w:t xml:space="preserve">Alguns indicadores, como </w:t>
+      </w:r>
+      <w:proofErr w:type="spellStart"/>
+      <w:r>
+        <w:rPr>
+          <w:lang w:val="pt-BR"/>
+        </w:rPr>
+        <w:t>churn</w:t>
+      </w:r>
+      <w:proofErr w:type="spellEnd"/>
+      <w:r>
+        <w:rPr>
+          <w:lang w:val="pt-BR"/>
+        </w:rPr>
+        <w:t xml:space="preserve"> e LTV, dependem das definições adotadas no projeto e devem ser interpretados no contexto da janela disponível.</w:t>
       </w:r>
     </w:p>
     <w:p>
       <w:pPr>
         <w:pStyle w:val="ListBullet"/>
-      </w:pPr>
-      <w:r>
+        <w:rPr>
+          <w:lang w:val="pt-BR"/>
+        </w:rPr>
+      </w:pPr>
+      <w:r>
+        <w:rPr>
+          <w:lang w:val="pt-BR"/>
+        </w:rPr>
         <w:t>Metas de impacto dos agentes são hipóteses de negócio e precisam ser testadas em pilotos controlados nas fases seguintes.</w:t>
       </w:r>
     </w:p>
     <w:p>
-      <w:r>
+      <w:pPr>
+        <w:rPr>
+          <w:lang w:val="pt-BR"/>
+        </w:rPr>
+      </w:pPr>
+      <w:r>
+        <w:rPr>
+          <w:lang w:val="pt-BR"/>
+        </w:rPr>
         <w:br w:type="page"/>
       </w:r>
     </w:p>
     <w:p>
       <w:pPr>
         <w:pStyle w:val="Heading1"/>
-      </w:pPr>
-      <w:r>
+        <w:rPr>
+          <w:lang w:val="pt-BR"/>
+        </w:rPr>
+      </w:pPr>
+      <w:r>
+        <w:rPr>
+          <w:lang w:val="pt-BR"/>
+        </w:rPr>
         <w:lastRenderedPageBreak/>
         <w:t>4. Principais Achados</w:t>
       </w:r>
@@ -1243,77 +1925,167 @@
     <w:p>
       <w:pPr>
         <w:pStyle w:val="Heading2"/>
-      </w:pPr>
-      <w:r>
+        <w:rPr>
+          <w:lang w:val="pt-BR"/>
+        </w:rPr>
+      </w:pPr>
+      <w:r>
+        <w:rPr>
+          <w:lang w:val="pt-BR"/>
+        </w:rPr>
         <w:t>4.1 Retenção: a maior oportunidade econômica</w:t>
       </w:r>
     </w:p>
     <w:p>
       <w:pPr>
         <w:spacing w:after="100" w:line="252" w:lineRule="auto"/>
-      </w:pPr>
-      <w:r>
+        <w:rPr>
+          <w:lang w:val="pt-BR"/>
+        </w:rPr>
+      </w:pPr>
+      <w:r>
+        <w:rPr>
+          <w:lang w:val="pt-BR"/>
+        </w:rPr>
         <w:t>A recompra de 3,00% indica que 97 em cada 100 clientes não registram uma segunda compra no período analisado. A segmentação RFM também identifica 40% da base no grupo “Em Risco”. O Top 10% dos clientes concentra 38,25% da receita, reforçando a importância de proteger clientes de maior valor.</w:t>
       </w:r>
     </w:p>
     <w:p>
       <w:pPr>
         <w:pStyle w:val="Heading2"/>
-      </w:pPr>
-      <w:r>
+        <w:rPr>
+          <w:lang w:val="pt-BR"/>
+        </w:rPr>
+      </w:pPr>
+      <w:r>
+        <w:rPr>
+          <w:lang w:val="pt-BR"/>
+        </w:rPr>
         <w:t>4.2 Logística: o principal ponto de atrito operacional</w:t>
       </w:r>
     </w:p>
     <w:p>
       <w:pPr>
         <w:spacing w:after="100" w:line="252" w:lineRule="auto"/>
-      </w:pPr>
-      <w:r>
+        <w:rPr>
+          <w:lang w:val="pt-BR"/>
+        </w:rPr>
+      </w:pPr>
+      <w:r>
+        <w:rPr>
+          <w:lang w:val="pt-BR"/>
+        </w:rPr>
         <w:t>O tempo médio total de entrega é de aproximadamente 12,5 dias. A etapa em trânsito responde por 9,19 dias, ou 74% do tempo, enquanto o processamento do vendedor representa 3,28 dias. A taxa geral de atraso é de 8,11%, com incidência mais alta em AL (23,9%), MA (19,7%) e PI (16,0%).</w:t>
       </w:r>
     </w:p>
     <w:p>
       <w:pPr>
         <w:pStyle w:val="Heading2"/>
-      </w:pPr>
-      <w:r>
+        <w:rPr>
+          <w:lang w:val="pt-BR"/>
+        </w:rPr>
+      </w:pPr>
+      <w:r>
+        <w:rPr>
+          <w:lang w:val="pt-BR"/>
+        </w:rPr>
         <w:t>4.3 Reviews: atraso e satisfação caminham em direções opostas</w:t>
       </w:r>
     </w:p>
     <w:p>
       <w:pPr>
         <w:spacing w:after="100" w:line="252" w:lineRule="auto"/>
-      </w:pPr>
-      <w:r>
+        <w:rPr>
+          <w:lang w:val="pt-BR"/>
+        </w:rPr>
+      </w:pPr>
+      <w:r>
+        <w:rPr>
+          <w:lang w:val="pt-BR"/>
+        </w:rPr>
         <w:t>A nota 5 representa 57,8% das avaliações, mas existe uma cauda relevante de detratores severos: 11,5% nota 1 e 3,2% nota 2. Os testes realizados indicam associação estatisticamente significativa entre atrasos e avaliações mais baixas. A correlação reportada entre tempo de espera e nota é negativa (-0,229; p&lt;0,001).</w:t>
       </w:r>
     </w:p>
     <w:p>
       <w:pPr>
         <w:pStyle w:val="Heading2"/>
-      </w:pPr>
-      <w:r>
+        <w:rPr>
+          <w:lang w:val="pt-BR"/>
+        </w:rPr>
+      </w:pPr>
+      <w:r>
+        <w:rPr>
+          <w:lang w:val="pt-BR"/>
+        </w:rPr>
         <w:t>4.4 Sellers: concentração e heterogeneidade de performance</w:t>
       </w:r>
     </w:p>
     <w:p>
       <w:pPr>
         <w:spacing w:after="100" w:line="252" w:lineRule="auto"/>
-      </w:pPr>
-      <w:r>
-        <w:t>Dos 3.095 vendedores, 17,6% respondem por 80% da receita. Há 342 sellers com nota média inferior a 3,0. Separadamente, a clusterização identifica 527 sellers “Problemáticos”, com nota média 2,22 e entrega média de 14,4 dias. São critérios diferentes e, portanto, as duas populações não devem ser tratadas como equivalentes.</w:t>
+        <w:rPr>
+          <w:lang w:val="pt-BR"/>
+        </w:rPr>
+      </w:pPr>
+      <w:r>
+        <w:rPr>
+          <w:lang w:val="pt-BR"/>
+        </w:rPr>
+        <w:t xml:space="preserve">Dos 3.095 vendedores, 17,6% respondem por 80% da receita. Há 342 </w:t>
+      </w:r>
+      <w:proofErr w:type="spellStart"/>
+      <w:r>
+        <w:rPr>
+          <w:lang w:val="pt-BR"/>
+        </w:rPr>
+        <w:t>sellers</w:t>
+      </w:r>
+      <w:proofErr w:type="spellEnd"/>
+      <w:r>
+        <w:rPr>
+          <w:lang w:val="pt-BR"/>
+        </w:rPr>
+        <w:t xml:space="preserve"> com nota média inferior a 3,0. Separadamente, a clusterização identifica 527 </w:t>
+      </w:r>
+      <w:proofErr w:type="spellStart"/>
+      <w:r>
+        <w:rPr>
+          <w:lang w:val="pt-BR"/>
+        </w:rPr>
+        <w:t>sellers</w:t>
+      </w:r>
+      <w:proofErr w:type="spellEnd"/>
+      <w:r>
+        <w:rPr>
+          <w:lang w:val="pt-BR"/>
+        </w:rPr>
+        <w:t xml:space="preserve"> “Problemáticos”, com nota média 2,22 e entrega média de 14,4 dias. São critérios diferentes e, portanto, as duas populações não devem ser tratadas como equivalentes.</w:t>
       </w:r>
     </w:p>
     <w:p>
-      <w:r>
+      <w:pPr>
+        <w:rPr>
+          <w:lang w:val="pt-BR"/>
+        </w:rPr>
+      </w:pPr>
+      <w:r>
+        <w:rPr>
+          <w:lang w:val="pt-BR"/>
+        </w:rPr>
         <w:br w:type="page"/>
       </w:r>
     </w:p>
     <w:p>
       <w:pPr>
         <w:pStyle w:val="Heading1"/>
-      </w:pPr>
-      <w:r>
+        <w:rPr>
+          <w:lang w:val="pt-BR"/>
+        </w:rPr>
+      </w:pPr>
+      <w:r>
+        <w:rPr>
+          <w:lang w:val="pt-BR"/>
+        </w:rPr>
         <w:lastRenderedPageBreak/>
         <w:t>5. Segmentação e Priorização</w:t>
       </w:r>
@@ -1321,8 +2093,14 @@
     <w:p>
       <w:pPr>
         <w:pStyle w:val="Heading2"/>
-      </w:pPr>
-      <w:r>
+        <w:rPr>
+          <w:lang w:val="pt-BR"/>
+        </w:rPr>
+      </w:pPr>
+      <w:r>
+        <w:rPr>
+          <w:lang w:val="pt-BR"/>
+        </w:rPr>
         <w:t>5.1 Clientes — RFM K=4</w:t>
       </w:r>
     </w:p>
@@ -1354,6 +2132,7 @@
             <w:pPr>
               <w:spacing w:after="0" w:line="240" w:lineRule="auto"/>
             </w:pPr>
+            <w:proofErr w:type="spellStart"/>
             <w:r>
               <w:rPr>
                 <w:b/>
@@ -1361,6 +2140,7 @@
               </w:rPr>
               <w:t>Segmento</w:t>
             </w:r>
+            <w:proofErr w:type="spellEnd"/>
           </w:p>
         </w:tc>
         <w:tc>
@@ -1520,10 +2300,14 @@
           <w:p>
             <w:pPr>
               <w:spacing w:after="0" w:line="240" w:lineRule="auto"/>
+              <w:rPr>
+                <w:lang w:val="pt-BR"/>
+              </w:rPr>
             </w:pPr>
             <w:r>
               <w:rPr>
                 <w:sz w:val="15"/>
+                <w:lang w:val="pt-BR"/>
               </w:rPr>
               <w:t>Maior grupo; primeira compra recente.</w:t>
             </w:r>
@@ -1610,10 +2394,14 @@
           <w:p>
             <w:pPr>
               <w:spacing w:after="0" w:line="240" w:lineRule="auto"/>
+              <w:rPr>
+                <w:lang w:val="pt-BR"/>
+              </w:rPr>
             </w:pPr>
             <w:r>
               <w:rPr>
                 <w:sz w:val="15"/>
+                <w:lang w:val="pt-BR"/>
               </w:rPr>
               <w:t>Base inativa com oportunidade de reativação.</w:t>
             </w:r>
@@ -1633,11 +2421,19 @@
             <w:pPr>
               <w:spacing w:after="0" w:line="240" w:lineRule="auto"/>
             </w:pPr>
+            <w:proofErr w:type="spellStart"/>
             <w:r>
               <w:rPr>
                 <w:sz w:val="15"/>
               </w:rPr>
-              <w:t>Campeões Alto Valor</w:t>
+              <w:t>Campeões</w:t>
+            </w:r>
+            <w:proofErr w:type="spellEnd"/>
+            <w:r>
+              <w:rPr>
+                <w:sz w:val="15"/>
+              </w:rPr>
+              <w:t xml:space="preserve"> Alto Valor</w:t>
             </w:r>
           </w:p>
         </w:tc>
@@ -1700,10 +2496,14 @@
           <w:p>
             <w:pPr>
               <w:spacing w:after="0" w:line="240" w:lineRule="auto"/>
+              <w:rPr>
+                <w:lang w:val="pt-BR"/>
+              </w:rPr>
             </w:pPr>
             <w:r>
               <w:rPr>
                 <w:sz w:val="15"/>
+                <w:lang w:val="pt-BR"/>
               </w:rPr>
               <w:t>Ticket muito superior; retenção prioritária.</w:t>
             </w:r>
@@ -1723,12 +2523,28 @@
             <w:pPr>
               <w:spacing w:after="0" w:line="240" w:lineRule="auto"/>
             </w:pPr>
+            <w:proofErr w:type="spellStart"/>
             <w:r>
               <w:rPr>
                 <w:sz w:val="15"/>
               </w:rPr>
-              <w:t>Campeões Recorrentes</w:t>
-            </w:r>
+              <w:t>Campeões</w:t>
+            </w:r>
+            <w:proofErr w:type="spellEnd"/>
+            <w:r>
+              <w:rPr>
+                <w:sz w:val="15"/>
+              </w:rPr>
+              <w:t xml:space="preserve"> </w:t>
+            </w:r>
+            <w:proofErr w:type="spellStart"/>
+            <w:r>
+              <w:rPr>
+                <w:sz w:val="15"/>
+              </w:rPr>
+              <w:t>Recorrentes</w:t>
+            </w:r>
+            <w:proofErr w:type="spellEnd"/>
           </w:p>
         </w:tc>
         <w:tc>
@@ -1790,10 +2606,14 @@
           <w:p>
             <w:pPr>
               <w:spacing w:after="0" w:line="240" w:lineRule="auto"/>
+              <w:rPr>
+                <w:lang w:val="pt-BR"/>
+              </w:rPr>
             </w:pPr>
             <w:r>
               <w:rPr>
                 <w:sz w:val="15"/>
+                <w:lang w:val="pt-BR"/>
               </w:rPr>
               <w:t>Maior frequência relativa, ainda com recência elevada.</w:t>
             </w:r>
@@ -1806,7 +2626,15 @@
         <w:pStyle w:val="Heading2"/>
       </w:pPr>
       <w:r>
-        <w:t>5.2 Vendedores — K=3</w:t>
+        <w:t xml:space="preserve">5.2 </w:t>
+      </w:r>
+      <w:proofErr w:type="spellStart"/>
+      <w:r>
+        <w:t>Vendedores</w:t>
+      </w:r>
+      <w:proofErr w:type="spellEnd"/>
+      <w:r>
+        <w:t xml:space="preserve"> — K=3</w:t>
       </w:r>
     </w:p>
     <w:tbl>
@@ -2003,10 +2831,14 @@
           <w:p>
             <w:pPr>
               <w:spacing w:after="0" w:line="240" w:lineRule="auto"/>
+              <w:rPr>
+                <w:lang w:val="pt-BR"/>
+              </w:rPr>
             </w:pPr>
             <w:r>
               <w:rPr>
                 <w:sz w:val="15"/>
+                <w:lang w:val="pt-BR"/>
               </w:rPr>
               <w:t>Base sólida; foco em escala e eficiência.</w:t>
             </w:r>
@@ -2093,10 +2925,14 @@
           <w:p>
             <w:pPr>
               <w:spacing w:after="0" w:line="240" w:lineRule="auto"/>
+              <w:rPr>
+                <w:lang w:val="pt-BR"/>
+              </w:rPr>
             </w:pPr>
             <w:r>
               <w:rPr>
                 <w:sz w:val="15"/>
+                <w:lang w:val="pt-BR"/>
               </w:rPr>
               <w:t>Alta relevância econômica e pressão operacional.</w:t>
             </w:r>
@@ -2116,12 +2952,14 @@
             <w:pPr>
               <w:spacing w:after="0" w:line="240" w:lineRule="auto"/>
             </w:pPr>
+            <w:proofErr w:type="spellStart"/>
             <w:r>
               <w:rPr>
                 <w:sz w:val="15"/>
               </w:rPr>
               <w:t>Problemáticos</w:t>
             </w:r>
+            <w:proofErr w:type="spellEnd"/>
           </w:p>
         </w:tc>
         <w:tc>
@@ -2183,10 +3021,14 @@
           <w:p>
             <w:pPr>
               <w:spacing w:after="0" w:line="240" w:lineRule="auto"/>
+              <w:rPr>
+                <w:lang w:val="pt-BR"/>
+              </w:rPr>
             </w:pPr>
             <w:r>
               <w:rPr>
                 <w:sz w:val="15"/>
+                <w:lang w:val="pt-BR"/>
               </w:rPr>
               <w:t>Baixa satisfação e entrega média de 14,4 dias.</w:t>
             </w:r>
@@ -2197,17 +3039,57 @@
     <w:p>
       <w:pPr>
         <w:pStyle w:val="Heading2"/>
-      </w:pPr>
-      <w:r>
+        <w:rPr>
+          <w:lang w:val="pt-BR"/>
+        </w:rPr>
+      </w:pPr>
+      <w:r>
+        <w:rPr>
+          <w:lang w:val="pt-BR"/>
+        </w:rPr>
         <w:t>5.3 Critério de priorização</w:t>
       </w:r>
     </w:p>
     <w:p>
       <w:pPr>
         <w:spacing w:after="100" w:line="252" w:lineRule="auto"/>
-      </w:pPr>
-      <w:r>
-        <w:t>A recomendação combina impacto no cliente, relevância econômica, disponibilidade de dados, viabilidade de automação e risco da decisão. Isso permite separar quick wins de iniciativas que exigem maior integração e governança.</w:t>
+        <w:rPr>
+          <w:lang w:val="pt-BR"/>
+        </w:rPr>
+      </w:pPr>
+      <w:r>
+        <w:rPr>
+          <w:lang w:val="pt-BR"/>
+        </w:rPr>
+        <w:t xml:space="preserve">A recomendação combina impacto no cliente, relevância econômica, disponibilidade de dados, viabilidade de automação e risco da decisão. Isso permite separar </w:t>
+      </w:r>
+      <w:proofErr w:type="spellStart"/>
+      <w:r>
+        <w:rPr>
+          <w:lang w:val="pt-BR"/>
+        </w:rPr>
+        <w:t>quick</w:t>
+      </w:r>
+      <w:proofErr w:type="spellEnd"/>
+      <w:r>
+        <w:rPr>
+          <w:lang w:val="pt-BR"/>
+        </w:rPr>
+        <w:t xml:space="preserve"> </w:t>
+      </w:r>
+      <w:proofErr w:type="spellStart"/>
+      <w:r>
+        <w:rPr>
+          <w:lang w:val="pt-BR"/>
+        </w:rPr>
+        <w:t>wins</w:t>
+      </w:r>
+      <w:proofErr w:type="spellEnd"/>
+      <w:r>
+        <w:rPr>
+          <w:lang w:val="pt-BR"/>
+        </w:rPr>
+        <w:t xml:space="preserve"> de iniciativas que exigem maior integração e governança.</w:t>
       </w:r>
     </w:p>
     <w:tbl>
@@ -2330,10 +3212,14 @@
           <w:p>
             <w:pPr>
               <w:spacing w:after="0" w:line="240" w:lineRule="auto"/>
+              <w:rPr>
+                <w:lang w:val="pt-BR"/>
+              </w:rPr>
             </w:pPr>
             <w:r>
               <w:rPr>
                 <w:sz w:val="16"/>
+                <w:lang w:val="pt-BR"/>
               </w:rPr>
               <w:t>Problemas mensuráveis, sinais frequentes e impacto direto na experiência.</w:t>
             </w:r>
@@ -2386,10 +3272,14 @@
           <w:p>
             <w:pPr>
               <w:spacing w:after="0" w:line="240" w:lineRule="auto"/>
+              <w:rPr>
+                <w:lang w:val="pt-BR"/>
+              </w:rPr>
             </w:pPr>
             <w:r>
               <w:rPr>
                 <w:sz w:val="16"/>
+                <w:lang w:val="pt-BR"/>
               </w:rPr>
               <w:t>Exigem regras de negócio, experimentação e supervisão humana mais estruturadas.</w:t>
             </w:r>
@@ -2442,10 +3332,14 @@
           <w:p>
             <w:pPr>
               <w:spacing w:after="0" w:line="240" w:lineRule="auto"/>
+              <w:rPr>
+                <w:lang w:val="pt-BR"/>
+              </w:rPr>
             </w:pPr>
             <w:r>
               <w:rPr>
                 <w:sz w:val="16"/>
+                <w:lang w:val="pt-BR"/>
               </w:rPr>
               <w:t>Maior dependência de integrações, dados em tempo real e governança corporativa.</w:t>
             </w:r>
@@ -2454,7 +3348,15 @@
       </w:tr>
     </w:tbl>
     <w:p>
-      <w:r>
+      <w:pPr>
+        <w:rPr>
+          <w:lang w:val="pt-BR"/>
+        </w:rPr>
+      </w:pPr>
+      <w:r>
+        <w:rPr>
+          <w:lang w:val="pt-BR"/>
+        </w:rPr>
         <w:br w:type="page"/>
       </w:r>
     </w:p>
@@ -2462,8 +3364,14 @@
       <w:pPr>
         <w:pStyle w:val="Heading1"/>
         <w:pageBreakBefore/>
-      </w:pPr>
-      <w:r>
+        <w:rPr>
+          <w:lang w:val="pt-BR"/>
+        </w:rPr>
+      </w:pPr>
+      <w:r>
+        <w:rPr>
+          <w:lang w:val="pt-BR"/>
+        </w:rPr>
         <w:lastRenderedPageBreak/>
         <w:t>6. Mapa de Agentes de IA</w:t>
       </w:r>
@@ -2471,8 +3379,14 @@
     <w:p>
       <w:pPr>
         <w:spacing w:after="100" w:line="252" w:lineRule="auto"/>
-      </w:pPr>
-      <w:r>
+        <w:rPr>
+          <w:lang w:val="pt-BR"/>
+        </w:rPr>
+      </w:pPr>
+      <w:r>
+        <w:rPr>
+          <w:lang w:val="pt-BR"/>
+        </w:rPr>
         <w:t>O ecossistema proposto contém cinco agentes especialistas e um agente orquestrador. O mapa abaixo consolida os cinco elementos solicitados pela Fase 1: nome, objetivo, problema resolvido, usuários envolvidos e benefício esperado.</w:t>
       </w:r>
     </w:p>
@@ -2505,6 +3419,7 @@
             <w:pPr>
               <w:spacing w:after="0" w:line="240" w:lineRule="auto"/>
             </w:pPr>
+            <w:proofErr w:type="spellStart"/>
             <w:r>
               <w:rPr>
                 <w:b/>
@@ -2513,6 +3428,7 @@
               </w:rPr>
               <w:t>Agente</w:t>
             </w:r>
+            <w:proofErr w:type="spellEnd"/>
           </w:p>
         </w:tc>
         <w:tc>
@@ -2637,10 +3553,14 @@
           <w:p>
             <w:pPr>
               <w:spacing w:after="0" w:line="240" w:lineRule="auto"/>
+              <w:rPr>
+                <w:lang w:val="pt-BR"/>
+              </w:rPr>
             </w:pPr>
             <w:r>
               <w:rPr>
                 <w:sz w:val="15"/>
+                <w:lang w:val="pt-BR"/>
               </w:rPr>
               <w:t>Monitorar e reativar clientes no segmento Em Risco.</w:t>
             </w:r>
@@ -2660,10 +3580,14 @@
           <w:p>
             <w:pPr>
               <w:spacing w:after="0" w:line="240" w:lineRule="auto"/>
+              <w:rPr>
+                <w:lang w:val="pt-BR"/>
+              </w:rPr>
             </w:pPr>
             <w:r>
               <w:rPr>
                 <w:sz w:val="15"/>
+                <w:lang w:val="pt-BR"/>
               </w:rPr>
               <w:t>Recompra de 3%; 38.655 clientes Em Risco, inativos há +439 dias.</w:t>
             </w:r>
@@ -2706,10 +3630,14 @@
           <w:p>
             <w:pPr>
               <w:spacing w:after="0" w:line="240" w:lineRule="auto"/>
+              <w:rPr>
+                <w:lang w:val="pt-BR"/>
+              </w:rPr>
             </w:pPr>
             <w:r>
               <w:rPr>
                 <w:sz w:val="15"/>
+                <w:lang w:val="pt-BR"/>
               </w:rPr>
               <w:t>Hipótese do grupo: recompra de 3% para 7% em 12 meses e recuperação de ~10% da base em risco.</w:t>
             </w:r>
@@ -2736,12 +3664,14 @@
             <w:pPr>
               <w:spacing w:after="0" w:line="240" w:lineRule="auto"/>
             </w:pPr>
+            <w:proofErr w:type="spellStart"/>
             <w:r>
               <w:rPr>
                 <w:sz w:val="15"/>
               </w:rPr>
               <w:t>LogiPredict</w:t>
             </w:r>
+            <w:proofErr w:type="spellEnd"/>
           </w:p>
         </w:tc>
         <w:tc>
@@ -2759,10 +3689,14 @@
           <w:p>
             <w:pPr>
               <w:spacing w:after="0" w:line="240" w:lineRule="auto"/>
+              <w:rPr>
+                <w:lang w:val="pt-BR"/>
+              </w:rPr>
             </w:pPr>
             <w:r>
               <w:rPr>
                 <w:sz w:val="15"/>
+                <w:lang w:val="pt-BR"/>
               </w:rPr>
               <w:t>Prever risco de atraso e apoiar ações preventivas.</w:t>
             </w:r>
@@ -2783,10 +3717,14 @@
           <w:p>
             <w:pPr>
               <w:spacing w:after="0" w:line="240" w:lineRule="auto"/>
+              <w:rPr>
+                <w:lang w:val="pt-BR"/>
+              </w:rPr>
             </w:pPr>
             <w:r>
               <w:rPr>
                 <w:sz w:val="15"/>
+                <w:lang w:val="pt-BR"/>
               </w:rPr>
               <w:t>8,11% de atrasos; 74% do tempo total está em trânsito (9,19 dias).</w:t>
             </w:r>
@@ -2808,12 +3746,42 @@
             <w:pPr>
               <w:spacing w:after="0" w:line="240" w:lineRule="auto"/>
             </w:pPr>
+            <w:proofErr w:type="spellStart"/>
             <w:r>
               <w:rPr>
                 <w:sz w:val="15"/>
               </w:rPr>
-              <w:t>Logística, Operações, transportadoras</w:t>
-            </w:r>
+              <w:t>Logística</w:t>
+            </w:r>
+            <w:proofErr w:type="spellEnd"/>
+            <w:r>
+              <w:rPr>
+                <w:sz w:val="15"/>
+              </w:rPr>
+              <w:t xml:space="preserve">, </w:t>
+            </w:r>
+            <w:proofErr w:type="spellStart"/>
+            <w:r>
+              <w:rPr>
+                <w:sz w:val="15"/>
+              </w:rPr>
+              <w:t>Operações</w:t>
+            </w:r>
+            <w:proofErr w:type="spellEnd"/>
+            <w:r>
+              <w:rPr>
+                <w:sz w:val="15"/>
+              </w:rPr>
+              <w:t xml:space="preserve">, </w:t>
+            </w:r>
+            <w:proofErr w:type="spellStart"/>
+            <w:r>
+              <w:rPr>
+                <w:sz w:val="15"/>
+              </w:rPr>
+              <w:t>transportadoras</w:t>
+            </w:r>
+            <w:proofErr w:type="spellEnd"/>
           </w:p>
         </w:tc>
         <w:tc>
@@ -2831,10 +3799,14 @@
           <w:p>
             <w:pPr>
               <w:spacing w:after="0" w:line="240" w:lineRule="auto"/>
+              <w:rPr>
+                <w:lang w:val="pt-BR"/>
+              </w:rPr>
             </w:pPr>
             <w:r>
               <w:rPr>
                 <w:sz w:val="15"/>
+                <w:lang w:val="pt-BR"/>
               </w:rPr>
               <w:t>Hipótese do grupo: atrasos abaixo de 4% e redução de ~15% do tempo em trânsito.</w:t>
             </w:r>
@@ -2860,12 +3832,14 @@
             <w:pPr>
               <w:spacing w:after="0" w:line="240" w:lineRule="auto"/>
             </w:pPr>
+            <w:proofErr w:type="spellStart"/>
             <w:r>
               <w:rPr>
                 <w:sz w:val="15"/>
               </w:rPr>
               <w:t>SentimentDesk</w:t>
             </w:r>
+            <w:proofErr w:type="spellEnd"/>
           </w:p>
         </w:tc>
         <w:tc>
@@ -2882,10 +3856,14 @@
           <w:p>
             <w:pPr>
               <w:spacing w:after="0" w:line="240" w:lineRule="auto"/>
+              <w:rPr>
+                <w:lang w:val="pt-BR"/>
+              </w:rPr>
             </w:pPr>
             <w:r>
               <w:rPr>
                 <w:sz w:val="15"/>
+                <w:lang w:val="pt-BR"/>
               </w:rPr>
               <w:t>Ler reviews, classificar sentimento/tema e disparar resposta, ticket ou alerta.</w:t>
             </w:r>
@@ -2905,10 +3883,14 @@
           <w:p>
             <w:pPr>
               <w:spacing w:after="0" w:line="240" w:lineRule="auto"/>
+              <w:rPr>
+                <w:lang w:val="pt-BR"/>
+              </w:rPr>
             </w:pPr>
             <w:r>
               <w:rPr>
                 <w:sz w:val="15"/>
+                <w:lang w:val="pt-BR"/>
               </w:rPr>
               <w:t>11,5% das avaliações são nota 1; resposta média de 3,15 dias.</w:t>
             </w:r>
@@ -2928,10 +3910,14 @@
           <w:p>
             <w:pPr>
               <w:spacing w:after="0" w:line="240" w:lineRule="auto"/>
+              <w:rPr>
+                <w:lang w:val="pt-BR"/>
+              </w:rPr>
             </w:pPr>
             <w:r>
               <w:rPr>
                 <w:sz w:val="15"/>
+                <w:lang w:val="pt-BR"/>
               </w:rPr>
               <w:t>CX, Gestão de Produto, SAC</w:t>
             </w:r>
@@ -2951,10 +3937,14 @@
           <w:p>
             <w:pPr>
               <w:spacing w:after="0" w:line="240" w:lineRule="auto"/>
+              <w:rPr>
+                <w:lang w:val="pt-BR"/>
+              </w:rPr>
             </w:pPr>
             <w:r>
               <w:rPr>
                 <w:sz w:val="15"/>
+                <w:lang w:val="pt-BR"/>
               </w:rPr>
               <w:t>Reduzir resposta de dias para minutos; hipótese de reverter ~30% das notas 1.</w:t>
             </w:r>
@@ -2981,12 +3971,14 @@
             <w:pPr>
               <w:spacing w:after="0" w:line="240" w:lineRule="auto"/>
             </w:pPr>
+            <w:proofErr w:type="spellStart"/>
             <w:r>
               <w:rPr>
                 <w:sz w:val="15"/>
               </w:rPr>
               <w:t>SellerCare</w:t>
             </w:r>
+            <w:proofErr w:type="spellEnd"/>
           </w:p>
         </w:tc>
         <w:tc>
@@ -3004,12 +3996,32 @@
           <w:p>
             <w:pPr>
               <w:spacing w:after="0" w:line="240" w:lineRule="auto"/>
+              <w:rPr>
+                <w:lang w:val="pt-BR"/>
+              </w:rPr>
             </w:pPr>
             <w:r>
               <w:rPr>
                 <w:sz w:val="15"/>
-              </w:rPr>
-              <w:t>Diagnosticar sellers de baixa performance, gerar coaching e escalar casos graves.</w:t>
+                <w:lang w:val="pt-BR"/>
+              </w:rPr>
+              <w:t xml:space="preserve">Diagnosticar </w:t>
+            </w:r>
+            <w:proofErr w:type="spellStart"/>
+            <w:r>
+              <w:rPr>
+                <w:sz w:val="15"/>
+                <w:lang w:val="pt-BR"/>
+              </w:rPr>
+              <w:t>sellers</w:t>
+            </w:r>
+            <w:proofErr w:type="spellEnd"/>
+            <w:r>
+              <w:rPr>
+                <w:sz w:val="15"/>
+                <w:lang w:val="pt-BR"/>
+              </w:rPr>
+              <w:t xml:space="preserve"> de baixa performance, gerar coaching e escalar casos graves.</w:t>
             </w:r>
           </w:p>
         </w:tc>
@@ -3028,12 +4040,32 @@
           <w:p>
             <w:pPr>
               <w:spacing w:after="0" w:line="240" w:lineRule="auto"/>
+              <w:rPr>
+                <w:lang w:val="pt-BR"/>
+              </w:rPr>
             </w:pPr>
             <w:r>
               <w:rPr>
                 <w:sz w:val="15"/>
-              </w:rPr>
-              <w:t>527 sellers no cluster Problemático (nota 2,22; 14,4 dias); 342 com nota &lt;3.</w:t>
+                <w:lang w:val="pt-BR"/>
+              </w:rPr>
+              <w:t xml:space="preserve">527 </w:t>
+            </w:r>
+            <w:proofErr w:type="spellStart"/>
+            <w:r>
+              <w:rPr>
+                <w:sz w:val="15"/>
+                <w:lang w:val="pt-BR"/>
+              </w:rPr>
+              <w:t>sellers</w:t>
+            </w:r>
+            <w:proofErr w:type="spellEnd"/>
+            <w:r>
+              <w:rPr>
+                <w:sz w:val="15"/>
+                <w:lang w:val="pt-BR"/>
+              </w:rPr>
+              <w:t xml:space="preserve"> no cluster Problemático (nota 2,22; 14,4 dias); 342 com nota &lt;3.</w:t>
             </w:r>
           </w:p>
         </w:tc>
@@ -3053,11 +4085,19 @@
             <w:pPr>
               <w:spacing w:after="0" w:line="240" w:lineRule="auto"/>
             </w:pPr>
+            <w:proofErr w:type="spellStart"/>
             <w:r>
               <w:rPr>
                 <w:sz w:val="15"/>
               </w:rPr>
-              <w:t>Comercial, KAMs, Compliance</w:t>
+              <w:t>Comercial</w:t>
+            </w:r>
+            <w:proofErr w:type="spellEnd"/>
+            <w:r>
+              <w:rPr>
+                <w:sz w:val="15"/>
+              </w:rPr>
+              <w:t>, KAMs, Compliance</w:t>
             </w:r>
           </w:p>
         </w:tc>
@@ -3076,12 +4116,32 @@
           <w:p>
             <w:pPr>
               <w:spacing w:after="0" w:line="240" w:lineRule="auto"/>
+              <w:rPr>
+                <w:lang w:val="pt-BR"/>
+              </w:rPr>
             </w:pPr>
             <w:r>
               <w:rPr>
                 <w:sz w:val="15"/>
-              </w:rPr>
-              <w:t>Hipótese do grupo: recuperar ~50% dos 527 sellers problemáticos em 6 meses.</w:t>
+                <w:lang w:val="pt-BR"/>
+              </w:rPr>
+              <w:t xml:space="preserve">Hipótese do grupo: recuperar ~50% dos 527 </w:t>
+            </w:r>
+            <w:proofErr w:type="spellStart"/>
+            <w:r>
+              <w:rPr>
+                <w:sz w:val="15"/>
+                <w:lang w:val="pt-BR"/>
+              </w:rPr>
+              <w:t>sellers</w:t>
+            </w:r>
+            <w:proofErr w:type="spellEnd"/>
+            <w:r>
+              <w:rPr>
+                <w:sz w:val="15"/>
+                <w:lang w:val="pt-BR"/>
+              </w:rPr>
+              <w:t xml:space="preserve"> problemáticos em 6 meses.</w:t>
             </w:r>
           </w:p>
         </w:tc>
@@ -3105,12 +4165,14 @@
             <w:pPr>
               <w:spacing w:after="0" w:line="240" w:lineRule="auto"/>
             </w:pPr>
+            <w:proofErr w:type="spellStart"/>
             <w:r>
               <w:rPr>
                 <w:sz w:val="15"/>
               </w:rPr>
               <w:t>SmartFreight</w:t>
             </w:r>
+            <w:proofErr w:type="spellEnd"/>
           </w:p>
         </w:tc>
         <w:tc>
@@ -3127,12 +4189,32 @@
           <w:p>
             <w:pPr>
               <w:spacing w:after="0" w:line="240" w:lineRule="auto"/>
+              <w:rPr>
+                <w:lang w:val="pt-BR"/>
+              </w:rPr>
             </w:pPr>
             <w:r>
               <w:rPr>
                 <w:sz w:val="15"/>
-              </w:rPr>
-              <w:t>Otimizar frete e precificação, incluindo kits/bundles, preservando margem.</w:t>
+                <w:lang w:val="pt-BR"/>
+              </w:rPr>
+              <w:t>Otimizar frete e precificação, incluindo kits/</w:t>
+            </w:r>
+            <w:proofErr w:type="spellStart"/>
+            <w:r>
+              <w:rPr>
+                <w:sz w:val="15"/>
+                <w:lang w:val="pt-BR"/>
+              </w:rPr>
+              <w:t>bundles</w:t>
+            </w:r>
+            <w:proofErr w:type="spellEnd"/>
+            <w:r>
+              <w:rPr>
+                <w:sz w:val="15"/>
+                <w:lang w:val="pt-BR"/>
+              </w:rPr>
+              <w:t>, preservando margem.</w:t>
             </w:r>
           </w:p>
         </w:tc>
@@ -3150,10 +4232,14 @@
           <w:p>
             <w:pPr>
               <w:spacing w:after="0" w:line="240" w:lineRule="auto"/>
+              <w:rPr>
+                <w:lang w:val="pt-BR"/>
+              </w:rPr>
             </w:pPr>
             <w:r>
               <w:rPr>
                 <w:sz w:val="15"/>
+                <w:lang w:val="pt-BR"/>
               </w:rPr>
               <w:t>Frete = 21% do pedido; até 46% em móveis; correlação frete x peso = 0,61.</w:t>
             </w:r>
@@ -3174,12 +4260,42 @@
             <w:pPr>
               <w:spacing w:after="0" w:line="240" w:lineRule="auto"/>
             </w:pPr>
+            <w:proofErr w:type="spellStart"/>
             <w:r>
               <w:rPr>
                 <w:sz w:val="15"/>
               </w:rPr>
-              <w:t>Financeiro, Comercial, Logística</w:t>
-            </w:r>
+              <w:t>Financeiro</w:t>
+            </w:r>
+            <w:proofErr w:type="spellEnd"/>
+            <w:r>
+              <w:rPr>
+                <w:sz w:val="15"/>
+              </w:rPr>
+              <w:t xml:space="preserve">, </w:t>
+            </w:r>
+            <w:proofErr w:type="spellStart"/>
+            <w:r>
+              <w:rPr>
+                <w:sz w:val="15"/>
+              </w:rPr>
+              <w:t>Comercial</w:t>
+            </w:r>
+            <w:proofErr w:type="spellEnd"/>
+            <w:r>
+              <w:rPr>
+                <w:sz w:val="15"/>
+              </w:rPr>
+              <w:t xml:space="preserve">, </w:t>
+            </w:r>
+            <w:proofErr w:type="spellStart"/>
+            <w:r>
+              <w:rPr>
+                <w:sz w:val="15"/>
+              </w:rPr>
+              <w:t>Logística</w:t>
+            </w:r>
+            <w:proofErr w:type="spellEnd"/>
           </w:p>
         </w:tc>
         <w:tc>
@@ -3196,10 +4312,14 @@
           <w:p>
             <w:pPr>
               <w:spacing w:after="0" w:line="240" w:lineRule="auto"/>
+              <w:rPr>
+                <w:lang w:val="pt-BR"/>
+              </w:rPr>
             </w:pPr>
             <w:r>
               <w:rPr>
                 <w:sz w:val="15"/>
+                <w:lang w:val="pt-BR"/>
               </w:rPr>
               <w:t>Hipótese do grupo: +12% de conversão no checkout via redução do atrito percebido do frete.</w:t>
             </w:r>
@@ -3249,10 +4369,14 @@
           <w:p>
             <w:pPr>
               <w:spacing w:after="0" w:line="240" w:lineRule="auto"/>
+              <w:rPr>
+                <w:lang w:val="pt-BR"/>
+              </w:rPr>
             </w:pPr>
             <w:r>
               <w:rPr>
                 <w:sz w:val="15"/>
+                <w:lang w:val="pt-BR"/>
               </w:rPr>
               <w:t>Orquestrar especialistas, consolidar sinais e apoiar decisões executivas.</w:t>
             </w:r>
@@ -3273,10 +4397,14 @@
           <w:p>
             <w:pPr>
               <w:spacing w:after="0" w:line="240" w:lineRule="auto"/>
+              <w:rPr>
+                <w:lang w:val="pt-BR"/>
+              </w:rPr>
             </w:pPr>
             <w:r>
               <w:rPr>
                 <w:sz w:val="15"/>
+                <w:lang w:val="pt-BR"/>
               </w:rPr>
               <w:t>Dados fragmentados atrasam decisões entre áreas.</w:t>
             </w:r>
@@ -3302,8 +4430,30 @@
               <w:rPr>
                 <w:sz w:val="15"/>
               </w:rPr>
-              <w:t>C-Level, Diretores, Gerentes</w:t>
-            </w:r>
+              <w:t xml:space="preserve">C-Level, </w:t>
+            </w:r>
+            <w:proofErr w:type="spellStart"/>
+            <w:r>
+              <w:rPr>
+                <w:sz w:val="15"/>
+              </w:rPr>
+              <w:t>Diretores</w:t>
+            </w:r>
+            <w:proofErr w:type="spellEnd"/>
+            <w:r>
+              <w:rPr>
+                <w:sz w:val="15"/>
+              </w:rPr>
+              <w:t xml:space="preserve">, </w:t>
+            </w:r>
+            <w:proofErr w:type="spellStart"/>
+            <w:r>
+              <w:rPr>
+                <w:sz w:val="15"/>
+              </w:rPr>
+              <w:t>Gerentes</w:t>
+            </w:r>
+            <w:proofErr w:type="spellEnd"/>
           </w:p>
         </w:tc>
         <w:tc>
@@ -3321,10 +4471,14 @@
           <w:p>
             <w:pPr>
               <w:spacing w:after="0" w:line="240" w:lineRule="auto"/>
+              <w:rPr>
+                <w:lang w:val="pt-BR"/>
+              </w:rPr>
             </w:pPr>
             <w:r>
               <w:rPr>
                 <w:sz w:val="15"/>
+                <w:lang w:val="pt-BR"/>
               </w:rPr>
               <w:t>Decisão mais rápida; hipótese de ~40 h/semana economizadas em consolidação manual.</w:t>
             </w:r>
@@ -3337,94 +4491,443 @@
         <w:pStyle w:val="Heading2"/>
       </w:pPr>
       <w:r>
-        <w:t>6.1 Interações essenciais</w:t>
-      </w:r>
+        <w:t xml:space="preserve">6.1 </w:t>
+      </w:r>
+      <w:proofErr w:type="spellStart"/>
+      <w:r>
+        <w:t>Interações</w:t>
+      </w:r>
+      <w:proofErr w:type="spellEnd"/>
+      <w:r>
+        <w:t xml:space="preserve"> </w:t>
+      </w:r>
+      <w:proofErr w:type="spellStart"/>
+      <w:r>
+        <w:t>essenciais</w:t>
+      </w:r>
+      <w:proofErr w:type="spellEnd"/>
     </w:p>
     <w:p>
       <w:pPr>
         <w:pStyle w:val="ListBullet"/>
-      </w:pPr>
-      <w:r>
-        <w:t>SentimentDesk → WinBack: sinal de cliente frustrado orienta recuperação e evita oferta inadequada.</w:t>
+        <w:rPr>
+          <w:lang w:val="pt-BR"/>
+        </w:rPr>
+      </w:pPr>
+      <w:proofErr w:type="spellStart"/>
+      <w:r>
+        <w:rPr>
+          <w:lang w:val="pt-BR"/>
+        </w:rPr>
+        <w:t>SentimentDesk</w:t>
+      </w:r>
+      <w:proofErr w:type="spellEnd"/>
+      <w:r>
+        <w:rPr>
+          <w:lang w:val="pt-BR"/>
+        </w:rPr>
+        <w:t xml:space="preserve"> → </w:t>
+      </w:r>
+      <w:proofErr w:type="spellStart"/>
+      <w:r>
+        <w:rPr>
+          <w:lang w:val="pt-BR"/>
+        </w:rPr>
+        <w:t>WinBack</w:t>
+      </w:r>
+      <w:proofErr w:type="spellEnd"/>
+      <w:r>
+        <w:rPr>
+          <w:lang w:val="pt-BR"/>
+        </w:rPr>
+        <w:t>: sinal de cliente frustrado orienta recuperação e evita oferta inadequada.</w:t>
       </w:r>
     </w:p>
     <w:p>
       <w:pPr>
         <w:pStyle w:val="ListBullet"/>
-      </w:pPr>
-      <w:r>
-        <w:t>SentimentDesk → SellerCare: queixas de qualidade recorrentes alimentam o diagnóstico do seller.</w:t>
+        <w:rPr>
+          <w:lang w:val="pt-BR"/>
+        </w:rPr>
+      </w:pPr>
+      <w:proofErr w:type="spellStart"/>
+      <w:r>
+        <w:rPr>
+          <w:lang w:val="pt-BR"/>
+        </w:rPr>
+        <w:t>SentimentDesk</w:t>
+      </w:r>
+      <w:proofErr w:type="spellEnd"/>
+      <w:r>
+        <w:rPr>
+          <w:lang w:val="pt-BR"/>
+        </w:rPr>
+        <w:t xml:space="preserve"> → </w:t>
+      </w:r>
+      <w:proofErr w:type="spellStart"/>
+      <w:r>
+        <w:rPr>
+          <w:lang w:val="pt-BR"/>
+        </w:rPr>
+        <w:t>SellerCare</w:t>
+      </w:r>
+      <w:proofErr w:type="spellEnd"/>
+      <w:r>
+        <w:rPr>
+          <w:lang w:val="pt-BR"/>
+        </w:rPr>
+        <w:t xml:space="preserve">: queixas de qualidade recorrentes alimentam o diagnóstico do </w:t>
+      </w:r>
+      <w:proofErr w:type="spellStart"/>
+      <w:r>
+        <w:rPr>
+          <w:lang w:val="pt-BR"/>
+        </w:rPr>
+        <w:t>seller</w:t>
+      </w:r>
+      <w:proofErr w:type="spellEnd"/>
+      <w:r>
+        <w:rPr>
+          <w:lang w:val="pt-BR"/>
+        </w:rPr>
+        <w:t>.</w:t>
       </w:r>
     </w:p>
     <w:p>
       <w:pPr>
         <w:pStyle w:val="ListBullet"/>
-      </w:pPr>
-      <w:r>
-        <w:t>SentimentDesk → LogiPredict: reclamações de prazo reforçam sinais de risco logístico.</w:t>
+        <w:rPr>
+          <w:lang w:val="pt-BR"/>
+        </w:rPr>
+      </w:pPr>
+      <w:proofErr w:type="spellStart"/>
+      <w:r>
+        <w:rPr>
+          <w:lang w:val="pt-BR"/>
+        </w:rPr>
+        <w:t>SentimentDesk</w:t>
+      </w:r>
+      <w:proofErr w:type="spellEnd"/>
+      <w:r>
+        <w:rPr>
+          <w:lang w:val="pt-BR"/>
+        </w:rPr>
+        <w:t xml:space="preserve"> → </w:t>
+      </w:r>
+      <w:proofErr w:type="spellStart"/>
+      <w:r>
+        <w:rPr>
+          <w:lang w:val="pt-BR"/>
+        </w:rPr>
+        <w:t>LogiPredict</w:t>
+      </w:r>
+      <w:proofErr w:type="spellEnd"/>
+      <w:r>
+        <w:rPr>
+          <w:lang w:val="pt-BR"/>
+        </w:rPr>
+        <w:t>: reclamações de prazo reforçam sinais de risco logístico.</w:t>
       </w:r>
     </w:p>
     <w:p>
       <w:pPr>
         <w:pStyle w:val="ListBullet"/>
-      </w:pPr>
-      <w:r>
-        <w:t>LogiPredict → SmartFreight: gargalos e rotas caras alimentam decisões de frete.</w:t>
+        <w:rPr>
+          <w:lang w:val="pt-BR"/>
+        </w:rPr>
+      </w:pPr>
+      <w:proofErr w:type="spellStart"/>
+      <w:r>
+        <w:rPr>
+          <w:lang w:val="pt-BR"/>
+        </w:rPr>
+        <w:t>LogiPredict</w:t>
+      </w:r>
+      <w:proofErr w:type="spellEnd"/>
+      <w:r>
+        <w:rPr>
+          <w:lang w:val="pt-BR"/>
+        </w:rPr>
+        <w:t xml:space="preserve"> → </w:t>
+      </w:r>
+      <w:proofErr w:type="spellStart"/>
+      <w:r>
+        <w:rPr>
+          <w:lang w:val="pt-BR"/>
+        </w:rPr>
+        <w:t>SmartFreight</w:t>
+      </w:r>
+      <w:proofErr w:type="spellEnd"/>
+      <w:r>
+        <w:rPr>
+          <w:lang w:val="pt-BR"/>
+        </w:rPr>
+        <w:t>: gargalos e rotas caras alimentam decisões de frete.</w:t>
       </w:r>
     </w:p>
     <w:p>
       <w:pPr>
         <w:pStyle w:val="ListBullet"/>
-      </w:pPr>
-      <w:r>
-        <w:t>SmartFreight → WinBack: informa o teto de desconto viável para preservar margem.</w:t>
+        <w:rPr>
+          <w:lang w:val="pt-BR"/>
+        </w:rPr>
+      </w:pPr>
+      <w:proofErr w:type="spellStart"/>
+      <w:r>
+        <w:rPr>
+          <w:lang w:val="pt-BR"/>
+        </w:rPr>
+        <w:t>SmartFreight</w:t>
+      </w:r>
+      <w:proofErr w:type="spellEnd"/>
+      <w:r>
+        <w:rPr>
+          <w:lang w:val="pt-BR"/>
+        </w:rPr>
+        <w:t xml:space="preserve"> → </w:t>
+      </w:r>
+      <w:proofErr w:type="spellStart"/>
+      <w:r>
+        <w:rPr>
+          <w:lang w:val="pt-BR"/>
+        </w:rPr>
+        <w:t>WinBack</w:t>
+      </w:r>
+      <w:proofErr w:type="spellEnd"/>
+      <w:r>
+        <w:rPr>
+          <w:lang w:val="pt-BR"/>
+        </w:rPr>
+        <w:t>: informa o teto de desconto viável para preservar margem.</w:t>
       </w:r>
     </w:p>
     <w:p>
       <w:pPr>
         <w:pStyle w:val="ListBullet"/>
-      </w:pPr>
-      <w:r>
-        <w:t>WinBack, LogiPredict, SentimentDesk, SellerCare e SmartFreight ↔ Maestro: orquestração bidirecional, síntese e mediação de conflitos.</w:t>
+        <w:rPr>
+          <w:lang w:val="pt-BR"/>
+        </w:rPr>
+      </w:pPr>
+      <w:proofErr w:type="spellStart"/>
+      <w:r>
+        <w:rPr>
+          <w:lang w:val="pt-BR"/>
+        </w:rPr>
+        <w:t>WinBack</w:t>
+      </w:r>
+      <w:proofErr w:type="spellEnd"/>
+      <w:r>
+        <w:rPr>
+          <w:lang w:val="pt-BR"/>
+        </w:rPr>
+        <w:t xml:space="preserve">, </w:t>
+      </w:r>
+      <w:proofErr w:type="spellStart"/>
+      <w:r>
+        <w:rPr>
+          <w:lang w:val="pt-BR"/>
+        </w:rPr>
+        <w:t>LogiPredict</w:t>
+      </w:r>
+      <w:proofErr w:type="spellEnd"/>
+      <w:r>
+        <w:rPr>
+          <w:lang w:val="pt-BR"/>
+        </w:rPr>
+        <w:t xml:space="preserve">, </w:t>
+      </w:r>
+      <w:proofErr w:type="spellStart"/>
+      <w:r>
+        <w:rPr>
+          <w:lang w:val="pt-BR"/>
+        </w:rPr>
+        <w:t>SentimentDesk</w:t>
+      </w:r>
+      <w:proofErr w:type="spellEnd"/>
+      <w:r>
+        <w:rPr>
+          <w:lang w:val="pt-BR"/>
+        </w:rPr>
+        <w:t xml:space="preserve">, </w:t>
+      </w:r>
+      <w:proofErr w:type="spellStart"/>
+      <w:r>
+        <w:rPr>
+          <w:lang w:val="pt-BR"/>
+        </w:rPr>
+        <w:t>SellerCare</w:t>
+      </w:r>
+      <w:proofErr w:type="spellEnd"/>
+      <w:r>
+        <w:rPr>
+          <w:lang w:val="pt-BR"/>
+        </w:rPr>
+        <w:t xml:space="preserve"> e </w:t>
+      </w:r>
+      <w:proofErr w:type="spellStart"/>
+      <w:r>
+        <w:rPr>
+          <w:lang w:val="pt-BR"/>
+        </w:rPr>
+        <w:t>SmartFreight</w:t>
+      </w:r>
+      <w:proofErr w:type="spellEnd"/>
+      <w:r>
+        <w:rPr>
+          <w:lang w:val="pt-BR"/>
+        </w:rPr>
+        <w:t xml:space="preserve"> ↔ Maestro: orquestração bidirecional, síntese e mediação de conflitos.</w:t>
       </w:r>
     </w:p>
     <w:p>
-      <w:r>
+      <w:pPr>
+        <w:rPr>
+          <w:lang w:val="pt-BR"/>
+        </w:rPr>
+      </w:pPr>
+      <w:r>
+        <w:rPr>
+          <w:lang w:val="pt-BR"/>
+        </w:rPr>
         <w:br w:type="page"/>
       </w:r>
     </w:p>
     <w:p>
       <w:pPr>
         <w:pStyle w:val="Heading2"/>
-      </w:pPr>
-      <w:r>
+        <w:rPr>
+          <w:lang w:val="pt-BR"/>
+        </w:rPr>
+      </w:pPr>
+      <w:r>
+        <w:rPr>
+          <w:lang w:val="pt-BR"/>
+        </w:rPr>
         <w:lastRenderedPageBreak/>
         <w:t>6.2 Decisões de escopo do mapa</w:t>
       </w:r>
     </w:p>
     <w:p>
-      <w:r>
-        <w:t>Nesta fase, o grupo optou por não criar um agente de SAC conversacional dedicado. O contato direto com o cliente está distribuído entre SentimentDesk (reviews e respostas) e WinBack (reativação). Um agente transacional de atendimento fica como candidato natural para a Fase 2.</w:t>
+      <w:pPr>
+        <w:rPr>
+          <w:lang w:val="pt-BR"/>
+        </w:rPr>
+      </w:pPr>
+      <w:r>
+        <w:rPr>
+          <w:lang w:val="pt-BR"/>
+        </w:rPr>
+        <w:t xml:space="preserve">Nesta fase, o grupo optou por não criar um agente de SAC conversacional dedicado. O contato direto com o cliente está distribuído entre </w:t>
+      </w:r>
+      <w:proofErr w:type="spellStart"/>
+      <w:r>
+        <w:rPr>
+          <w:lang w:val="pt-BR"/>
+        </w:rPr>
+        <w:t>SentimentDesk</w:t>
+      </w:r>
+      <w:proofErr w:type="spellEnd"/>
+      <w:r>
+        <w:rPr>
+          <w:lang w:val="pt-BR"/>
+        </w:rPr>
+        <w:t xml:space="preserve"> (reviews e respostas) e </w:t>
+      </w:r>
+      <w:proofErr w:type="spellStart"/>
+      <w:r>
+        <w:rPr>
+          <w:lang w:val="pt-BR"/>
+        </w:rPr>
+        <w:t>WinBack</w:t>
+      </w:r>
+      <w:proofErr w:type="spellEnd"/>
+      <w:r>
+        <w:rPr>
+          <w:lang w:val="pt-BR"/>
+        </w:rPr>
+        <w:t xml:space="preserve"> (reativação). Um agente transacional de atendimento fica como candidato natural para a Fase 2.</w:t>
       </w:r>
     </w:p>
     <w:p>
-      <w:r>
-        <w:t>Cross-sell também não foi separado em um agente próprio: a capacidade de kits/bundles foi incorporada ao SmartFreight para diluir o peso do frete e evitar redundância.</w:t>
+      <w:pPr>
+        <w:rPr>
+          <w:lang w:val="pt-BR"/>
+        </w:rPr>
+      </w:pPr>
+      <w:r>
+        <w:rPr>
+          <w:lang w:val="pt-BR"/>
+        </w:rPr>
+        <w:t>Cross-</w:t>
+      </w:r>
+      <w:proofErr w:type="spellStart"/>
+      <w:r>
+        <w:rPr>
+          <w:lang w:val="pt-BR"/>
+        </w:rPr>
+        <w:t>sell</w:t>
+      </w:r>
+      <w:proofErr w:type="spellEnd"/>
+      <w:r>
+        <w:rPr>
+          <w:lang w:val="pt-BR"/>
+        </w:rPr>
+        <w:t xml:space="preserve"> também não foi separado em um agente próprio: a capacidade de kits/</w:t>
+      </w:r>
+      <w:proofErr w:type="spellStart"/>
+      <w:r>
+        <w:rPr>
+          <w:lang w:val="pt-BR"/>
+        </w:rPr>
+        <w:t>bundles</w:t>
+      </w:r>
+      <w:proofErr w:type="spellEnd"/>
+      <w:r>
+        <w:rPr>
+          <w:lang w:val="pt-BR"/>
+        </w:rPr>
+        <w:t xml:space="preserve"> foi incorporada ao </w:t>
+      </w:r>
+      <w:proofErr w:type="spellStart"/>
+      <w:r>
+        <w:rPr>
+          <w:lang w:val="pt-BR"/>
+        </w:rPr>
+        <w:t>SmartFreight</w:t>
+      </w:r>
+      <w:proofErr w:type="spellEnd"/>
+      <w:r>
+        <w:rPr>
+          <w:lang w:val="pt-BR"/>
+        </w:rPr>
+        <w:t xml:space="preserve"> para diluir o peso do frete e evitar redundância.</w:t>
       </w:r>
     </w:p>
     <w:p>
       <w:pPr>
         <w:pStyle w:val="Heading1"/>
-      </w:pPr>
-      <w:r>
+        <w:rPr>
+          <w:lang w:val="pt-BR"/>
+        </w:rPr>
+      </w:pPr>
+      <w:r>
+        <w:rPr>
+          <w:lang w:val="pt-BR"/>
+        </w:rPr>
         <w:t>7. Arquitetura Conceitual Inicial</w:t>
       </w:r>
     </w:p>
     <w:p>
       <w:pPr>
         <w:spacing w:after="100" w:line="252" w:lineRule="auto"/>
-      </w:pPr>
-      <w:r>
+        <w:rPr>
+          <w:lang w:val="pt-BR"/>
+        </w:rPr>
+      </w:pPr>
+      <w:r>
+        <w:rPr>
+          <w:lang w:val="pt-BR"/>
+        </w:rPr>
         <w:t>A arquitetura é deliberadamente conceitual, conforme solicitado na Fase 1. Ela mostra fontes de dados, processamento, agentes, orquestração, usuários e os principais fluxos de entrada e saída.</w:t>
       </w:r>
     </w:p>
@@ -3454,6 +4957,7 @@
             <w:pPr>
               <w:spacing w:after="0" w:line="240" w:lineRule="auto"/>
             </w:pPr>
+            <w:proofErr w:type="spellStart"/>
             <w:r>
               <w:rPr>
                 <w:b/>
@@ -3462,6 +4966,7 @@
               </w:rPr>
               <w:t>Camada</w:t>
             </w:r>
+            <w:proofErr w:type="spellEnd"/>
           </w:p>
         </w:tc>
         <w:tc>
@@ -3551,10 +5056,14 @@
           <w:p>
             <w:pPr>
               <w:spacing w:after="0" w:line="240" w:lineRule="auto"/>
+              <w:rPr>
+                <w:lang w:val="pt-BR"/>
+              </w:rPr>
             </w:pPr>
             <w:r>
               <w:rPr>
                 <w:sz w:val="16"/>
+                <w:lang w:val="pt-BR"/>
               </w:rPr>
               <w:t>Dados operacionais e de negócio que alimentam o diagnóstico e os agentes.</w:t>
             </w:r>
@@ -3610,10 +5119,14 @@
           <w:p>
             <w:pPr>
               <w:spacing w:after="0" w:line="240" w:lineRule="auto"/>
+              <w:rPr>
+                <w:lang w:val="pt-BR"/>
+              </w:rPr>
             </w:pPr>
             <w:r>
               <w:rPr>
                 <w:sz w:val="16"/>
+                <w:lang w:val="pt-BR"/>
               </w:rPr>
               <w:t>Transforma dados brutos em sinais, segmentos, temas e contexto.</w:t>
             </w:r>
@@ -3666,10 +5179,14 @@
           <w:p>
             <w:pPr>
               <w:spacing w:after="0" w:line="240" w:lineRule="auto"/>
+              <w:rPr>
+                <w:lang w:val="pt-BR"/>
+              </w:rPr>
             </w:pPr>
             <w:r>
               <w:rPr>
                 <w:sz w:val="16"/>
+                <w:lang w:val="pt-BR"/>
               </w:rPr>
               <w:t>Cada agente recebe contexto específico, gera recomendações e troca sinais com outros especialistas.</w:t>
             </w:r>
@@ -3707,10 +5224,14 @@
           <w:p>
             <w:pPr>
               <w:spacing w:after="0" w:line="240" w:lineRule="auto"/>
+              <w:rPr>
+                <w:lang w:val="pt-BR"/>
+              </w:rPr>
             </w:pPr>
             <w:r>
               <w:rPr>
                 <w:sz w:val="16"/>
+                <w:lang w:val="pt-BR"/>
               </w:rPr>
               <w:t>Maestro - Agente Executivo de BI &amp; Orquestrador Geral</w:t>
             </w:r>
@@ -3725,10 +5246,14 @@
           <w:p>
             <w:pPr>
               <w:spacing w:after="0" w:line="240" w:lineRule="auto"/>
+              <w:rPr>
+                <w:lang w:val="pt-BR"/>
+              </w:rPr>
             </w:pPr>
             <w:r>
               <w:rPr>
                 <w:sz w:val="16"/>
+                <w:lang w:val="pt-BR"/>
               </w:rPr>
               <w:t>Sintetiza dados, roteia perguntas, resolve conflitos e produz insights executivos.</w:t>
             </w:r>
@@ -3781,10 +5306,14 @@
           <w:p>
             <w:pPr>
               <w:spacing w:after="0" w:line="240" w:lineRule="auto"/>
+              <w:rPr>
+                <w:lang w:val="pt-BR"/>
+              </w:rPr>
             </w:pPr>
             <w:r>
               <w:rPr>
                 <w:sz w:val="16"/>
+                <w:lang w:val="pt-BR"/>
               </w:rPr>
               <w:t>Recebem alertas, recomendações, rascunhos, relatórios e decisões para validação quando necessário.</w:t>
             </w:r>
@@ -3795,235 +5324,527 @@
     <w:p>
       <w:pPr>
         <w:spacing w:after="100" w:line="252" w:lineRule="auto"/>
-      </w:pPr>
-      <w:r>
+        <w:rPr>
+          <w:lang w:val="pt-BR"/>
+        </w:rPr>
+      </w:pPr>
+      <w:r>
+        <w:rPr>
+          <w:lang w:val="pt-BR"/>
+        </w:rPr>
         <w:t>Fluxo conceitual: Fontes de Dados → Processamento Analítico → Agentes Especialistas ↔ Maestro → Usuários. Os agentes também trocam sinais entre si quando isso reduz decisões conflitantes ou melhora o contexto.</w:t>
       </w:r>
     </w:p>
     <w:p>
       <w:pPr>
         <w:pStyle w:val="Heading2"/>
-      </w:pPr>
-      <w:r>
+        <w:rPr>
+          <w:lang w:val="pt-BR"/>
+        </w:rPr>
+      </w:pPr>
+      <w:r>
+        <w:rPr>
+          <w:lang w:val="pt-BR"/>
+        </w:rPr>
         <w:t>7.1 Princípio de autonomia responsável</w:t>
       </w:r>
     </w:p>
     <w:p>
       <w:pPr>
         <w:spacing w:after="100" w:line="252" w:lineRule="auto"/>
-      </w:pPr>
-      <w:r>
+        <w:rPr>
+          <w:lang w:val="pt-BR"/>
+        </w:rPr>
+      </w:pPr>
+      <w:r>
+        <w:rPr>
+          <w:lang w:val="pt-BR"/>
+        </w:rPr>
         <w:t>Autonomia não significa ausência de controle. A arquitetura distingue ações reversíveis e de baixo impacto, que podem ser automatizadas, de decisões financeiras, comerciais ou reputacionais de maior impacto, que devem exigir aprovação humana e trilha de auditoria.</w:t>
       </w:r>
     </w:p>
     <w:p>
-      <w:r>
+      <w:pPr>
+        <w:rPr>
+          <w:lang w:val="pt-BR"/>
+        </w:rPr>
+      </w:pPr>
+      <w:r>
+        <w:rPr>
+          <w:lang w:val="pt-BR"/>
+        </w:rPr>
         <w:br w:type="page"/>
       </w:r>
     </w:p>
     <w:p>
       <w:pPr>
         <w:pStyle w:val="Heading1"/>
-      </w:pPr>
-      <w:r>
+        <w:rPr>
+          <w:lang w:val="pt-BR"/>
+        </w:rPr>
+      </w:pPr>
+      <w:r>
+        <w:rPr>
+          <w:lang w:val="pt-BR"/>
+        </w:rPr>
         <w:lastRenderedPageBreak/>
-        <w:t>8. Casos de Uso e Guardrails</w:t>
-      </w:r>
+        <w:t xml:space="preserve">8. Casos de Uso e </w:t>
+      </w:r>
+      <w:proofErr w:type="spellStart"/>
+      <w:r>
+        <w:rPr>
+          <w:lang w:val="pt-BR"/>
+        </w:rPr>
+        <w:t>Guardrails</w:t>
+      </w:r>
+      <w:proofErr w:type="spellEnd"/>
     </w:p>
     <w:p>
       <w:pPr>
         <w:pStyle w:val="Heading2"/>
-      </w:pPr>
-      <w:r>
+        <w:rPr>
+          <w:lang w:val="pt-BR"/>
+        </w:rPr>
+      </w:pPr>
+      <w:proofErr w:type="spellStart"/>
+      <w:r>
+        <w:rPr>
+          <w:lang w:val="pt-BR"/>
+        </w:rPr>
         <w:t>WinBack</w:t>
       </w:r>
+      <w:proofErr w:type="spellEnd"/>
     </w:p>
     <w:p>
       <w:pPr>
         <w:spacing w:after="100" w:line="252" w:lineRule="auto"/>
-      </w:pPr>
-      <w:r>
+        <w:rPr>
+          <w:lang w:val="pt-BR"/>
+        </w:rPr>
+      </w:pPr>
+      <w:r>
+        <w:rPr>
+          <w:lang w:val="pt-BR"/>
+        </w:rPr>
         <w:t>Monitora clientes em risco, define estratégia de reativação e gera comunicação personalizada.</w:t>
       </w:r>
     </w:p>
     <w:p>
       <w:pPr>
         <w:spacing w:after="100" w:line="252" w:lineRule="auto"/>
-      </w:pPr>
-      <w:r>
+        <w:rPr>
+          <w:lang w:val="pt-BR"/>
+        </w:rPr>
+      </w:pPr>
+      <w:r>
+        <w:rPr>
+          <w:lang w:val="pt-BR"/>
+        </w:rPr>
         <w:t>Nível de autonomia: Pode preparar campanhas e recomendações; descontos acima do limite exigem aprovação.</w:t>
       </w:r>
     </w:p>
     <w:p>
       <w:pPr>
         <w:spacing w:after="100" w:line="252" w:lineRule="auto"/>
-      </w:pPr>
-      <w:r>
-        <w:t>Guardrails: Frequência máxima de contato, opt-in LGPD, teto de voucher e teste A/B.</w:t>
+        <w:rPr>
+          <w:lang w:val="pt-BR"/>
+        </w:rPr>
+      </w:pPr>
+      <w:proofErr w:type="spellStart"/>
+      <w:r>
+        <w:rPr>
+          <w:lang w:val="pt-BR"/>
+        </w:rPr>
+        <w:t>Guardrails</w:t>
+      </w:r>
+      <w:proofErr w:type="spellEnd"/>
+      <w:r>
+        <w:rPr>
+          <w:lang w:val="pt-BR"/>
+        </w:rPr>
+        <w:t xml:space="preserve">: Frequência máxima de contato, </w:t>
+      </w:r>
+      <w:proofErr w:type="spellStart"/>
+      <w:r>
+        <w:rPr>
+          <w:lang w:val="pt-BR"/>
+        </w:rPr>
+        <w:t>opt-in</w:t>
+      </w:r>
+      <w:proofErr w:type="spellEnd"/>
+      <w:r>
+        <w:rPr>
+          <w:lang w:val="pt-BR"/>
+        </w:rPr>
+        <w:t xml:space="preserve"> LGPD, teto de voucher e teste A/B.</w:t>
       </w:r>
     </w:p>
     <w:p>
       <w:pPr>
         <w:pStyle w:val="Heading2"/>
-      </w:pPr>
-      <w:r>
+        <w:rPr>
+          <w:lang w:val="pt-BR"/>
+        </w:rPr>
+      </w:pPr>
+      <w:proofErr w:type="spellStart"/>
+      <w:r>
+        <w:rPr>
+          <w:lang w:val="pt-BR"/>
+        </w:rPr>
         <w:t>LogiPredict</w:t>
       </w:r>
+      <w:proofErr w:type="spellEnd"/>
     </w:p>
     <w:p>
       <w:pPr>
         <w:spacing w:after="100" w:line="252" w:lineRule="auto"/>
-      </w:pPr>
-      <w:r>
+        <w:rPr>
+          <w:lang w:val="pt-BR"/>
+        </w:rPr>
+      </w:pPr>
+      <w:r>
+        <w:rPr>
+          <w:lang w:val="pt-BR"/>
+        </w:rPr>
         <w:t>Avalia sinais de atraso por pedido e recomenda comunicação ou escalonamento.</w:t>
       </w:r>
     </w:p>
     <w:p>
       <w:pPr>
         <w:spacing w:after="100" w:line="252" w:lineRule="auto"/>
-      </w:pPr>
-      <w:r>
+        <w:rPr>
+          <w:lang w:val="pt-BR"/>
+        </w:rPr>
+      </w:pPr>
+      <w:r>
+        <w:rPr>
+          <w:lang w:val="pt-BR"/>
+        </w:rPr>
         <w:t>Nível de autonomia: Pode gerar alerta e rascunho; comunicação automática somente acima de limiar calibrado.</w:t>
       </w:r>
     </w:p>
     <w:p>
       <w:pPr>
         <w:spacing w:after="100" w:line="252" w:lineRule="auto"/>
-      </w:pPr>
-      <w:r>
-        <w:t>Guardrails: Controle de falso positivo, mensagens auditáveis e proteção de dados de rota.</w:t>
+        <w:rPr>
+          <w:lang w:val="pt-BR"/>
+        </w:rPr>
+      </w:pPr>
+      <w:proofErr w:type="spellStart"/>
+      <w:r>
+        <w:rPr>
+          <w:lang w:val="pt-BR"/>
+        </w:rPr>
+        <w:t>Guardrails</w:t>
+      </w:r>
+      <w:proofErr w:type="spellEnd"/>
+      <w:r>
+        <w:rPr>
+          <w:lang w:val="pt-BR"/>
+        </w:rPr>
+        <w:t>: Controle de falso positivo, mensagens auditáveis e proteção de dados de rota.</w:t>
       </w:r>
     </w:p>
     <w:p>
       <w:pPr>
         <w:pStyle w:val="Heading2"/>
-      </w:pPr>
-      <w:r>
+        <w:rPr>
+          <w:lang w:val="pt-BR"/>
+        </w:rPr>
+      </w:pPr>
+      <w:proofErr w:type="spellStart"/>
+      <w:r>
+        <w:rPr>
+          <w:lang w:val="pt-BR"/>
+        </w:rPr>
         <w:t>SentimentDesk</w:t>
       </w:r>
+      <w:proofErr w:type="spellEnd"/>
     </w:p>
     <w:p>
       <w:pPr>
         <w:spacing w:after="100" w:line="252" w:lineRule="auto"/>
-      </w:pPr>
-      <w:r>
+        <w:rPr>
+          <w:lang w:val="pt-BR"/>
+        </w:rPr>
+      </w:pPr>
+      <w:r>
+        <w:rPr>
+          <w:lang w:val="pt-BR"/>
+        </w:rPr>
         <w:t>Classifica sentimento e temas, separa produto de entrega e prepara resposta.</w:t>
       </w:r>
     </w:p>
     <w:p>
       <w:pPr>
         <w:spacing w:after="100" w:line="252" w:lineRule="auto"/>
-      </w:pPr>
-      <w:r>
+        <w:rPr>
+          <w:lang w:val="pt-BR"/>
+        </w:rPr>
+      </w:pPr>
+      <w:r>
+        <w:rPr>
+          <w:lang w:val="pt-BR"/>
+        </w:rPr>
         <w:t>Nível de autonomia: Pode classificar e criar protocolo; ressarcimento e exceções financeiras seguem alçada.</w:t>
       </w:r>
     </w:p>
     <w:p>
       <w:pPr>
         <w:spacing w:after="100" w:line="252" w:lineRule="auto"/>
-      </w:pPr>
-      <w:r>
-        <w:t>Guardrails: Aprovação humana para casos sensíveis, linguagem padronizada e rastreabilidade.</w:t>
+        <w:rPr>
+          <w:lang w:val="pt-BR"/>
+        </w:rPr>
+      </w:pPr>
+      <w:proofErr w:type="spellStart"/>
+      <w:r>
+        <w:rPr>
+          <w:lang w:val="pt-BR"/>
+        </w:rPr>
+        <w:t>Guardrails</w:t>
+      </w:r>
+      <w:proofErr w:type="spellEnd"/>
+      <w:r>
+        <w:rPr>
+          <w:lang w:val="pt-BR"/>
+        </w:rPr>
+        <w:t>: Aprovação humana para casos sensíveis, linguagem padronizada e rastreabilidade.</w:t>
       </w:r>
     </w:p>
     <w:p>
       <w:pPr>
         <w:pStyle w:val="Heading2"/>
-      </w:pPr>
-      <w:r>
+        <w:rPr>
+          <w:lang w:val="pt-BR"/>
+        </w:rPr>
+      </w:pPr>
+      <w:proofErr w:type="spellStart"/>
+      <w:r>
+        <w:rPr>
+          <w:lang w:val="pt-BR"/>
+        </w:rPr>
         <w:t>SellerCare</w:t>
       </w:r>
+      <w:proofErr w:type="spellEnd"/>
     </w:p>
     <w:p>
       <w:pPr>
         <w:spacing w:after="100" w:line="252" w:lineRule="auto"/>
-      </w:pPr>
-      <w:r>
-        <w:t>Compara seller com benchmark e gera coaching ou escalonamento.</w:t>
+        <w:rPr>
+          <w:lang w:val="pt-BR"/>
+        </w:rPr>
+      </w:pPr>
+      <w:r>
+        <w:rPr>
+          <w:lang w:val="pt-BR"/>
+        </w:rPr>
+        <w:t xml:space="preserve">Compara </w:t>
+      </w:r>
+      <w:proofErr w:type="spellStart"/>
+      <w:r>
+        <w:rPr>
+          <w:lang w:val="pt-BR"/>
+        </w:rPr>
+        <w:t>seller</w:t>
+      </w:r>
+      <w:proofErr w:type="spellEnd"/>
+      <w:r>
+        <w:rPr>
+          <w:lang w:val="pt-BR"/>
+        </w:rPr>
+        <w:t xml:space="preserve"> com benchmark e gera coaching ou escalonamento.</w:t>
       </w:r>
     </w:p>
     <w:p>
       <w:pPr>
         <w:spacing w:after="100" w:line="252" w:lineRule="auto"/>
-      </w:pPr>
-      <w:r>
+        <w:rPr>
+          <w:lang w:val="pt-BR"/>
+        </w:rPr>
+      </w:pPr>
+      <w:r>
+        <w:rPr>
+          <w:lang w:val="pt-BR"/>
+        </w:rPr>
         <w:t>Nível de autonomia: Pode recomendar quarentena/suspensão; decisão final deve ser humana.</w:t>
       </w:r>
     </w:p>
     <w:p>
       <w:pPr>
         <w:spacing w:after="100" w:line="252" w:lineRule="auto"/>
-      </w:pPr>
-      <w:r>
-        <w:t>Guardrails: Critérios transparentes, direito de resposta e revisão antes de penalização.</w:t>
+        <w:rPr>
+          <w:lang w:val="pt-BR"/>
+        </w:rPr>
+      </w:pPr>
+      <w:proofErr w:type="spellStart"/>
+      <w:r>
+        <w:rPr>
+          <w:lang w:val="pt-BR"/>
+        </w:rPr>
+        <w:t>Guardrails</w:t>
+      </w:r>
+      <w:proofErr w:type="spellEnd"/>
+      <w:r>
+        <w:rPr>
+          <w:lang w:val="pt-BR"/>
+        </w:rPr>
+        <w:t>: Critérios transparentes, direito de resposta e revisão antes de penalização.</w:t>
       </w:r>
     </w:p>
     <w:p>
       <w:pPr>
         <w:pStyle w:val="Heading2"/>
-      </w:pPr>
-      <w:r>
+        <w:rPr>
+          <w:lang w:val="pt-BR"/>
+        </w:rPr>
+      </w:pPr>
+      <w:proofErr w:type="spellStart"/>
+      <w:r>
+        <w:rPr>
+          <w:lang w:val="pt-BR"/>
+        </w:rPr>
         <w:t>SmartFreight</w:t>
       </w:r>
+      <w:proofErr w:type="spellEnd"/>
     </w:p>
     <w:p>
       <w:pPr>
         <w:spacing w:after="100" w:line="252" w:lineRule="auto"/>
-      </w:pPr>
-      <w:r>
-        <w:t>Analisa relação preço/frete e sugere mitigação, bundles e alternativas.</w:t>
+        <w:rPr>
+          <w:lang w:val="pt-BR"/>
+        </w:rPr>
+      </w:pPr>
+      <w:r>
+        <w:rPr>
+          <w:lang w:val="pt-BR"/>
+        </w:rPr>
+        <w:t xml:space="preserve">Analisa relação preço/frete e sugere mitigação, </w:t>
+      </w:r>
+      <w:proofErr w:type="spellStart"/>
+      <w:r>
+        <w:rPr>
+          <w:lang w:val="pt-BR"/>
+        </w:rPr>
+        <w:t>bundles</w:t>
+      </w:r>
+      <w:proofErr w:type="spellEnd"/>
+      <w:r>
+        <w:rPr>
+          <w:lang w:val="pt-BR"/>
+        </w:rPr>
+        <w:t xml:space="preserve"> e alternativas.</w:t>
       </w:r>
     </w:p>
     <w:p>
       <w:pPr>
         <w:spacing w:after="100" w:line="252" w:lineRule="auto"/>
-      </w:pPr>
-      <w:r>
+        <w:rPr>
+          <w:lang w:val="pt-BR"/>
+        </w:rPr>
+      </w:pPr>
+      <w:r>
+        <w:rPr>
+          <w:lang w:val="pt-BR"/>
+        </w:rPr>
         <w:t>Nível de autonomia: Pode sugerir preço e frete; alterações com impacto de margem seguem regras e alçadas.</w:t>
       </w:r>
     </w:p>
     <w:p>
       <w:pPr>
         <w:spacing w:after="100" w:line="252" w:lineRule="auto"/>
-      </w:pPr>
-      <w:r>
-        <w:t>Guardrails: Piso de margem, regras auditáveis e proibição de discriminação individual indevida.</w:t>
+        <w:rPr>
+          <w:lang w:val="pt-BR"/>
+        </w:rPr>
+      </w:pPr>
+      <w:proofErr w:type="spellStart"/>
+      <w:r>
+        <w:rPr>
+          <w:lang w:val="pt-BR"/>
+        </w:rPr>
+        <w:t>Guardrails</w:t>
+      </w:r>
+      <w:proofErr w:type="spellEnd"/>
+      <w:r>
+        <w:rPr>
+          <w:lang w:val="pt-BR"/>
+        </w:rPr>
+        <w:t>: Piso de margem, regras auditáveis e proibição de discriminação individual indevida.</w:t>
       </w:r>
     </w:p>
     <w:p>
       <w:pPr>
         <w:pStyle w:val="Heading2"/>
-      </w:pPr>
-      <w:r>
+        <w:rPr>
+          <w:lang w:val="pt-BR"/>
+        </w:rPr>
+      </w:pPr>
+      <w:r>
+        <w:rPr>
+          <w:lang w:val="pt-BR"/>
+        </w:rPr>
         <w:t>Maestro</w:t>
       </w:r>
     </w:p>
     <w:p>
       <w:pPr>
         <w:spacing w:after="100" w:line="252" w:lineRule="auto"/>
-      </w:pPr>
-      <w:r>
+        <w:rPr>
+          <w:lang w:val="pt-BR"/>
+        </w:rPr>
+      </w:pPr>
+      <w:r>
+        <w:rPr>
+          <w:lang w:val="pt-BR"/>
+        </w:rPr>
         <w:t>Roteia perguntas, consolida sinais e produz síntese para liderança.</w:t>
       </w:r>
     </w:p>
     <w:p>
       <w:pPr>
         <w:spacing w:after="100" w:line="252" w:lineRule="auto"/>
-      </w:pPr>
-      <w:r>
+        <w:rPr>
+          <w:lang w:val="pt-BR"/>
+        </w:rPr>
+      </w:pPr>
+      <w:r>
+        <w:rPr>
+          <w:lang w:val="pt-BR"/>
+        </w:rPr>
         <w:t>Nível de autonomia: Apoia decisão; não executa decisões de alto impacto sem validação humana.</w:t>
       </w:r>
     </w:p>
     <w:p>
       <w:pPr>
         <w:spacing w:after="100" w:line="252" w:lineRule="auto"/>
-      </w:pPr>
-      <w:r>
-        <w:t>Guardrails: Respostas ancoradas em fontes, citação de evidência e trilha de delegações.</w:t>
+        <w:rPr>
+          <w:lang w:val="pt-BR"/>
+        </w:rPr>
+      </w:pPr>
+      <w:proofErr w:type="spellStart"/>
+      <w:r>
+        <w:rPr>
+          <w:lang w:val="pt-BR"/>
+        </w:rPr>
+        <w:t>Guardrails</w:t>
+      </w:r>
+      <w:proofErr w:type="spellEnd"/>
+      <w:r>
+        <w:rPr>
+          <w:lang w:val="pt-BR"/>
+        </w:rPr>
+        <w:t>: Respostas ancoradas em fontes, citação de evidência e trilha de delegações.</w:t>
       </w:r>
     </w:p>
     <w:p>
-      <w:r>
+      <w:pPr>
+        <w:rPr>
+          <w:lang w:val="pt-BR"/>
+        </w:rPr>
+      </w:pPr>
+      <w:r>
+        <w:rPr>
+          <w:lang w:val="pt-BR"/>
+        </w:rPr>
         <w:br w:type="page"/>
       </w:r>
     </w:p>
@@ -4031,8 +5852,14 @@
       <w:pPr>
         <w:pStyle w:val="Heading1"/>
         <w:pageBreakBefore/>
-      </w:pPr>
-      <w:r>
+        <w:rPr>
+          <w:lang w:val="pt-BR"/>
+        </w:rPr>
+      </w:pPr>
+      <w:r>
+        <w:rPr>
+          <w:lang w:val="pt-BR"/>
+        </w:rPr>
         <w:lastRenderedPageBreak/>
         <w:t>9. Prompts Estruturados dos Agentes</w:t>
       </w:r>
@@ -4040,240 +5867,542 @@
     <w:p>
       <w:pPr>
         <w:spacing w:after="100" w:line="252" w:lineRule="auto"/>
-      </w:pPr>
-      <w:r>
+        <w:rPr>
+          <w:lang w:val="pt-BR"/>
+        </w:rPr>
+      </w:pPr>
+      <w:r>
+        <w:rPr>
+          <w:lang w:val="pt-BR"/>
+        </w:rPr>
         <w:t>Os prompts abaixo preservam a estrutura obrigatória: objetivo, contexto, instrução principal e resultado esperado. Foram compactados para o relatório executivo; a versão detalhada permanece como artefato de apoio no repositório.</w:t>
       </w:r>
     </w:p>
     <w:p>
       <w:pPr>
         <w:pStyle w:val="Heading2"/>
-      </w:pPr>
-      <w:r>
+        <w:rPr>
+          <w:lang w:val="pt-BR"/>
+        </w:rPr>
+      </w:pPr>
+      <w:proofErr w:type="spellStart"/>
+      <w:r>
+        <w:rPr>
+          <w:lang w:val="pt-BR"/>
+        </w:rPr>
         <w:t>WinBack</w:t>
       </w:r>
+      <w:proofErr w:type="spellEnd"/>
     </w:p>
     <w:p>
       <w:pPr>
         <w:spacing w:after="100" w:line="252" w:lineRule="auto"/>
-      </w:pPr>
-      <w:r>
+        <w:rPr>
+          <w:lang w:val="pt-BR"/>
+        </w:rPr>
+      </w:pPr>
+      <w:r>
+        <w:rPr>
+          <w:lang w:val="pt-BR"/>
+        </w:rPr>
         <w:t>a) Objetivo: Analisar cliente em risco e gerar ação de retenção personalizada.</w:t>
       </w:r>
     </w:p>
     <w:p>
       <w:pPr>
         <w:spacing w:after="100" w:line="252" w:lineRule="auto"/>
-      </w:pPr>
-      <w:r>
+        <w:rPr>
+          <w:lang w:val="pt-BR"/>
+        </w:rPr>
+      </w:pPr>
+      <w:r>
+        <w:rPr>
+          <w:lang w:val="pt-BR"/>
+        </w:rPr>
         <w:t>b) Contexto: RFM, dias de inatividade, ticket médio, última categoria e limites de incentivo.</w:t>
       </w:r>
     </w:p>
     <w:p>
       <w:pPr>
         <w:spacing w:after="100" w:line="252" w:lineRule="auto"/>
-      </w:pPr>
-      <w:r>
+        <w:rPr>
+          <w:lang w:val="pt-BR"/>
+        </w:rPr>
+      </w:pPr>
+      <w:r>
+        <w:rPr>
+          <w:lang w:val="pt-BR"/>
+        </w:rPr>
         <w:t>c) Instrução principal: Atue como especialista de retenção da Olist. Analise o perfil e a inatividade, selecione uma estratégia permitida, sugira até 3 produtos relacionados e redija uma mensagem. Não ofereça desconto fora dos limites e respeite consentimento e frequência de contato.</w:t>
       </w:r>
     </w:p>
     <w:p>
       <w:pPr>
         <w:spacing w:after="100" w:line="252" w:lineRule="auto"/>
-      </w:pPr>
-      <w:r>
+        <w:rPr>
+          <w:lang w:val="pt-BR"/>
+        </w:rPr>
+      </w:pPr>
+      <w:r>
+        <w:rPr>
+          <w:lang w:val="pt-BR"/>
+        </w:rPr>
         <w:t>d) Resultado esperado: Saída estruturada com análise do perfil, estratégia, produtos sugeridos e mensagem ao cliente.</w:t>
       </w:r>
     </w:p>
     <w:p>
       <w:pPr>
         <w:pStyle w:val="Heading2"/>
-      </w:pPr>
-      <w:r>
+        <w:rPr>
+          <w:lang w:val="pt-BR"/>
+        </w:rPr>
+      </w:pPr>
+      <w:proofErr w:type="spellStart"/>
+      <w:r>
+        <w:rPr>
+          <w:lang w:val="pt-BR"/>
+        </w:rPr>
         <w:t>LogiPredict</w:t>
       </w:r>
+      <w:proofErr w:type="spellEnd"/>
     </w:p>
     <w:p>
       <w:pPr>
         <w:spacing w:after="100" w:line="252" w:lineRule="auto"/>
-      </w:pPr>
-      <w:r>
+        <w:rPr>
+          <w:lang w:val="pt-BR"/>
+        </w:rPr>
+      </w:pPr>
+      <w:r>
+        <w:rPr>
+          <w:lang w:val="pt-BR"/>
+        </w:rPr>
         <w:t>a) Objetivo: Avaliar risco de atraso e recomendar ação preventiva.</w:t>
       </w:r>
     </w:p>
     <w:p>
       <w:pPr>
         <w:spacing w:after="100" w:line="252" w:lineRule="auto"/>
-      </w:pPr>
-      <w:r>
+        <w:rPr>
+          <w:lang w:val="pt-BR"/>
+        </w:rPr>
+      </w:pPr>
+      <w:r>
+        <w:rPr>
+          <w:lang w:val="pt-BR"/>
+        </w:rPr>
         <w:t>b) Contexto: Origem/destino, postagem, prazo prometido, transportadora, rastreio, peso/dimensões e histórico.</w:t>
       </w:r>
     </w:p>
     <w:p>
       <w:pPr>
         <w:spacing w:after="100" w:line="252" w:lineRule="auto"/>
-      </w:pPr>
-      <w:r>
+        <w:rPr>
+          <w:lang w:val="pt-BR"/>
+        </w:rPr>
+      </w:pPr>
+      <w:r>
+        <w:rPr>
+          <w:lang w:val="pt-BR"/>
+        </w:rPr>
         <w:t>c) Instrução principal: Atue como agente de logística. Estime o risco de atraso com base nos sinais disponíveis, explique os fatores de risco e recomende escalar, notificar ou manter monitoramento. Só recomende comunicação proativa acima do limiar de confiança definido.</w:t>
       </w:r>
     </w:p>
     <w:p>
       <w:pPr>
         <w:spacing w:after="100" w:line="252" w:lineRule="auto"/>
-      </w:pPr>
-      <w:r>
+        <w:rPr>
+          <w:lang w:val="pt-BR"/>
+        </w:rPr>
+      </w:pPr>
+      <w:r>
+        <w:rPr>
+          <w:lang w:val="pt-BR"/>
+        </w:rPr>
         <w:t>d) Resultado esperado: Probabilidade/nível de risco, fatores explicativos, ação recomendada e rascunho de comunicação.</w:t>
       </w:r>
     </w:p>
     <w:p>
       <w:pPr>
         <w:pStyle w:val="Heading2"/>
-      </w:pPr>
-      <w:r>
+        <w:rPr>
+          <w:lang w:val="pt-BR"/>
+        </w:rPr>
+      </w:pPr>
+      <w:proofErr w:type="spellStart"/>
+      <w:r>
+        <w:rPr>
+          <w:lang w:val="pt-BR"/>
+        </w:rPr>
         <w:t>SentimentDesk</w:t>
       </w:r>
+      <w:proofErr w:type="spellEnd"/>
     </w:p>
     <w:p>
       <w:pPr>
         <w:spacing w:after="100" w:line="252" w:lineRule="auto"/>
-      </w:pPr>
-      <w:r>
+        <w:rPr>
+          <w:lang w:val="pt-BR"/>
+        </w:rPr>
+      </w:pPr>
+      <w:r>
+        <w:rPr>
+          <w:lang w:val="pt-BR"/>
+        </w:rPr>
         <w:t>a) Objetivo: Classificar review, identificar tema e preparar resposta.</w:t>
       </w:r>
     </w:p>
     <w:p>
       <w:pPr>
         <w:spacing w:after="100" w:line="252" w:lineRule="auto"/>
-      </w:pPr>
-      <w:r>
-        <w:t>b) Contexto: Nota, texto, título, pedido/produto, seller e dados de entrega.</w:t>
+        <w:rPr>
+          <w:lang w:val="pt-BR"/>
+        </w:rPr>
+      </w:pPr>
+      <w:r>
+        <w:rPr>
+          <w:lang w:val="pt-BR"/>
+        </w:rPr>
+        <w:t xml:space="preserve">b) Contexto: Nota, texto, título, pedido/produto, </w:t>
+      </w:r>
+      <w:proofErr w:type="spellStart"/>
+      <w:r>
+        <w:rPr>
+          <w:lang w:val="pt-BR"/>
+        </w:rPr>
+        <w:t>seller</w:t>
+      </w:r>
+      <w:proofErr w:type="spellEnd"/>
+      <w:r>
+        <w:rPr>
+          <w:lang w:val="pt-BR"/>
+        </w:rPr>
+        <w:t xml:space="preserve"> e dados de entrega.</w:t>
       </w:r>
     </w:p>
     <w:p>
       <w:pPr>
         <w:spacing w:after="100" w:line="252" w:lineRule="auto"/>
-      </w:pPr>
-      <w:r>
-        <w:t>c) Instrução principal: Atue como especialista de experiência do cliente. Classifique sentimento, extraia temas, diferencie produto de entrega e, para notas 1–2, gere resposta conciliatória para aprovação. Se houver recorrência do seller, sinalize o SellerCare.</w:t>
+        <w:rPr>
+          <w:lang w:val="pt-BR"/>
+        </w:rPr>
+      </w:pPr>
+      <w:r>
+        <w:rPr>
+          <w:lang w:val="pt-BR"/>
+        </w:rPr>
+        <w:t xml:space="preserve">c) Instrução principal: Atue como especialista de experiência do cliente. Classifique sentimento, extraia temas, diferencie produto de entrega e, para notas 1–2, gere resposta conciliatória para aprovação. Se houver recorrência do </w:t>
+      </w:r>
+      <w:proofErr w:type="spellStart"/>
+      <w:r>
+        <w:rPr>
+          <w:lang w:val="pt-BR"/>
+        </w:rPr>
+        <w:t>seller</w:t>
+      </w:r>
+      <w:proofErr w:type="spellEnd"/>
+      <w:r>
+        <w:rPr>
+          <w:lang w:val="pt-BR"/>
+        </w:rPr>
+        <w:t xml:space="preserve">, sinalize o </w:t>
+      </w:r>
+      <w:proofErr w:type="spellStart"/>
+      <w:r>
+        <w:rPr>
+          <w:lang w:val="pt-BR"/>
+        </w:rPr>
+        <w:t>SellerCare</w:t>
+      </w:r>
+      <w:proofErr w:type="spellEnd"/>
+      <w:r>
+        <w:rPr>
+          <w:lang w:val="pt-BR"/>
+        </w:rPr>
+        <w:t>.</w:t>
       </w:r>
     </w:p>
     <w:p>
       <w:pPr>
         <w:spacing w:after="100" w:line="252" w:lineRule="auto"/>
-      </w:pPr>
-      <w:r>
+        <w:rPr>
+          <w:lang w:val="pt-BR"/>
+        </w:rPr>
+      </w:pPr>
+      <w:r>
+        <w:rPr>
+          <w:lang w:val="pt-BR"/>
+        </w:rPr>
         <w:t>d) Resultado esperado: Sentimento, temas, responsável provável, rascunho de resposta e ações sugeridas.</w:t>
       </w:r>
     </w:p>
     <w:p>
       <w:pPr>
         <w:pStyle w:val="Heading2"/>
-      </w:pPr>
-      <w:r>
+        <w:rPr>
+          <w:lang w:val="pt-BR"/>
+        </w:rPr>
+      </w:pPr>
+      <w:proofErr w:type="spellStart"/>
+      <w:r>
+        <w:rPr>
+          <w:lang w:val="pt-BR"/>
+        </w:rPr>
         <w:t>SellerCare</w:t>
       </w:r>
+      <w:proofErr w:type="spellEnd"/>
     </w:p>
     <w:p>
       <w:pPr>
         <w:spacing w:after="100" w:line="252" w:lineRule="auto"/>
-      </w:pPr>
-      <w:r>
-        <w:t>a) Objetivo: Avaliar performance do seller e propor coaching ou escalonamento.</w:t>
+        <w:rPr>
+          <w:lang w:val="pt-BR"/>
+        </w:rPr>
+      </w:pPr>
+      <w:r>
+        <w:rPr>
+          <w:lang w:val="pt-BR"/>
+        </w:rPr>
+        <w:t xml:space="preserve">a) Objetivo: Avaliar performance do </w:t>
+      </w:r>
+      <w:proofErr w:type="spellStart"/>
+      <w:r>
+        <w:rPr>
+          <w:lang w:val="pt-BR"/>
+        </w:rPr>
+        <w:t>seller</w:t>
+      </w:r>
+      <w:proofErr w:type="spellEnd"/>
+      <w:r>
+        <w:rPr>
+          <w:lang w:val="pt-BR"/>
+        </w:rPr>
+        <w:t xml:space="preserve"> e propor coaching ou escalonamento.</w:t>
       </w:r>
     </w:p>
     <w:p>
       <w:pPr>
         <w:spacing w:after="100" w:line="252" w:lineRule="auto"/>
-      </w:pPr>
-      <w:r>
+        <w:rPr>
+          <w:lang w:val="pt-BR"/>
+        </w:rPr>
+      </w:pPr>
+      <w:r>
+        <w:rPr>
+          <w:lang w:val="pt-BR"/>
+        </w:rPr>
         <w:t>b) Contexto: Nota média, prazo, cancelamento, categoria e benchmark.</w:t>
       </w:r>
     </w:p>
     <w:p>
       <w:pPr>
         <w:spacing w:after="100" w:line="252" w:lineRule="auto"/>
-      </w:pPr>
-      <w:r>
-        <w:t>c) Instrução principal: Atue como KAM virtual. Compare os KPIs do seller com o benchmark da categoria, identifique gargalos e recomende plano de melhoria. Nota abaixo de 2,5 por dois meses consecutivos deve gerar escalonamento; qualquer suspensão exige revisão humana.</w:t>
+        <w:rPr>
+          <w:lang w:val="pt-BR"/>
+        </w:rPr>
+      </w:pPr>
+      <w:r>
+        <w:rPr>
+          <w:lang w:val="pt-BR"/>
+        </w:rPr>
+        <w:t xml:space="preserve">c) Instrução principal: Atue como KAM virtual. Compare os KPIs do </w:t>
+      </w:r>
+      <w:proofErr w:type="spellStart"/>
+      <w:r>
+        <w:rPr>
+          <w:lang w:val="pt-BR"/>
+        </w:rPr>
+        <w:t>seller</w:t>
+      </w:r>
+      <w:proofErr w:type="spellEnd"/>
+      <w:r>
+        <w:rPr>
+          <w:lang w:val="pt-BR"/>
+        </w:rPr>
+        <w:t xml:space="preserve"> com o benchmark da categoria, identifique gargalos e recomende plano de melhoria. Nota abaixo de 2,5 por dois meses consecutivos deve gerar escalonamento; qualquer suspensão exige revisão humana.</w:t>
       </w:r>
     </w:p>
     <w:p>
       <w:pPr>
         <w:spacing w:after="100" w:line="252" w:lineRule="auto"/>
-      </w:pPr>
-      <w:r>
-        <w:t>d) Resultado esperado: Diagnóstico, benchmark, plano de ação, mensagem ao seller e recomendação de escalonamento.</w:t>
+        <w:rPr>
+          <w:lang w:val="pt-BR"/>
+        </w:rPr>
+      </w:pPr>
+      <w:r>
+        <w:rPr>
+          <w:lang w:val="pt-BR"/>
+        </w:rPr>
+        <w:t xml:space="preserve">d) Resultado esperado: Diagnóstico, benchmark, plano de ação, mensagem ao </w:t>
+      </w:r>
+      <w:proofErr w:type="spellStart"/>
+      <w:r>
+        <w:rPr>
+          <w:lang w:val="pt-BR"/>
+        </w:rPr>
+        <w:t>seller</w:t>
+      </w:r>
+      <w:proofErr w:type="spellEnd"/>
+      <w:r>
+        <w:rPr>
+          <w:lang w:val="pt-BR"/>
+        </w:rPr>
+        <w:t xml:space="preserve"> e recomendação de escalonamento.</w:t>
       </w:r>
     </w:p>
     <w:p>
       <w:pPr>
         <w:pStyle w:val="Heading2"/>
-      </w:pPr>
-      <w:r>
+        <w:rPr>
+          <w:lang w:val="pt-BR"/>
+        </w:rPr>
+      </w:pPr>
+      <w:proofErr w:type="spellStart"/>
+      <w:r>
+        <w:rPr>
+          <w:lang w:val="pt-BR"/>
+        </w:rPr>
         <w:t>SmartFreight</w:t>
       </w:r>
+      <w:proofErr w:type="spellEnd"/>
     </w:p>
     <w:p>
       <w:pPr>
         <w:spacing w:after="100" w:line="252" w:lineRule="auto"/>
-      </w:pPr>
-      <w:r>
+        <w:rPr>
+          <w:lang w:val="pt-BR"/>
+        </w:rPr>
+      </w:pPr>
+      <w:r>
+        <w:rPr>
+          <w:lang w:val="pt-BR"/>
+        </w:rPr>
         <w:t>a) Objetivo: Avaliar peso do frete e sugerir mitigação preservando margem.</w:t>
       </w:r>
     </w:p>
     <w:p>
       <w:pPr>
         <w:spacing w:after="100" w:line="252" w:lineRule="auto"/>
-      </w:pPr>
-      <w:r>
+        <w:rPr>
+          <w:lang w:val="pt-BR"/>
+        </w:rPr>
+      </w:pPr>
+      <w:r>
+        <w:rPr>
+          <w:lang w:val="pt-BR"/>
+        </w:rPr>
         <w:t>b) Contexto: Produto, categoria, preço, peso/volume, frete estimado, concorrência e pisos de margem.</w:t>
       </w:r>
     </w:p>
     <w:p>
       <w:pPr>
         <w:spacing w:after="100" w:line="252" w:lineRule="auto"/>
-      </w:pPr>
-      <w:r>
-        <w:t>c) Instrução principal: Atue como estrategista de pricing e logística. Calcule a representatividade do frete, identifique anomalias e proponha alternativas como cubagem, bundles ou composição preço/frete. Nunca ultrapasse pisos de margem ou aplique discriminação individual indevida.</w:t>
+        <w:rPr>
+          <w:lang w:val="pt-BR"/>
+        </w:rPr>
+      </w:pPr>
+      <w:r>
+        <w:rPr>
+          <w:lang w:val="pt-BR"/>
+        </w:rPr>
+        <w:t xml:space="preserve">c) Instrução principal: Atue como estrategista de </w:t>
+      </w:r>
+      <w:proofErr w:type="spellStart"/>
+      <w:r>
+        <w:rPr>
+          <w:lang w:val="pt-BR"/>
+        </w:rPr>
+        <w:t>pricing</w:t>
+      </w:r>
+      <w:proofErr w:type="spellEnd"/>
+      <w:r>
+        <w:rPr>
+          <w:lang w:val="pt-BR"/>
+        </w:rPr>
+        <w:t xml:space="preserve"> e logística. Calcule a representatividade do frete, identifique anomalias e proponha alternativas como cubagem, </w:t>
+      </w:r>
+      <w:proofErr w:type="spellStart"/>
+      <w:r>
+        <w:rPr>
+          <w:lang w:val="pt-BR"/>
+        </w:rPr>
+        <w:t>bundles</w:t>
+      </w:r>
+      <w:proofErr w:type="spellEnd"/>
+      <w:r>
+        <w:rPr>
+          <w:lang w:val="pt-BR"/>
+        </w:rPr>
+        <w:t xml:space="preserve"> ou composição preço/frete. Nunca ultrapasse pisos de margem ou aplique discriminação individual indevida.</w:t>
       </w:r>
     </w:p>
     <w:p>
       <w:pPr>
         <w:spacing w:after="100" w:line="252" w:lineRule="auto"/>
-      </w:pPr>
-      <w:r>
+        <w:rPr>
+          <w:lang w:val="pt-BR"/>
+        </w:rPr>
+      </w:pPr>
+      <w:r>
+        <w:rPr>
+          <w:lang w:val="pt-BR"/>
+        </w:rPr>
         <w:t>d) Resultado esperado: Diagnóstico de frete, estratégia sugerida, impacto esperado e ação recomendada.</w:t>
       </w:r>
     </w:p>
     <w:p>
       <w:pPr>
         <w:pStyle w:val="Heading2"/>
-      </w:pPr>
-      <w:r>
+        <w:rPr>
+          <w:lang w:val="pt-BR"/>
+        </w:rPr>
+      </w:pPr>
+      <w:r>
+        <w:rPr>
+          <w:lang w:val="pt-BR"/>
+        </w:rPr>
         <w:t>Maestro</w:t>
       </w:r>
     </w:p>
     <w:p>
       <w:pPr>
         <w:spacing w:after="100" w:line="252" w:lineRule="auto"/>
-      </w:pPr>
-      <w:r>
+        <w:rPr>
+          <w:lang w:val="pt-BR"/>
+        </w:rPr>
+      </w:pPr>
+      <w:r>
+        <w:rPr>
+          <w:lang w:val="pt-BR"/>
+        </w:rPr>
         <w:t>a) Objetivo: Orquestrar especialistas e gerar resposta executiva baseada em dados.</w:t>
       </w:r>
     </w:p>
     <w:p>
       <w:pPr>
         <w:spacing w:after="100" w:line="252" w:lineRule="auto"/>
-      </w:pPr>
-      <w:r>
+        <w:rPr>
+          <w:lang w:val="pt-BR"/>
+        </w:rPr>
+      </w:pPr>
+      <w:r>
+        <w:rPr>
+          <w:lang w:val="pt-BR"/>
+        </w:rPr>
         <w:t>b) Contexto: Pergunta do executivo, KPIs globais e outputs dos cinco agentes.</w:t>
       </w:r>
     </w:p>
     <w:p>
       <w:pPr>
         <w:spacing w:after="100" w:line="252" w:lineRule="auto"/>
-      </w:pPr>
-      <w:r>
+        <w:rPr>
+          <w:lang w:val="pt-BR"/>
+        </w:rPr>
+      </w:pPr>
+      <w:r>
+        <w:rPr>
+          <w:lang w:val="pt-BR"/>
+        </w:rPr>
         <w:lastRenderedPageBreak/>
         <w:t>c) Instrução principal: Atue como orquestrador central. Identifique a intenção, roteie aos agentes adequados, consolide os resultados, explicite divergências e gere síntese executiva. Não improvise dados; decisões de alto impacto exigem validação humana.</w:t>
       </w:r>
@@ -4281,13 +6410,41 @@
     <w:p>
       <w:pPr>
         <w:spacing w:after="100" w:line="252" w:lineRule="auto"/>
-      </w:pPr>
-      <w:r>
-        <w:t>d) Resultado esperado: Resumo executivo, deep dive, fontes/sinais consultados e ações práticas.</w:t>
+        <w:rPr>
+          <w:lang w:val="pt-BR"/>
+        </w:rPr>
+      </w:pPr>
+      <w:r>
+        <w:rPr>
+          <w:lang w:val="pt-BR"/>
+        </w:rPr>
+        <w:t xml:space="preserve">d) Resultado esperado: Resumo executivo, </w:t>
+      </w:r>
+      <w:proofErr w:type="spellStart"/>
+      <w:r>
+        <w:rPr>
+          <w:lang w:val="pt-BR"/>
+        </w:rPr>
+        <w:t>deep</w:t>
+      </w:r>
+      <w:proofErr w:type="spellEnd"/>
+      <w:r>
+        <w:rPr>
+          <w:lang w:val="pt-BR"/>
+        </w:rPr>
+        <w:t xml:space="preserve"> dive, fontes/sinais consultados e ações práticas.</w:t>
       </w:r>
     </w:p>
     <w:p>
-      <w:r>
+      <w:pPr>
+        <w:rPr>
+          <w:lang w:val="pt-BR"/>
+        </w:rPr>
+      </w:pPr>
+      <w:r>
+        <w:rPr>
+          <w:lang w:val="pt-BR"/>
+        </w:rPr>
         <w:br w:type="page"/>
       </w:r>
     </w:p>
@@ -4303,8 +6460,14 @@
     <w:p>
       <w:pPr>
         <w:spacing w:after="100" w:line="252" w:lineRule="auto"/>
-      </w:pPr>
-      <w:r>
+        <w:rPr>
+          <w:lang w:val="pt-BR"/>
+        </w:rPr>
+      </w:pPr>
+      <w:r>
+        <w:rPr>
+          <w:lang w:val="pt-BR"/>
+        </w:rPr>
         <w:t>A adoção de agentes exige controles proporcionais ao impacto. Na Fase 1, a recomendação é tratar governança como princípio de desenho, mesmo que o modelo corporativo completo seja aprofundado nas fases posteriores.</w:t>
       </w:r>
     </w:p>
@@ -4428,12 +6591,25 @@
           <w:p>
             <w:pPr>
               <w:spacing w:after="0" w:line="240" w:lineRule="auto"/>
-            </w:pPr>
+              <w:rPr>
+                <w:lang w:val="pt-BR"/>
+              </w:rPr>
+            </w:pPr>
+            <w:proofErr w:type="spellStart"/>
             <w:r>
               <w:rPr>
                 <w:sz w:val="15"/>
-              </w:rPr>
-              <w:t>Grounding em dados, fonte explícita e validação humana para alto impacto.</w:t>
+                <w:lang w:val="pt-BR"/>
+              </w:rPr>
+              <w:t>Grounding</w:t>
+            </w:r>
+            <w:proofErr w:type="spellEnd"/>
+            <w:r>
+              <w:rPr>
+                <w:sz w:val="15"/>
+                <w:lang w:val="pt-BR"/>
+              </w:rPr>
+              <w:t xml:space="preserve"> em dados, fonte explícita e validação humana para alto impacto.</w:t>
             </w:r>
           </w:p>
         </w:tc>
@@ -4455,8 +6631,30 @@
               <w:rPr>
                 <w:sz w:val="15"/>
               </w:rPr>
-              <w:t>Falso positivo logístico</w:t>
-            </w:r>
+              <w:t xml:space="preserve">Falso </w:t>
+            </w:r>
+            <w:proofErr w:type="spellStart"/>
+            <w:r>
+              <w:rPr>
+                <w:sz w:val="15"/>
+              </w:rPr>
+              <w:t>positivo</w:t>
+            </w:r>
+            <w:proofErr w:type="spellEnd"/>
+            <w:r>
+              <w:rPr>
+                <w:sz w:val="15"/>
+              </w:rPr>
+              <w:t xml:space="preserve"> </w:t>
+            </w:r>
+            <w:proofErr w:type="spellStart"/>
+            <w:r>
+              <w:rPr>
+                <w:sz w:val="15"/>
+              </w:rPr>
+              <w:t>logístico</w:t>
+            </w:r>
+            <w:proofErr w:type="spellEnd"/>
           </w:p>
         </w:tc>
         <w:tc>
@@ -4467,10 +6665,14 @@
           <w:p>
             <w:pPr>
               <w:spacing w:after="0" w:line="240" w:lineRule="auto"/>
+              <w:rPr>
+                <w:lang w:val="pt-BR"/>
+              </w:rPr>
             </w:pPr>
             <w:r>
               <w:rPr>
                 <w:sz w:val="15"/>
+                <w:lang w:val="pt-BR"/>
               </w:rPr>
               <w:t>Cliente é avisado de atraso que não ocorre.</w:t>
             </w:r>
@@ -4484,10 +6686,14 @@
           <w:p>
             <w:pPr>
               <w:spacing w:after="0" w:line="240" w:lineRule="auto"/>
+              <w:rPr>
+                <w:lang w:val="pt-BR"/>
+              </w:rPr>
             </w:pPr>
             <w:r>
               <w:rPr>
                 <w:sz w:val="15"/>
+                <w:lang w:val="pt-BR"/>
               </w:rPr>
               <w:t>Limiar calibrado, monitoramento e comunicação somente quando necessária.</w:t>
             </w:r>
@@ -4511,8 +6717,16 @@
               <w:rPr>
                 <w:sz w:val="15"/>
               </w:rPr>
-              <w:t>Impacto financeiro</w:t>
-            </w:r>
+              <w:t xml:space="preserve">Impacto </w:t>
+            </w:r>
+            <w:proofErr w:type="spellStart"/>
+            <w:r>
+              <w:rPr>
+                <w:sz w:val="15"/>
+              </w:rPr>
+              <w:t>financeiro</w:t>
+            </w:r>
+            <w:proofErr w:type="spellEnd"/>
           </w:p>
         </w:tc>
         <w:tc>
@@ -4523,12 +6737,41 @@
           <w:p>
             <w:pPr>
               <w:spacing w:after="0" w:line="240" w:lineRule="auto"/>
-            </w:pPr>
+              <w:rPr>
+                <w:lang w:val="pt-BR"/>
+              </w:rPr>
+            </w:pPr>
+            <w:proofErr w:type="spellStart"/>
             <w:r>
               <w:rPr>
                 <w:sz w:val="15"/>
-              </w:rPr>
-              <w:t>WinBack ou SmartFreight concede incentivo excessivo.</w:t>
+                <w:lang w:val="pt-BR"/>
+              </w:rPr>
+              <w:t>WinBack</w:t>
+            </w:r>
+            <w:proofErr w:type="spellEnd"/>
+            <w:r>
+              <w:rPr>
+                <w:sz w:val="15"/>
+                <w:lang w:val="pt-BR"/>
+              </w:rPr>
+              <w:t xml:space="preserve"> ou </w:t>
+            </w:r>
+            <w:proofErr w:type="spellStart"/>
+            <w:r>
+              <w:rPr>
+                <w:sz w:val="15"/>
+                <w:lang w:val="pt-BR"/>
+              </w:rPr>
+              <w:t>SmartFreight</w:t>
+            </w:r>
+            <w:proofErr w:type="spellEnd"/>
+            <w:r>
+              <w:rPr>
+                <w:sz w:val="15"/>
+                <w:lang w:val="pt-BR"/>
+              </w:rPr>
+              <w:t xml:space="preserve"> concede incentivo excessivo.</w:t>
             </w:r>
           </w:p>
         </w:tc>
@@ -4540,10 +6783,14 @@
           <w:p>
             <w:pPr>
               <w:spacing w:after="0" w:line="240" w:lineRule="auto"/>
+              <w:rPr>
+                <w:lang w:val="pt-BR"/>
+              </w:rPr>
             </w:pPr>
             <w:r>
               <w:rPr>
                 <w:sz w:val="15"/>
+                <w:lang w:val="pt-BR"/>
               </w:rPr>
               <w:t>Teto de desconto, piso de margem e alçada de aprovação.</w:t>
             </w:r>
@@ -4563,12 +6810,28 @@
             <w:pPr>
               <w:spacing w:after="0" w:line="240" w:lineRule="auto"/>
             </w:pPr>
+            <w:proofErr w:type="spellStart"/>
             <w:r>
               <w:rPr>
                 <w:sz w:val="15"/>
               </w:rPr>
-              <w:t>Penalização indevida</w:t>
-            </w:r>
+              <w:t>Penalização</w:t>
+            </w:r>
+            <w:proofErr w:type="spellEnd"/>
+            <w:r>
+              <w:rPr>
+                <w:sz w:val="15"/>
+              </w:rPr>
+              <w:t xml:space="preserve"> </w:t>
+            </w:r>
+            <w:proofErr w:type="spellStart"/>
+            <w:r>
+              <w:rPr>
+                <w:sz w:val="15"/>
+              </w:rPr>
+              <w:t>indevida</w:t>
+            </w:r>
+            <w:proofErr w:type="spellEnd"/>
           </w:p>
         </w:tc>
         <w:tc>
@@ -4596,10 +6859,14 @@
           <w:p>
             <w:pPr>
               <w:spacing w:after="0" w:line="240" w:lineRule="auto"/>
+              <w:rPr>
+                <w:lang w:val="pt-BR"/>
+              </w:rPr>
             </w:pPr>
             <w:r>
               <w:rPr>
                 <w:sz w:val="15"/>
+                <w:lang w:val="pt-BR"/>
               </w:rPr>
               <w:t>Revisão humana, critérios auditáveis e direito de resposta.</w:t>
             </w:r>
@@ -4619,11 +6886,19 @@
             <w:pPr>
               <w:spacing w:after="0" w:line="240" w:lineRule="auto"/>
             </w:pPr>
+            <w:proofErr w:type="spellStart"/>
             <w:r>
               <w:rPr>
                 <w:sz w:val="15"/>
               </w:rPr>
-              <w:t>Privacidade / LGPD</w:t>
+              <w:t>Privacidade</w:t>
+            </w:r>
+            <w:proofErr w:type="spellEnd"/>
+            <w:r>
+              <w:rPr>
+                <w:sz w:val="15"/>
+              </w:rPr>
+              <w:t xml:space="preserve"> / LGPD</w:t>
             </w:r>
           </w:p>
         </w:tc>
@@ -4635,10 +6910,14 @@
           <w:p>
             <w:pPr>
               <w:spacing w:after="0" w:line="240" w:lineRule="auto"/>
+              <w:rPr>
+                <w:lang w:val="pt-BR"/>
+              </w:rPr>
             </w:pPr>
             <w:r>
               <w:rPr>
                 <w:sz w:val="15"/>
+                <w:lang w:val="pt-BR"/>
               </w:rPr>
               <w:t>Uso inadequado de dados de clientes.</w:t>
             </w:r>
@@ -4652,10 +6931,14 @@
           <w:p>
             <w:pPr>
               <w:spacing w:after="0" w:line="240" w:lineRule="auto"/>
+              <w:rPr>
+                <w:lang w:val="pt-BR"/>
+              </w:rPr>
             </w:pPr>
             <w:r>
               <w:rPr>
                 <w:sz w:val="15"/>
+                <w:lang w:val="pt-BR"/>
               </w:rPr>
               <w:t>Minimização, finalidade, consentimento quando aplicável e controle de acesso.</w:t>
             </w:r>
@@ -4675,11 +6958,19 @@
             <w:pPr>
               <w:spacing w:after="0" w:line="240" w:lineRule="auto"/>
             </w:pPr>
+            <w:proofErr w:type="spellStart"/>
             <w:r>
               <w:rPr>
                 <w:sz w:val="15"/>
               </w:rPr>
-              <w:t>Viés histórico</w:t>
+              <w:t>Viés</w:t>
+            </w:r>
+            <w:proofErr w:type="spellEnd"/>
+            <w:r>
+              <w:rPr>
+                <w:sz w:val="15"/>
+              </w:rPr>
+              <w:t xml:space="preserve"> histórico</w:t>
             </w:r>
           </w:p>
         </w:tc>
@@ -4691,12 +6982,32 @@
           <w:p>
             <w:pPr>
               <w:spacing w:after="0" w:line="240" w:lineRule="auto"/>
+              <w:rPr>
+                <w:lang w:val="pt-BR"/>
+              </w:rPr>
             </w:pPr>
             <w:r>
               <w:rPr>
                 <w:sz w:val="15"/>
-              </w:rPr>
-              <w:t>Modelo reproduz padrões do dataset 2016–2018.</w:t>
+                <w:lang w:val="pt-BR"/>
+              </w:rPr>
+              <w:t xml:space="preserve">Modelo reproduz padrões do </w:t>
+            </w:r>
+            <w:proofErr w:type="spellStart"/>
+            <w:r>
+              <w:rPr>
+                <w:sz w:val="15"/>
+                <w:lang w:val="pt-BR"/>
+              </w:rPr>
+              <w:t>dataset</w:t>
+            </w:r>
+            <w:proofErr w:type="spellEnd"/>
+            <w:r>
+              <w:rPr>
+                <w:sz w:val="15"/>
+                <w:lang w:val="pt-BR"/>
+              </w:rPr>
+              <w:t xml:space="preserve"> 2016–2018.</w:t>
             </w:r>
           </w:p>
         </w:tc>
@@ -4708,10 +7019,14 @@
           <w:p>
             <w:pPr>
               <w:spacing w:after="0" w:line="240" w:lineRule="auto"/>
+              <w:rPr>
+                <w:lang w:val="pt-BR"/>
+              </w:rPr>
             </w:pPr>
             <w:r>
               <w:rPr>
                 <w:sz w:val="15"/>
+                <w:lang w:val="pt-BR"/>
               </w:rPr>
               <w:t>Monitoramento, revalidação com dados atuais e testes por segmento/região.</w:t>
             </w:r>
@@ -4731,12 +7046,28 @@
             <w:pPr>
               <w:spacing w:after="0" w:line="240" w:lineRule="auto"/>
             </w:pPr>
+            <w:proofErr w:type="spellStart"/>
             <w:r>
               <w:rPr>
                 <w:sz w:val="15"/>
               </w:rPr>
-              <w:t>Automação excessiva</w:t>
-            </w:r>
+              <w:t>Automação</w:t>
+            </w:r>
+            <w:proofErr w:type="spellEnd"/>
+            <w:r>
+              <w:rPr>
+                <w:sz w:val="15"/>
+              </w:rPr>
+              <w:t xml:space="preserve"> </w:t>
+            </w:r>
+            <w:proofErr w:type="spellStart"/>
+            <w:r>
+              <w:rPr>
+                <w:sz w:val="15"/>
+              </w:rPr>
+              <w:t>excessiva</w:t>
+            </w:r>
+            <w:proofErr w:type="spellEnd"/>
           </w:p>
         </w:tc>
         <w:tc>
@@ -4747,10 +7078,14 @@
           <w:p>
             <w:pPr>
               <w:spacing w:after="0" w:line="240" w:lineRule="auto"/>
+              <w:rPr>
+                <w:lang w:val="pt-BR"/>
+              </w:rPr>
             </w:pPr>
             <w:r>
               <w:rPr>
                 <w:sz w:val="15"/>
+                <w:lang w:val="pt-BR"/>
               </w:rPr>
               <w:t>Agente executa ação irreversível sem supervisão.</w:t>
             </w:r>
@@ -4764,10 +7099,14 @@
           <w:p>
             <w:pPr>
               <w:spacing w:after="0" w:line="240" w:lineRule="auto"/>
+              <w:rPr>
+                <w:lang w:val="pt-BR"/>
+              </w:rPr>
             </w:pPr>
             <w:r>
               <w:rPr>
                 <w:sz w:val="15"/>
+                <w:lang w:val="pt-BR"/>
               </w:rPr>
               <w:t>Matriz de autonomia por tipo de ação e kill switch operacional.</w:t>
             </w:r>
@@ -4780,8 +7119,21 @@
         <w:pStyle w:val="Heading2"/>
       </w:pPr>
       <w:r>
-        <w:t>10.1 Matriz de autonomia</w:t>
-      </w:r>
+        <w:t xml:space="preserve">10.1 </w:t>
+      </w:r>
+      <w:proofErr w:type="spellStart"/>
+      <w:r>
+        <w:t>Matriz</w:t>
+      </w:r>
+      <w:proofErr w:type="spellEnd"/>
+      <w:r>
+        <w:t xml:space="preserve"> de </w:t>
+      </w:r>
+      <w:proofErr w:type="spellStart"/>
+      <w:r>
+        <w:t>autonomia</w:t>
+      </w:r>
+      <w:proofErr w:type="spellEnd"/>
     </w:p>
     <w:tbl>
       <w:tblPr>
@@ -4888,10 +7240,14 @@
           <w:p>
             <w:pPr>
               <w:spacing w:after="0" w:line="240" w:lineRule="auto"/>
+              <w:rPr>
+                <w:lang w:val="pt-BR"/>
+              </w:rPr>
             </w:pPr>
             <w:r>
               <w:rPr>
                 <w:sz w:val="16"/>
+                <w:lang w:val="pt-BR"/>
               </w:rPr>
               <w:t>Gerar rascunho, alerta ou recomendação</w:t>
             </w:r>
@@ -4905,10 +7261,14 @@
           <w:p>
             <w:pPr>
               <w:spacing w:after="0" w:line="240" w:lineRule="auto"/>
+              <w:rPr>
+                <w:lang w:val="pt-BR"/>
+              </w:rPr>
             </w:pPr>
             <w:r>
               <w:rPr>
                 <w:sz w:val="16"/>
+                <w:lang w:val="pt-BR"/>
               </w:rPr>
               <w:t>Automática; humano revisa quando sensível.</w:t>
             </w:r>
@@ -4927,10 +7287,14 @@
           <w:p>
             <w:pPr>
               <w:spacing w:after="0" w:line="240" w:lineRule="auto"/>
+              <w:rPr>
+                <w:lang w:val="pt-BR"/>
+              </w:rPr>
             </w:pPr>
             <w:r>
               <w:rPr>
                 <w:sz w:val="16"/>
+                <w:lang w:val="pt-BR"/>
               </w:rPr>
               <w:t>Comunicação padrão de baixo risco</w:t>
             </w:r>
@@ -4944,10 +7308,14 @@
           <w:p>
             <w:pPr>
               <w:spacing w:after="0" w:line="240" w:lineRule="auto"/>
+              <w:rPr>
+                <w:lang w:val="pt-BR"/>
+              </w:rPr>
             </w:pPr>
             <w:r>
               <w:rPr>
                 <w:sz w:val="16"/>
+                <w:lang w:val="pt-BR"/>
               </w:rPr>
               <w:t>Automática após validação de regras e confiança.</w:t>
             </w:r>
@@ -4966,10 +7334,14 @@
           <w:p>
             <w:pPr>
               <w:spacing w:after="0" w:line="240" w:lineRule="auto"/>
+              <w:rPr>
+                <w:lang w:val="pt-BR"/>
+              </w:rPr>
             </w:pPr>
             <w:r>
               <w:rPr>
                 <w:sz w:val="16"/>
+                <w:lang w:val="pt-BR"/>
               </w:rPr>
               <w:t>Desconto, ressarcimento, alteração de preço</w:t>
             </w:r>
@@ -4983,10 +7355,14 @@
           <w:p>
             <w:pPr>
               <w:spacing w:after="0" w:line="240" w:lineRule="auto"/>
+              <w:rPr>
+                <w:lang w:val="pt-BR"/>
+              </w:rPr>
             </w:pPr>
             <w:r>
               <w:rPr>
                 <w:sz w:val="16"/>
+                <w:lang w:val="pt-BR"/>
               </w:rPr>
               <w:t>Automática apenas dentro de limites pré-aprovados.</w:t>
             </w:r>
@@ -5005,12 +7381,32 @@
           <w:p>
             <w:pPr>
               <w:spacing w:after="0" w:line="240" w:lineRule="auto"/>
+              <w:rPr>
+                <w:lang w:val="pt-BR"/>
+              </w:rPr>
             </w:pPr>
             <w:r>
               <w:rPr>
                 <w:sz w:val="16"/>
-              </w:rPr>
-              <w:t>Suspensão de seller ou decisão reputacional</w:t>
+                <w:lang w:val="pt-BR"/>
+              </w:rPr>
+              <w:t xml:space="preserve">Suspensão de </w:t>
+            </w:r>
+            <w:proofErr w:type="spellStart"/>
+            <w:r>
+              <w:rPr>
+                <w:sz w:val="16"/>
+                <w:lang w:val="pt-BR"/>
+              </w:rPr>
+              <w:t>seller</w:t>
+            </w:r>
+            <w:proofErr w:type="spellEnd"/>
+            <w:r>
+              <w:rPr>
+                <w:sz w:val="16"/>
+                <w:lang w:val="pt-BR"/>
+              </w:rPr>
+              <w:t xml:space="preserve"> ou decisão reputacional</w:t>
             </w:r>
           </w:p>
         </w:tc>
@@ -5023,11 +7419,33 @@
             <w:pPr>
               <w:spacing w:after="0" w:line="240" w:lineRule="auto"/>
             </w:pPr>
+            <w:proofErr w:type="spellStart"/>
             <w:r>
               <w:rPr>
                 <w:sz w:val="16"/>
               </w:rPr>
-              <w:t>Aprovação humana obrigatória.</w:t>
+              <w:t>Aprovação</w:t>
+            </w:r>
+            <w:proofErr w:type="spellEnd"/>
+            <w:r>
+              <w:rPr>
+                <w:sz w:val="16"/>
+              </w:rPr>
+              <w:t xml:space="preserve"> humana </w:t>
+            </w:r>
+            <w:proofErr w:type="spellStart"/>
+            <w:r>
+              <w:rPr>
+                <w:sz w:val="16"/>
+              </w:rPr>
+              <w:t>obrigatória</w:t>
+            </w:r>
+            <w:proofErr w:type="spellEnd"/>
+            <w:r>
+              <w:rPr>
+                <w:sz w:val="16"/>
+              </w:rPr>
+              <w:t>.</w:t>
             </w:r>
           </w:p>
         </w:tc>
@@ -5090,49 +7508,263 @@
     <w:p>
       <w:pPr>
         <w:pStyle w:val="Heading2"/>
-      </w:pPr>
-      <w:r>
+        <w:rPr>
+          <w:lang w:val="pt-BR"/>
+        </w:rPr>
+      </w:pPr>
+      <w:r>
+        <w:rPr>
+          <w:lang w:val="pt-BR"/>
+        </w:rPr>
         <w:t>Fase A — Inteligência isolada (meses 1–3)</w:t>
       </w:r>
     </w:p>
     <w:p>
       <w:pPr>
         <w:spacing w:after="100" w:line="252" w:lineRule="auto"/>
-      </w:pPr>
-      <w:r>
-        <w:t>Deploy inicial de SentimentDesk, WinBack e SellerCare. SentimentDesk classifica a base histórica de notas 1; WinBack roda em batch diário sobre os clientes "Em Risco"; SellerCare gera relatórios semanais para os sellers problemáticos.</w:t>
+        <w:rPr>
+          <w:lang w:val="pt-BR"/>
+        </w:rPr>
+      </w:pPr>
+      <w:proofErr w:type="spellStart"/>
+      <w:r>
+        <w:rPr>
+          <w:lang w:val="pt-BR"/>
+        </w:rPr>
+        <w:t>Deploy</w:t>
+      </w:r>
+      <w:proofErr w:type="spellEnd"/>
+      <w:r>
+        <w:rPr>
+          <w:lang w:val="pt-BR"/>
+        </w:rPr>
+        <w:t xml:space="preserve"> inicial de </w:t>
+      </w:r>
+      <w:proofErr w:type="spellStart"/>
+      <w:r>
+        <w:rPr>
+          <w:lang w:val="pt-BR"/>
+        </w:rPr>
+        <w:t>SentimentDesk</w:t>
+      </w:r>
+      <w:proofErr w:type="spellEnd"/>
+      <w:r>
+        <w:rPr>
+          <w:lang w:val="pt-BR"/>
+        </w:rPr>
+        <w:t xml:space="preserve">, </w:t>
+      </w:r>
+      <w:proofErr w:type="spellStart"/>
+      <w:r>
+        <w:rPr>
+          <w:lang w:val="pt-BR"/>
+        </w:rPr>
+        <w:t>WinBack</w:t>
+      </w:r>
+      <w:proofErr w:type="spellEnd"/>
+      <w:r>
+        <w:rPr>
+          <w:lang w:val="pt-BR"/>
+        </w:rPr>
+        <w:t xml:space="preserve"> e </w:t>
+      </w:r>
+      <w:proofErr w:type="spellStart"/>
+      <w:r>
+        <w:rPr>
+          <w:lang w:val="pt-BR"/>
+        </w:rPr>
+        <w:t>SellerCare</w:t>
+      </w:r>
+      <w:proofErr w:type="spellEnd"/>
+      <w:r>
+        <w:rPr>
+          <w:lang w:val="pt-BR"/>
+        </w:rPr>
+        <w:t xml:space="preserve">. </w:t>
+      </w:r>
+      <w:proofErr w:type="spellStart"/>
+      <w:r>
+        <w:rPr>
+          <w:lang w:val="pt-BR"/>
+        </w:rPr>
+        <w:t>SentimentDesk</w:t>
+      </w:r>
+      <w:proofErr w:type="spellEnd"/>
+      <w:r>
+        <w:rPr>
+          <w:lang w:val="pt-BR"/>
+        </w:rPr>
+        <w:t xml:space="preserve"> classifica a base histórica de notas 1; </w:t>
+      </w:r>
+      <w:proofErr w:type="spellStart"/>
+      <w:r>
+        <w:rPr>
+          <w:lang w:val="pt-BR"/>
+        </w:rPr>
+        <w:t>WinBack</w:t>
+      </w:r>
+      <w:proofErr w:type="spellEnd"/>
+      <w:r>
+        <w:rPr>
+          <w:lang w:val="pt-BR"/>
+        </w:rPr>
+        <w:t xml:space="preserve"> roda em batch diário sobre os clientes "Em Risco"; </w:t>
+      </w:r>
+      <w:proofErr w:type="spellStart"/>
+      <w:r>
+        <w:rPr>
+          <w:lang w:val="pt-BR"/>
+        </w:rPr>
+        <w:t>SellerCare</w:t>
+      </w:r>
+      <w:proofErr w:type="spellEnd"/>
+      <w:r>
+        <w:rPr>
+          <w:lang w:val="pt-BR"/>
+        </w:rPr>
+        <w:t xml:space="preserve"> gera relatórios semanais para os </w:t>
+      </w:r>
+      <w:proofErr w:type="spellStart"/>
+      <w:r>
+        <w:rPr>
+          <w:lang w:val="pt-BR"/>
+        </w:rPr>
+        <w:t>sellers</w:t>
+      </w:r>
+      <w:proofErr w:type="spellEnd"/>
+      <w:r>
+        <w:rPr>
+          <w:lang w:val="pt-BR"/>
+        </w:rPr>
+        <w:t xml:space="preserve"> problemáticos.</w:t>
       </w:r>
     </w:p>
     <w:p>
       <w:pPr>
         <w:pStyle w:val="Heading2"/>
-      </w:pPr>
-      <w:r>
+        <w:rPr>
+          <w:lang w:val="pt-BR"/>
+        </w:rPr>
+      </w:pPr>
+      <w:r>
+        <w:rPr>
+          <w:lang w:val="pt-BR"/>
+        </w:rPr>
         <w:t>Fase B — Sinergia (meses 4–6)</w:t>
       </w:r>
     </w:p>
     <w:p>
       <w:pPr>
         <w:spacing w:after="100" w:line="252" w:lineRule="auto"/>
-      </w:pPr>
-      <w:r>
-        <w:t>Deploy de LogiPredict integrado ao rastreio e de SmartFreight. A comunicação entre agentes passa a conectar reviews negativos a sinais de logística e sellers, permitindo resposta coordenada.</w:t>
+        <w:rPr>
+          <w:lang w:val="pt-BR"/>
+        </w:rPr>
+      </w:pPr>
+      <w:proofErr w:type="spellStart"/>
+      <w:r>
+        <w:rPr>
+          <w:lang w:val="pt-BR"/>
+        </w:rPr>
+        <w:t>Deploy</w:t>
+      </w:r>
+      <w:proofErr w:type="spellEnd"/>
+      <w:r>
+        <w:rPr>
+          <w:lang w:val="pt-BR"/>
+        </w:rPr>
+        <w:t xml:space="preserve"> de </w:t>
+      </w:r>
+      <w:proofErr w:type="spellStart"/>
+      <w:r>
+        <w:rPr>
+          <w:lang w:val="pt-BR"/>
+        </w:rPr>
+        <w:t>LogiPredict</w:t>
+      </w:r>
+      <w:proofErr w:type="spellEnd"/>
+      <w:r>
+        <w:rPr>
+          <w:lang w:val="pt-BR"/>
+        </w:rPr>
+        <w:t xml:space="preserve"> integrado ao rastreio e de </w:t>
+      </w:r>
+      <w:proofErr w:type="spellStart"/>
+      <w:r>
+        <w:rPr>
+          <w:lang w:val="pt-BR"/>
+        </w:rPr>
+        <w:t>SmartFreight</w:t>
+      </w:r>
+      <w:proofErr w:type="spellEnd"/>
+      <w:r>
+        <w:rPr>
+          <w:lang w:val="pt-BR"/>
+        </w:rPr>
+        <w:t xml:space="preserve">. A comunicação entre agentes passa a conectar reviews negativos a sinais de logística e </w:t>
+      </w:r>
+      <w:proofErr w:type="spellStart"/>
+      <w:r>
+        <w:rPr>
+          <w:lang w:val="pt-BR"/>
+        </w:rPr>
+        <w:t>sellers</w:t>
+      </w:r>
+      <w:proofErr w:type="spellEnd"/>
+      <w:r>
+        <w:rPr>
+          <w:lang w:val="pt-BR"/>
+        </w:rPr>
+        <w:t>, permitindo resposta coordenada.</w:t>
       </w:r>
     </w:p>
     <w:p>
       <w:pPr>
         <w:pStyle w:val="Heading2"/>
-      </w:pPr>
-      <w:r>
+        <w:rPr>
+          <w:lang w:val="pt-BR"/>
+        </w:rPr>
+      </w:pPr>
+      <w:r>
+        <w:rPr>
+          <w:lang w:val="pt-BR"/>
+        </w:rPr>
         <w:t>Fase C — Orquestração (meses 7–9)</w:t>
       </w:r>
     </w:p>
     <w:p>
       <w:pPr>
         <w:spacing w:after="100" w:line="252" w:lineRule="auto"/>
-      </w:pPr>
-      <w:r>
-        <w:t>Deploy do Maestro. Os cinco especialistas passam a enviar sinais ao orquestrador, que gera briefings executivos e amplia gradualmente a autonomia sob guardrails e validação humana.</w:t>
+        <w:rPr>
+          <w:lang w:val="pt-BR"/>
+        </w:rPr>
+      </w:pPr>
+      <w:proofErr w:type="spellStart"/>
+      <w:r>
+        <w:rPr>
+          <w:lang w:val="pt-BR"/>
+        </w:rPr>
+        <w:t>Deploy</w:t>
+      </w:r>
+      <w:proofErr w:type="spellEnd"/>
+      <w:r>
+        <w:rPr>
+          <w:lang w:val="pt-BR"/>
+        </w:rPr>
+        <w:t xml:space="preserve"> do Maestro. Os cinco especialistas passam a enviar sinais ao orquestrador, que gera briefings executivos e amplia gradualmente a autonomia sob </w:t>
+      </w:r>
+      <w:proofErr w:type="spellStart"/>
+      <w:r>
+        <w:rPr>
+          <w:lang w:val="pt-BR"/>
+        </w:rPr>
+        <w:t>guardrails</w:t>
+      </w:r>
+      <w:proofErr w:type="spellEnd"/>
+      <w:r>
+        <w:rPr>
+          <w:lang w:val="pt-BR"/>
+        </w:rPr>
+        <w:t xml:space="preserve"> e validação humana.</w:t>
       </w:r>
     </w:p>
     <w:p>
@@ -5140,7 +7772,23 @@
         <w:pStyle w:val="Heading2"/>
       </w:pPr>
       <w:r>
-        <w:t>11.1 Hipóteses de impacto a validar</w:t>
+        <w:t xml:space="preserve">11.1 </w:t>
+      </w:r>
+      <w:proofErr w:type="spellStart"/>
+      <w:r>
+        <w:t>Hipóteses</w:t>
+      </w:r>
+      <w:proofErr w:type="spellEnd"/>
+      <w:r>
+        <w:t xml:space="preserve"> de </w:t>
+      </w:r>
+      <w:proofErr w:type="spellStart"/>
+      <w:r>
+        <w:t>impacto</w:t>
+      </w:r>
+      <w:proofErr w:type="spellEnd"/>
+      <w:r>
+        <w:t xml:space="preserve"> a validar</w:t>
       </w:r>
     </w:p>
     <w:tbl>
@@ -5283,10 +7931,14 @@
           <w:p>
             <w:pPr>
               <w:spacing w:after="0" w:line="240" w:lineRule="auto"/>
+              <w:rPr>
+                <w:lang w:val="pt-BR"/>
+              </w:rPr>
             </w:pPr>
             <w:r>
               <w:rPr>
                 <w:sz w:val="14"/>
+                <w:lang w:val="pt-BR"/>
               </w:rPr>
               <w:t>Elevar recompra; 7% é ambição, não resultado garantido.</w:t>
             </w:r>
@@ -5300,12 +7952,32 @@
           <w:p>
             <w:pPr>
               <w:spacing w:after="0" w:line="240" w:lineRule="auto"/>
+              <w:rPr>
+                <w:lang w:val="pt-BR"/>
+              </w:rPr>
             </w:pPr>
             <w:r>
               <w:rPr>
                 <w:sz w:val="14"/>
-              </w:rPr>
-              <w:t>Teste A/B e uplift versus controle.</w:t>
+                <w:lang w:val="pt-BR"/>
+              </w:rPr>
+              <w:t xml:space="preserve">Teste A/B e </w:t>
+            </w:r>
+            <w:proofErr w:type="spellStart"/>
+            <w:r>
+              <w:rPr>
+                <w:sz w:val="14"/>
+                <w:lang w:val="pt-BR"/>
+              </w:rPr>
+              <w:t>uplift</w:t>
+            </w:r>
+            <w:proofErr w:type="spellEnd"/>
+            <w:r>
+              <w:rPr>
+                <w:sz w:val="14"/>
+                <w:lang w:val="pt-BR"/>
+              </w:rPr>
+              <w:t xml:space="preserve"> versus controle.</w:t>
             </w:r>
           </w:p>
         </w:tc>
@@ -5323,12 +7995,14 @@
             <w:pPr>
               <w:spacing w:after="0" w:line="240" w:lineRule="auto"/>
             </w:pPr>
+            <w:proofErr w:type="spellStart"/>
             <w:r>
               <w:rPr>
                 <w:sz w:val="14"/>
               </w:rPr>
               <w:t>LogiPredict</w:t>
             </w:r>
+            <w:proofErr w:type="spellEnd"/>
           </w:p>
         </w:tc>
         <w:tc>
@@ -5356,10 +8030,14 @@
           <w:p>
             <w:pPr>
               <w:spacing w:after="0" w:line="240" w:lineRule="auto"/>
+              <w:rPr>
+                <w:lang w:val="pt-BR"/>
+              </w:rPr>
             </w:pPr>
             <w:r>
               <w:rPr>
                 <w:sz w:val="14"/>
+                <w:lang w:val="pt-BR"/>
               </w:rPr>
               <w:t>Reduzir atraso e contatos reativos.</w:t>
             </w:r>
@@ -5373,12 +8051,32 @@
           <w:p>
             <w:pPr>
               <w:spacing w:after="0" w:line="240" w:lineRule="auto"/>
+              <w:rPr>
+                <w:lang w:val="pt-BR"/>
+              </w:rPr>
             </w:pPr>
             <w:r>
               <w:rPr>
                 <w:sz w:val="14"/>
-              </w:rPr>
-              <w:t>Piloto por rota/transportadora e comparação pré/pós.</w:t>
+                <w:lang w:val="pt-BR"/>
+              </w:rPr>
+              <w:t xml:space="preserve">Piloto por rota/transportadora e comparação </w:t>
+            </w:r>
+            <w:proofErr w:type="spellStart"/>
+            <w:r>
+              <w:rPr>
+                <w:sz w:val="14"/>
+                <w:lang w:val="pt-BR"/>
+              </w:rPr>
+              <w:t>pré</w:t>
+            </w:r>
+            <w:proofErr w:type="spellEnd"/>
+            <w:r>
+              <w:rPr>
+                <w:sz w:val="14"/>
+                <w:lang w:val="pt-BR"/>
+              </w:rPr>
+              <w:t>/pós.</w:t>
             </w:r>
           </w:p>
         </w:tc>
@@ -5396,12 +8094,14 @@
             <w:pPr>
               <w:spacing w:after="0" w:line="240" w:lineRule="auto"/>
             </w:pPr>
+            <w:proofErr w:type="spellStart"/>
             <w:r>
               <w:rPr>
                 <w:sz w:val="14"/>
               </w:rPr>
               <w:t>SentimentDesk</w:t>
             </w:r>
+            <w:proofErr w:type="spellEnd"/>
           </w:p>
         </w:tc>
         <w:tc>
@@ -5429,10 +8129,14 @@
           <w:p>
             <w:pPr>
               <w:spacing w:after="0" w:line="240" w:lineRule="auto"/>
+              <w:rPr>
+                <w:lang w:val="pt-BR"/>
+              </w:rPr>
             </w:pPr>
             <w:r>
               <w:rPr>
                 <w:sz w:val="14"/>
+                <w:lang w:val="pt-BR"/>
               </w:rPr>
               <w:t>Reduzir para minutos/horas nos casos elegíveis.</w:t>
             </w:r>
@@ -5446,10 +8150,14 @@
           <w:p>
             <w:pPr>
               <w:spacing w:after="0" w:line="240" w:lineRule="auto"/>
+              <w:rPr>
+                <w:lang w:val="pt-BR"/>
+              </w:rPr>
             </w:pPr>
             <w:r>
               <w:rPr>
                 <w:sz w:val="14"/>
+                <w:lang w:val="pt-BR"/>
               </w:rPr>
               <w:t>SLA, satisfação pós-atendimento e reversão de detratores.</w:t>
             </w:r>
@@ -5469,12 +8177,14 @@
             <w:pPr>
               <w:spacing w:after="0" w:line="240" w:lineRule="auto"/>
             </w:pPr>
+            <w:proofErr w:type="spellStart"/>
             <w:r>
               <w:rPr>
                 <w:sz w:val="14"/>
               </w:rPr>
               <w:t>SellerCare</w:t>
             </w:r>
+            <w:proofErr w:type="spellEnd"/>
           </w:p>
         </w:tc>
         <w:tc>
@@ -5502,10 +8212,14 @@
           <w:p>
             <w:pPr>
               <w:spacing w:after="0" w:line="240" w:lineRule="auto"/>
+              <w:rPr>
+                <w:lang w:val="pt-BR"/>
+              </w:rPr>
             </w:pPr>
             <w:r>
               <w:rPr>
                 <w:sz w:val="14"/>
+                <w:lang w:val="pt-BR"/>
               </w:rPr>
               <w:t>Aumentar recuperação e reduzir reincidência.</w:t>
             </w:r>
@@ -5519,12 +8233,32 @@
           <w:p>
             <w:pPr>
               <w:spacing w:after="0" w:line="240" w:lineRule="auto"/>
+              <w:rPr>
+                <w:lang w:val="pt-BR"/>
+              </w:rPr>
             </w:pPr>
             <w:r>
               <w:rPr>
                 <w:sz w:val="14"/>
-              </w:rPr>
-              <w:t>Coorte de sellers e evolução de nota/SLA.</w:t>
+                <w:lang w:val="pt-BR"/>
+              </w:rPr>
+              <w:t xml:space="preserve">Coorte de </w:t>
+            </w:r>
+            <w:proofErr w:type="spellStart"/>
+            <w:r>
+              <w:rPr>
+                <w:sz w:val="14"/>
+                <w:lang w:val="pt-BR"/>
+              </w:rPr>
+              <w:t>sellers</w:t>
+            </w:r>
+            <w:proofErr w:type="spellEnd"/>
+            <w:r>
+              <w:rPr>
+                <w:sz w:val="14"/>
+                <w:lang w:val="pt-BR"/>
+              </w:rPr>
+              <w:t xml:space="preserve"> e evolução de nota/SLA.</w:t>
             </w:r>
           </w:p>
         </w:tc>
@@ -5542,12 +8276,14 @@
             <w:pPr>
               <w:spacing w:after="0" w:line="240" w:lineRule="auto"/>
             </w:pPr>
+            <w:proofErr w:type="spellStart"/>
             <w:r>
               <w:rPr>
                 <w:sz w:val="14"/>
               </w:rPr>
               <w:t>SmartFreight</w:t>
             </w:r>
+            <w:proofErr w:type="spellEnd"/>
           </w:p>
         </w:tc>
         <w:tc>
@@ -5592,10 +8328,14 @@
           <w:p>
             <w:pPr>
               <w:spacing w:after="0" w:line="240" w:lineRule="auto"/>
+              <w:rPr>
+                <w:lang w:val="pt-BR"/>
+              </w:rPr>
             </w:pPr>
             <w:r>
               <w:rPr>
                 <w:sz w:val="14"/>
+                <w:lang w:val="pt-BR"/>
               </w:rPr>
               <w:t>Conversão, abandono, margem e custo de frete.</w:t>
             </w:r>
@@ -5648,10 +8388,14 @@
           <w:p>
             <w:pPr>
               <w:spacing w:after="0" w:line="240" w:lineRule="auto"/>
+              <w:rPr>
+                <w:lang w:val="pt-BR"/>
+              </w:rPr>
             </w:pPr>
             <w:r>
               <w:rPr>
                 <w:sz w:val="14"/>
+                <w:lang w:val="pt-BR"/>
               </w:rPr>
               <w:t>Reduzir esforço de consolidação e tempo decisório.</w:t>
             </w:r>
@@ -5665,10 +8409,14 @@
           <w:p>
             <w:pPr>
               <w:spacing w:after="0" w:line="240" w:lineRule="auto"/>
+              <w:rPr>
+                <w:lang w:val="pt-BR"/>
+              </w:rPr>
             </w:pPr>
             <w:r>
               <w:rPr>
                 <w:sz w:val="14"/>
+                <w:lang w:val="pt-BR"/>
               </w:rPr>
               <w:t>Time tracking e pesquisa com usuários executivos.</w:t>
             </w:r>
@@ -5677,7 +8425,15 @@
       </w:tr>
     </w:tbl>
     <w:p>
-      <w:r>
+      <w:pPr>
+        <w:rPr>
+          <w:lang w:val="pt-BR"/>
+        </w:rPr>
+      </w:pPr>
+      <w:r>
+        <w:rPr>
+          <w:lang w:val="pt-BR"/>
+        </w:rPr>
         <w:br w:type="page"/>
       </w:r>
     </w:p>
@@ -6017,12 +8773,25 @@
           <w:p>
             <w:pPr>
               <w:spacing w:after="0" w:line="240" w:lineRule="auto"/>
-            </w:pPr>
+              <w:rPr>
+                <w:lang w:val="pt-BR"/>
+              </w:rPr>
+            </w:pPr>
+            <w:proofErr w:type="spellStart"/>
             <w:r>
               <w:rPr>
                 <w:sz w:val="15"/>
-              </w:rPr>
-              <w:t>Churn (&gt;6 meses, definição do projeto)</w:t>
+                <w:lang w:val="pt-BR"/>
+              </w:rPr>
+              <w:t>Churn</w:t>
+            </w:r>
+            <w:proofErr w:type="spellEnd"/>
+            <w:r>
+              <w:rPr>
+                <w:sz w:val="15"/>
+                <w:lang w:val="pt-BR"/>
+              </w:rPr>
+              <w:t xml:space="preserve"> (&gt;6 meses, definição do projeto)</w:t>
             </w:r>
           </w:p>
         </w:tc>
@@ -6350,10 +9119,14 @@
           <w:p>
             <w:pPr>
               <w:spacing w:after="0" w:line="240" w:lineRule="auto"/>
+              <w:rPr>
+                <w:lang w:val="pt-BR"/>
+              </w:rPr>
             </w:pPr>
             <w:r>
               <w:rPr>
                 <w:sz w:val="15"/>
+                <w:lang w:val="pt-BR"/>
               </w:rPr>
               <w:t>Tempo de resposta a reviews</w:t>
             </w:r>
@@ -6372,8 +9145,16 @@
               <w:rPr>
                 <w:sz w:val="15"/>
               </w:rPr>
-              <w:t>3,15 dias</w:t>
-            </w:r>
+              <w:t xml:space="preserve">3,15 </w:t>
+            </w:r>
+            <w:proofErr w:type="spellStart"/>
+            <w:r>
+              <w:rPr>
+                <w:sz w:val="15"/>
+              </w:rPr>
+              <w:t>dias</w:t>
+            </w:r>
+            <w:proofErr w:type="spellEnd"/>
           </w:p>
         </w:tc>
       </w:tr>
@@ -6605,21 +9386,41 @@
     <w:p>
       <w:pPr>
         <w:spacing w:before="80"/>
-      </w:pPr>
-      <w:r>
+        <w:rPr>
+          <w:lang w:val="pt-BR"/>
+        </w:rPr>
+      </w:pPr>
+      <w:r>
+        <w:rPr>
+          <w:lang w:val="pt-BR"/>
+        </w:rPr>
         <w:t>Para esta versão final, o tempo médio de entrega foi padronizado em 12,47 dias, valor usado no diagnóstico logístico do relatório-base. O apêndice original do GitHub registra 12,56 dias; essa divergência deve ser conferida no notebook de logística antes da submissão, sem alterar os demais achados.</w:t>
       </w:r>
     </w:p>
     <w:p>
-      <w:r>
+      <w:pPr>
+        <w:rPr>
+          <w:lang w:val="pt-BR"/>
+        </w:rPr>
+      </w:pPr>
+      <w:r>
+        <w:rPr>
+          <w:lang w:val="pt-BR"/>
+        </w:rPr>
         <w:br w:type="page"/>
       </w:r>
     </w:p>
     <w:p>
       <w:pPr>
         <w:pStyle w:val="Heading1"/>
-      </w:pPr>
-      <w:r>
+        <w:rPr>
+          <w:lang w:val="pt-BR"/>
+        </w:rPr>
+      </w:pPr>
+      <w:r>
+        <w:rPr>
+          <w:lang w:val="pt-BR"/>
+        </w:rPr>
         <w:lastRenderedPageBreak/>
         <w:t>13. Recomendação Executiva</w:t>
       </w:r>
@@ -6627,108 +9428,364 @@
     <w:p>
       <w:pPr>
         <w:spacing w:after="100" w:line="252" w:lineRule="auto"/>
-      </w:pPr>
-      <w:r>
-        <w:t>Os dados não apontam para um único problema, mas para um conjunto conectado de fricções. Baixa recorrência, atrasos, reviews negativos, heterogeneidade de sellers e peso do frete se reforçam mutuamente. A oportunidade de IA Agêntica está justamente em conectar sinais que hoje seriam tratados de forma isolada e transformar diagnóstico em ação.</w:t>
+        <w:rPr>
+          <w:lang w:val="pt-BR"/>
+        </w:rPr>
+      </w:pPr>
+      <w:r>
+        <w:rPr>
+          <w:lang w:val="pt-BR"/>
+        </w:rPr>
+        <w:t xml:space="preserve">Os dados não apontam para um único problema, mas para um conjunto conectado de fricções. Baixa recorrência, atrasos, reviews negativos, heterogeneidade de </w:t>
+      </w:r>
+      <w:proofErr w:type="spellStart"/>
+      <w:r>
+        <w:rPr>
+          <w:lang w:val="pt-BR"/>
+        </w:rPr>
+        <w:t>sellers</w:t>
+      </w:r>
+      <w:proofErr w:type="spellEnd"/>
+      <w:r>
+        <w:rPr>
+          <w:lang w:val="pt-BR"/>
+        </w:rPr>
+        <w:t xml:space="preserve"> e peso do frete se reforçam mutuamente. A oportunidade de IA </w:t>
+      </w:r>
+      <w:proofErr w:type="spellStart"/>
+      <w:r>
+        <w:rPr>
+          <w:lang w:val="pt-BR"/>
+        </w:rPr>
+        <w:t>Agêntica</w:t>
+      </w:r>
+      <w:proofErr w:type="spellEnd"/>
+      <w:r>
+        <w:rPr>
+          <w:lang w:val="pt-BR"/>
+        </w:rPr>
+        <w:t xml:space="preserve"> está justamente em conectar sinais que hoje seriam tratados de forma isolada e transformar diagnóstico em ação.</w:t>
       </w:r>
     </w:p>
     <w:p>
       <w:pPr>
         <w:spacing w:after="100" w:line="252" w:lineRule="auto"/>
-      </w:pPr>
-      <w:r>
-        <w:t>A proposta de cinco agentes especialistas e um orquestrador cria uma visão escalável para as próximas fases da pós-graduação. O valor, porém, não está no número de agentes nem no grau máximo de autonomia. Está na capacidade de cada agente atuar sobre um problema mensurável, com dados adequados, usuários claros, guardrails e uma hipótese de impacto que possa ser validada.</w:t>
+        <w:rPr>
+          <w:lang w:val="pt-BR"/>
+        </w:rPr>
+      </w:pPr>
+      <w:r>
+        <w:rPr>
+          <w:lang w:val="pt-BR"/>
+        </w:rPr>
+        <w:t xml:space="preserve">A proposta de cinco agentes especialistas e um orquestrador cria uma visão escalável para as próximas fases da pós-graduação. O valor, porém, não está no número de agentes nem no grau máximo de autonomia. Está na capacidade de cada agente atuar sobre um problema mensurável, com dados adequados, usuários claros, </w:t>
+      </w:r>
+      <w:proofErr w:type="spellStart"/>
+      <w:r>
+        <w:rPr>
+          <w:lang w:val="pt-BR"/>
+        </w:rPr>
+        <w:t>guardrails</w:t>
+      </w:r>
+      <w:proofErr w:type="spellEnd"/>
+      <w:r>
+        <w:rPr>
+          <w:lang w:val="pt-BR"/>
+        </w:rPr>
+        <w:t xml:space="preserve"> e uma hipótese de impacto que possa ser validada.</w:t>
       </w:r>
     </w:p>
     <w:p>
       <w:pPr>
         <w:spacing w:after="100" w:line="252" w:lineRule="auto"/>
-      </w:pPr>
-      <w:r>
-        <w:t>A recomendação é começar por experiência e logística, onde os sinais são frequentes e o ciclo de aprendizado tende a ser mais rápido; evoluir para retenção e gestão de sellers; e, com dados, integrações e governança mais maduros, avançar para otimização econômica e orquestração executiva. Essa trajetória permite que a Olist migre de uma operação predominantemente reativa para uma operação progressivamente preditiva, proativa e assistida por agentes.</w:t>
+        <w:rPr>
+          <w:lang w:val="pt-BR"/>
+        </w:rPr>
+      </w:pPr>
+      <w:r>
+        <w:rPr>
+          <w:lang w:val="pt-BR"/>
+        </w:rPr>
+        <w:t xml:space="preserve">A recomendação é começar por experiência e logística, onde os sinais são frequentes e o ciclo de aprendizado tende a ser mais rápido; evoluir para retenção e gestão de </w:t>
+      </w:r>
+      <w:proofErr w:type="spellStart"/>
+      <w:r>
+        <w:rPr>
+          <w:lang w:val="pt-BR"/>
+        </w:rPr>
+        <w:t>sellers</w:t>
+      </w:r>
+      <w:proofErr w:type="spellEnd"/>
+      <w:r>
+        <w:rPr>
+          <w:lang w:val="pt-BR"/>
+        </w:rPr>
+        <w:t>; e, com dados, integrações e governança mais maduros, avançar para otimização econômica e orquestração executiva. Essa trajetória permite que a Olist migre de uma operação predominantemente reativa para uma operação progressivamente preditiva, proativa e assistida por agentes.</w:t>
       </w:r>
     </w:p>
     <w:p>
       <w:pPr>
         <w:pStyle w:val="Heading2"/>
-      </w:pPr>
-      <w:r>
+        <w:rPr>
+          <w:lang w:val="pt-BR"/>
+        </w:rPr>
+      </w:pPr>
+      <w:r>
+        <w:rPr>
+          <w:lang w:val="pt-BR"/>
+        </w:rPr>
         <w:t>Mensagem final para a diretoria</w:t>
       </w:r>
     </w:p>
     <w:p>
       <w:pPr>
         <w:spacing w:after="100" w:line="252" w:lineRule="auto"/>
-      </w:pPr>
-      <w:r>
-        <w:t>A IA Agêntica deve ser tratada como uma capacidade de negócio, não como uma coleção de chatbots. O desenho proposto conecta evidência, decisão e ação, mantendo pessoas no controle das decisões de maior impacto e criando uma base concreta para prototipação, orquestração e governança nas próximas fases.</w:t>
+        <w:rPr>
+          <w:lang w:val="pt-BR"/>
+        </w:rPr>
+      </w:pPr>
+      <w:r>
+        <w:rPr>
+          <w:lang w:val="pt-BR"/>
+        </w:rPr>
+        <w:t xml:space="preserve">A IA </w:t>
+      </w:r>
+      <w:proofErr w:type="spellStart"/>
+      <w:r>
+        <w:rPr>
+          <w:lang w:val="pt-BR"/>
+        </w:rPr>
+        <w:t>Agêntica</w:t>
+      </w:r>
+      <w:proofErr w:type="spellEnd"/>
+      <w:r>
+        <w:rPr>
+          <w:lang w:val="pt-BR"/>
+        </w:rPr>
+        <w:t xml:space="preserve"> deve ser tratada como uma capacidade de negócio, não como uma coleção de </w:t>
+      </w:r>
+      <w:proofErr w:type="spellStart"/>
+      <w:r>
+        <w:rPr>
+          <w:lang w:val="pt-BR"/>
+        </w:rPr>
+        <w:t>chatbots</w:t>
+      </w:r>
+      <w:proofErr w:type="spellEnd"/>
+      <w:r>
+        <w:rPr>
+          <w:lang w:val="pt-BR"/>
+        </w:rPr>
+        <w:t>. O desenho proposto conecta evidência, decisão e ação, mantendo pessoas no controle das decisões de maior impacto e criando uma base concreta para prototipação, orquestração e governança nas próximas fases.</w:t>
       </w:r>
     </w:p>
     <w:p>
-      <w:r>
+      <w:pPr>
+        <w:rPr>
+          <w:lang w:val="pt-BR"/>
+        </w:rPr>
+      </w:pPr>
+      <w:r>
+        <w:rPr>
+          <w:lang w:val="pt-BR"/>
+        </w:rPr>
         <w:br w:type="page"/>
       </w:r>
     </w:p>
     <w:p>
       <w:pPr>
         <w:pStyle w:val="Heading1"/>
-      </w:pPr>
-      <w:r>
+        <w:rPr>
+          <w:lang w:val="pt-BR"/>
+        </w:rPr>
+      </w:pPr>
+      <w:r>
+        <w:rPr>
+          <w:lang w:val="pt-BR"/>
+        </w:rPr>
         <w:lastRenderedPageBreak/>
         <w:t>14. Fontes do Projeto</w:t>
       </w:r>
     </w:p>
     <w:p>
-      <w:r>
+      <w:pPr>
+        <w:rPr>
+          <w:lang w:val="pt-BR"/>
+        </w:rPr>
+      </w:pPr>
+      <w:r>
+        <w:rPr>
+          <w:lang w:val="pt-BR"/>
+        </w:rPr>
         <w:t>Esta versão final consolida o enunciado oficial da Fase 1 e os artefatos atuais do repositório do grupo. Os valores e regras apresentados foram preservados conforme essas fontes; hipóteses futuras são identificadas como metas a validar.</w:t>
       </w:r>
     </w:p>
     <w:p>
       <w:pPr>
         <w:pStyle w:val="ListBullet"/>
-      </w:pPr>
-      <w:r>
-        <w:t>Enunciado oficial FIAP — Tech Challenge Agentic AI, Fase 1.</w:t>
+        <w:rPr>
+          <w:lang w:val="pt-BR"/>
+        </w:rPr>
+      </w:pPr>
+      <w:r>
+        <w:rPr>
+          <w:lang w:val="pt-BR"/>
+        </w:rPr>
+        <w:t xml:space="preserve">Enunciado oficial FIAP — Tech </w:t>
+      </w:r>
+      <w:proofErr w:type="spellStart"/>
+      <w:r>
+        <w:rPr>
+          <w:lang w:val="pt-BR"/>
+        </w:rPr>
+        <w:t>Challenge</w:t>
+      </w:r>
+      <w:proofErr w:type="spellEnd"/>
+      <w:r>
+        <w:rPr>
+          <w:lang w:val="pt-BR"/>
+        </w:rPr>
+        <w:t xml:space="preserve"> </w:t>
+      </w:r>
+      <w:proofErr w:type="spellStart"/>
+      <w:r>
+        <w:rPr>
+          <w:lang w:val="pt-BR"/>
+        </w:rPr>
+        <w:t>Agentic</w:t>
+      </w:r>
+      <w:proofErr w:type="spellEnd"/>
+      <w:r>
+        <w:rPr>
+          <w:lang w:val="pt-BR"/>
+        </w:rPr>
+        <w:t xml:space="preserve"> AI, Fase 1.</w:t>
       </w:r>
     </w:p>
     <w:p>
       <w:pPr>
         <w:pStyle w:val="ListBullet"/>
-      </w:pPr>
-      <w:r>
-        <w:t>Repositório do grupo — tech-challenge-fiap-agentes-ia (branch master).</w:t>
+        <w:rPr>
+          <w:lang w:val="pt-BR"/>
+        </w:rPr>
+      </w:pPr>
+      <w:r>
+        <w:rPr>
+          <w:lang w:val="pt-BR"/>
+        </w:rPr>
+        <w:t xml:space="preserve">Repositório do grupo — </w:t>
+      </w:r>
+      <w:proofErr w:type="spellStart"/>
+      <w:r>
+        <w:rPr>
+          <w:lang w:val="pt-BR"/>
+        </w:rPr>
+        <w:t>tech-challenge-fiap-agentes-ia</w:t>
+      </w:r>
+      <w:proofErr w:type="spellEnd"/>
+      <w:r>
+        <w:rPr>
+          <w:lang w:val="pt-BR"/>
+        </w:rPr>
+        <w:t xml:space="preserve"> (</w:t>
+      </w:r>
+      <w:proofErr w:type="spellStart"/>
+      <w:r>
+        <w:rPr>
+          <w:lang w:val="pt-BR"/>
+        </w:rPr>
+        <w:t>branch</w:t>
+      </w:r>
+      <w:proofErr w:type="spellEnd"/>
+      <w:r>
+        <w:rPr>
+          <w:lang w:val="pt-BR"/>
+        </w:rPr>
+        <w:t xml:space="preserve"> master).</w:t>
       </w:r>
     </w:p>
     <w:p>
       <w:pPr>
         <w:pStyle w:val="ListBullet"/>
-      </w:pPr>
-      <w:r>
-        <w:t>MAPA_AGENTES.md — nomenclatura canônica, interações, riscos e roadmap.</w:t>
+        <w:rPr>
+          <w:lang w:val="pt-BR"/>
+        </w:rPr>
+      </w:pPr>
+      <w:r>
+        <w:rPr>
+          <w:lang w:val="pt-BR"/>
+        </w:rPr>
+        <w:t xml:space="preserve">MAPA_AGENTES.md — nomenclatura canônica, interações, riscos e </w:t>
+      </w:r>
+      <w:proofErr w:type="spellStart"/>
+      <w:r>
+        <w:rPr>
+          <w:lang w:val="pt-BR"/>
+        </w:rPr>
+        <w:t>roadmap</w:t>
+      </w:r>
+      <w:proofErr w:type="spellEnd"/>
+      <w:r>
+        <w:rPr>
+          <w:lang w:val="pt-BR"/>
+        </w:rPr>
+        <w:t>.</w:t>
       </w:r>
     </w:p>
     <w:p>
       <w:pPr>
         <w:pStyle w:val="ListBullet"/>
-      </w:pPr>
-      <w:r>
+        <w:rPr>
+          <w:lang w:val="pt-BR"/>
+        </w:rPr>
+      </w:pPr>
+      <w:r>
+        <w:rPr>
+          <w:lang w:val="pt-BR"/>
+        </w:rPr>
         <w:t>PROMPTS_ESTRUTURADOS.md — objetivo, contexto, instrução e resultado esperado por agente.</w:t>
       </w:r>
     </w:p>
     <w:p>
       <w:pPr>
         <w:pStyle w:val="ListBullet"/>
-      </w:pPr>
-      <w:r>
+        <w:rPr>
+          <w:lang w:val="pt-BR"/>
+        </w:rPr>
+      </w:pPr>
+      <w:r>
+        <w:rPr>
+          <w:lang w:val="pt-BR"/>
+        </w:rPr>
         <w:t>ARQUITETURA.html — cinco camadas da arquitetura conceitual.</w:t>
       </w:r>
     </w:p>
     <w:p>
       <w:pPr>
         <w:pStyle w:val="ListBullet"/>
-      </w:pPr>
-      <w:r>
-        <w:t>RELATORIO_EXECUTIVO.md e notebooks 01–07 — diagnóstico e indicadores do dataset.</w:t>
+        <w:rPr>
+          <w:lang w:val="pt-BR"/>
+        </w:rPr>
+      </w:pPr>
+      <w:r>
+        <w:rPr>
+          <w:lang w:val="pt-BR"/>
+        </w:rPr>
+        <w:t xml:space="preserve">RELATORIO_EXECUTIVO.md e notebooks 01–07 — diagnóstico e indicadores do </w:t>
+      </w:r>
+      <w:proofErr w:type="spellStart"/>
+      <w:r>
+        <w:rPr>
+          <w:lang w:val="pt-BR"/>
+        </w:rPr>
+        <w:t>dataset</w:t>
+      </w:r>
+      <w:proofErr w:type="spellEnd"/>
+      <w:r>
+        <w:rPr>
+          <w:lang w:val="pt-BR"/>
+        </w:rPr>
+        <w:t>.</w:t>
       </w:r>
     </w:p>
     <w:p>
@@ -6736,9 +9793,22 @@
         <w:pStyle w:val="Heading1"/>
         <w:pageBreakBefore/>
       </w:pPr>
+      <w:proofErr w:type="spellStart"/>
       <w:r>
         <w:lastRenderedPageBreak/>
-        <w:t>Apêndice A — Rastreabilidade dos Entregáveis</w:t>
+        <w:t>Apêndice</w:t>
+      </w:r>
+      <w:proofErr w:type="spellEnd"/>
+      <w:r>
+        <w:t xml:space="preserve"> A — </w:t>
+      </w:r>
+      <w:proofErr w:type="spellStart"/>
+      <w:r>
+        <w:t>Rastreabilidade</w:t>
+      </w:r>
+      <w:proofErr w:type="spellEnd"/>
+      <w:r>
+        <w:t xml:space="preserve"> dos Entregáveis</w:t>
       </w:r>
     </w:p>
     <w:tbl>
@@ -6885,10 +9955,14 @@
           <w:p>
             <w:pPr>
               <w:spacing w:after="0" w:line="240" w:lineRule="auto"/>
+              <w:rPr>
+                <w:lang w:val="pt-BR"/>
+              </w:rPr>
             </w:pPr>
             <w:r>
               <w:rPr>
                 <w:sz w:val="16"/>
+                <w:lang w:val="pt-BR"/>
               </w:rPr>
               <w:t>Sugestões de uso de IA</w:t>
             </w:r>
@@ -6903,11 +9977,19 @@
             <w:pPr>
               <w:spacing w:after="0" w:line="240" w:lineRule="auto"/>
             </w:pPr>
+            <w:proofErr w:type="spellStart"/>
             <w:r>
               <w:rPr>
                 <w:sz w:val="16"/>
               </w:rPr>
-              <w:t>Seções 6 e 8</w:t>
+              <w:t>Seções</w:t>
+            </w:r>
+            <w:proofErr w:type="spellEnd"/>
+            <w:r>
+              <w:rPr>
+                <w:sz w:val="16"/>
+              </w:rPr>
+              <w:t xml:space="preserve"> 6 e 8</w:t>
             </w:r>
           </w:p>
         </w:tc>
@@ -7136,10 +10218,14 @@
           <w:p>
             <w:pPr>
               <w:spacing w:after="0" w:line="240" w:lineRule="auto"/>
+              <w:rPr>
+                <w:lang w:val="pt-BR"/>
+              </w:rPr>
             </w:pPr>
             <w:r>
               <w:rPr>
                 <w:sz w:val="16"/>
+                <w:lang w:val="pt-BR"/>
               </w:rPr>
               <w:t>Inserir link final nesta seção antes da submissão</w:t>
             </w:r>
@@ -7151,15 +10237,34 @@
       <w:pPr>
         <w:pStyle w:val="Heading2"/>
       </w:pPr>
-      <w:r>
-        <w:t>Apêndice B — Materiais consolidados</w:t>
+      <w:proofErr w:type="spellStart"/>
+      <w:r>
+        <w:t>Apêndice</w:t>
+      </w:r>
+      <w:proofErr w:type="spellEnd"/>
+      <w:r>
+        <w:t xml:space="preserve"> B — </w:t>
+      </w:r>
+      <w:proofErr w:type="spellStart"/>
+      <w:r>
+        <w:t>Materiais</w:t>
+      </w:r>
+      <w:proofErr w:type="spellEnd"/>
+      <w:r>
+        <w:t xml:space="preserve"> consolidados</w:t>
       </w:r>
     </w:p>
     <w:p>
       <w:pPr>
         <w:pStyle w:val="ListBullet"/>
-      </w:pPr>
-      <w:r>
+        <w:rPr>
+          <w:lang w:val="pt-BR"/>
+        </w:rPr>
+      </w:pPr>
+      <w:r>
+        <w:rPr>
+          <w:lang w:val="pt-BR"/>
+        </w:rPr>
         <w:t>Enunciado oficial: TECH CHALLENGE AGENTIC AI — FASE 1.pdf</w:t>
       </w:r>
     </w:p>
@@ -7174,8 +10279,14 @@
     <w:p>
       <w:pPr>
         <w:pStyle w:val="ListBullet"/>
-      </w:pPr>
-      <w:r>
+        <w:rPr>
+          <w:lang w:val="pt-BR"/>
+        </w:rPr>
+      </w:pPr>
+      <w:r>
+        <w:rPr>
+          <w:lang w:val="pt-BR"/>
+        </w:rPr>
         <w:t>MAPA_AGENTES.md / MAPA_AGENTES.html</w:t>
       </w:r>
     </w:p>
@@ -7198,21 +10309,33 @@
     <w:p>
       <w:pPr>
         <w:pStyle w:val="ListBullet"/>
-      </w:pPr>
-      <w:r>
+        <w:rPr>
+          <w:lang w:val="pt-BR"/>
+        </w:rPr>
+      </w:pPr>
+      <w:r>
+        <w:rPr>
+          <w:lang w:val="pt-BR"/>
+        </w:rPr>
         <w:t>Notebooks 01 a 07 e outputs analíticos do repositório</w:t>
       </w:r>
     </w:p>
     <w:p>
       <w:pPr>
         <w:spacing w:before="80"/>
-      </w:pPr>
-      <w:r>
+        <w:rPr>
+          <w:lang w:val="pt-BR"/>
+        </w:rPr>
+      </w:pPr>
+      <w:r>
+        <w:rPr>
+          <w:lang w:val="pt-BR"/>
+        </w:rPr>
         <w:t>Vídeo executivo (até 5 minutos): [INSERIR LINK APÓS PUBLICAÇÃO]</w:t>
       </w:r>
     </w:p>
     <w:sectPr>
-      <w:footerReference w:type="default" r:id="rId8"/>
+      <w:footerReference w:type="default" r:id="rId10"/>
       <w:pgSz w:w="12240" w:h="15840"/>
       <w:pgMar w:top="936" w:right="1008" w:bottom="936" w:left="1008" w:header="720" w:footer="720" w:gutter="0"/>
       <w:cols w:space="720"/>
@@ -18903,6 +22026,29 @@
       <w:sz w:val="16"/>
     </w:rPr>
   </w:style>
+  <w:style w:type="character" w:styleId="Hyperlink">
+    <w:name w:val="Hyperlink"/>
+    <w:basedOn w:val="DefaultParagraphFont"/>
+    <w:uiPriority w:val="99"/>
+    <w:unhideWhenUsed/>
+    <w:rsid w:val="00103C82"/>
+    <w:rPr>
+      <w:color w:val="0000FF" w:themeColor="hyperlink"/>
+      <w:u w:val="single"/>
+    </w:rPr>
+  </w:style>
+  <w:style w:type="character" w:styleId="UnresolvedMention">
+    <w:name w:val="Unresolved Mention"/>
+    <w:basedOn w:val="DefaultParagraphFont"/>
+    <w:uiPriority w:val="99"/>
+    <w:semiHidden/>
+    <w:unhideWhenUsed/>
+    <w:rsid w:val="00103C82"/>
+    <w:rPr>
+      <w:color w:val="605E5C"/>
+      <w:shd w:val="clear" w:color="auto" w:fill="E1DFDD"/>
+    </w:rPr>
+  </w:style>
 </w:styles>
 </file>
 
